--- a/entregables/Ficha-Tecnica-NBU.docx
+++ b/entregables/Ficha-Tecnica-NBU.docx
@@ -6,6 +6,7 @@
       <w:pPr>
         <w:pStyle w:val="Title"/>
         <w:keepNext/>
+        <w:pageBreakBefore w:val="0"/>
       </w:pPr>
       <w:r>
         <w:rPr>
@@ -19,6 +20,7 @@
     </w:p>
     <w:p>
       <w:pPr>
+        <w:pageBreakBefore w:val="0"/>
         <w:spacing w:after="200"/>
       </w:pPr>
       <w:r>
@@ -33,6 +35,7 @@
     <w:p>
       <w:pPr>
         <w:pStyle w:val="Heading1"/>
+        <w:pageBreakBefore w:val="0"/>
       </w:pPr>
       <w:r>
         <w:t>Información general</w:t>
@@ -268,22 +271,14 @@
             </w:tcMar>
           </w:tcPr>
           <w:p>
-            <w:pPr>
-              <w:spacing w:after="0" w:line="240" w:lineRule="auto"/>
-            </w:pPr>
-            <w:r/>
             <w:r>
-              <w:rPr>
-                <w:rFonts w:ascii="Arial" w:hAnsi="Arial"/>
-                <w:b w:val="0"/>
-                <w:color w:val="182B43"/>
-                <w:sz w:val="18"/>
-              </w:rPr>
               <w:t>Carlos Jose Maltes Martinez</w:t>
               <w:br/>
               <w:t>Verno Jose Chaves Lopez</w:t>
               <w:br/>
               <w:t>Dereck Sahid Davila Duarte</w:t>
+              <w:br/>
+              <w:t>Ismael Exequiel Noguera Arias</w:t>
             </w:r>
           </w:p>
         </w:tc>
@@ -330,17 +325,7 @@
             </w:tcMar>
           </w:tcPr>
           <w:p>
-            <w:pPr>
-              <w:spacing w:after="0" w:line="240" w:lineRule="auto"/>
-            </w:pPr>
-            <w:r/>
             <w:r>
-              <w:rPr>
-                <w:rFonts w:ascii="Arial" w:hAnsi="Arial"/>
-                <w:b w:val="0"/>
-                <w:color w:val="182B43"/>
-                <w:sz w:val="18"/>
-              </w:rPr>
               <w:t>Ing. Carlos Gaitán</w:t>
             </w:r>
           </w:p>
@@ -523,12 +508,14 @@
     </w:tbl>
     <w:p>
       <w:pPr>
+        <w:pageBreakBefore w:val="0"/>
         <w:spacing w:after="0"/>
       </w:pPr>
     </w:p>
     <w:p>
       <w:pPr>
         <w:pStyle w:val="Heading1"/>
+        <w:pageBreakBefore w:val="0"/>
       </w:pPr>
       <w:r>
         <w:t>Descripción</w:t>
@@ -536,6 +523,7 @@
     </w:p>
     <w:p>
       <w:pPr>
+        <w:pageBreakBefore w:val="0"/>
         <w:widowControl/>
       </w:pPr>
       <w:r>
@@ -549,6 +537,7 @@
     <w:p>
       <w:pPr>
         <w:pStyle w:val="Heading1"/>
+        <w:pageBreakBefore w:val="0"/>
       </w:pPr>
       <w:r>
         <w:t>Módulos funcionales</w:t>
@@ -861,12 +850,14 @@
     </w:tbl>
     <w:p>
       <w:pPr>
+        <w:pageBreakBefore w:val="0"/>
         <w:spacing w:after="0"/>
       </w:pPr>
     </w:p>
     <w:p>
       <w:pPr>
         <w:pStyle w:val="Heading1"/>
+        <w:pageBreakBefore w:val="0"/>
       </w:pPr>
       <w:r>
         <w:t>Tecnologías y arquitectura</w:t>
@@ -1237,17 +1228,20 @@
     </w:tbl>
     <w:p>
       <w:pPr>
+        <w:pageBreakBefore w:val="0"/>
         <w:spacing w:after="0"/>
       </w:pPr>
     </w:p>
     <w:p>
-      <w:r>
-        <w:br w:type="page"/>
-      </w:r>
+      <w:pPr>
+        <w:pageBreakBefore w:val="0"/>
+      </w:pPr>
+      <w:r/>
     </w:p>
     <w:p>
       <w:pPr>
         <w:pStyle w:val="Heading1"/>
+        <w:pageBreakBefore w:val="0"/>
       </w:pPr>
       <w:r>
         <w:t>Identidad visual</w:t>
@@ -1787,12 +1781,14 @@
     </w:tbl>
     <w:p>
       <w:pPr>
+        <w:pageBreakBefore w:val="0"/>
         <w:spacing w:after="0"/>
       </w:pPr>
     </w:p>
     <w:p>
       <w:pPr>
         <w:pStyle w:val="Heading1"/>
+        <w:pageBreakBefore w:val="0"/>
       </w:pPr>
       <w:r>
         <w:t>Desglose de avances</w:t>
@@ -2843,17 +2839,20 @@
     </w:tbl>
     <w:p>
       <w:pPr>
+        <w:pageBreakBefore w:val="0"/>
         <w:spacing w:after="0"/>
       </w:pPr>
     </w:p>
     <w:p>
-      <w:r>
-        <w:br w:type="page"/>
-      </w:r>
+      <w:pPr>
+        <w:pageBreakBefore w:val="0"/>
+      </w:pPr>
+      <w:r/>
     </w:p>
     <w:p>
       <w:pPr>
         <w:pStyle w:val="Heading2"/>
+        <w:pageBreakBefore w:val="0"/>
       </w:pPr>
       <w:r>
         <w:t>Cronograma semanal de referencia</w:t>
@@ -3651,11 +3650,13 @@
     </w:tbl>
     <w:p>
       <w:pPr>
+        <w:pageBreakBefore w:val="0"/>
         <w:spacing w:after="0"/>
       </w:pPr>
     </w:p>
     <w:p>
       <w:pPr>
+        <w:pageBreakBefore w:val="0"/>
         <w:widowControl/>
       </w:pPr>
       <w:r>
@@ -3669,6 +3670,7 @@
     <w:p>
       <w:pPr>
         <w:pStyle w:val="Heading1"/>
+        <w:pageBreakBefore w:val="0"/>
       </w:pPr>
       <w:r>
         <w:t>Entregables</w:t>
@@ -4294,17 +4296,20 @@
     </w:tbl>
     <w:p>
       <w:pPr>
+        <w:pageBreakBefore w:val="0"/>
         <w:spacing w:after="0"/>
       </w:pPr>
     </w:p>
     <w:p>
-      <w:r>
-        <w:br w:type="page"/>
-      </w:r>
+      <w:pPr>
+        <w:pageBreakBefore w:val="0"/>
+      </w:pPr>
+      <w:r/>
     </w:p>
     <w:p>
       <w:pPr>
         <w:pStyle w:val="Heading1"/>
+        <w:pageBreakBefore w:val="0"/>
       </w:pPr>
       <w:r>
         <w:t>Evaluación del proyecto</w:t>
@@ -4733,12 +4738,14 @@
     </w:tbl>
     <w:p>
       <w:pPr>
+        <w:pageBreakBefore w:val="0"/>
         <w:spacing w:after="0"/>
       </w:pPr>
     </w:p>
     <w:p>
       <w:pPr>
         <w:pStyle w:val="Heading1"/>
+        <w:pageBreakBefore w:val="0"/>
       </w:pPr>
       <w:r>
         <w:t>Firmas</w:t>
@@ -5058,18 +5065,8 @@
             </w:tcMar>
           </w:tcPr>
           <w:p>
-            <w:pPr>
-              <w:spacing w:after="0" w:line="240" w:lineRule="auto"/>
-            </w:pPr>
-            <w:r/>
             <w:r>
-              <w:rPr>
-                <w:rFonts w:ascii="Arial" w:hAnsi="Arial"/>
-                <w:b w:val="0"/>
-                <w:color w:val="182B43"/>
-                <w:sz w:val="14"/>
-              </w:rPr>
-              <w:t>Ing. Carlos Gaitán</w:t>
+              <w:t>Ismael Exequiel Noguera Arias</w:t>
             </w:r>
           </w:p>
         </w:tc>
@@ -5102,14 +5099,86 @@
           </w:p>
         </w:tc>
       </w:tr>
+      <w:tr>
+        <w:tc>
+          <w:tcPr>
+            <w:tcW w:type="dxa" w:w="3384"/>
+            <w:vAlign w:val="center"/>
+            <w:shd w:fill="FFFFFF"/>
+            <w:tcMar>
+              <w:top w:w="95" w:type="dxa"/>
+              <w:start w:w="115" w:type="dxa"/>
+              <w:bottom w:w="95" w:type="dxa"/>
+              <w:end w:w="115" w:type="dxa"/>
+            </w:tcMar>
+          </w:tcPr>
+          <w:p>
+            <w:r>
+              <w:t>Ing. Carlos Gaitán</w:t>
+            </w:r>
+          </w:p>
+        </w:tc>
+        <w:tc>
+          <w:tcPr>
+            <w:tcW w:type="dxa" w:w="1872"/>
+            <w:vAlign w:val="center"/>
+            <w:shd w:fill="FFFFFF"/>
+            <w:tcMar>
+              <w:top w:w="95" w:type="dxa"/>
+              <w:start w:w="115" w:type="dxa"/>
+              <w:bottom w:w="95" w:type="dxa"/>
+              <w:end w:w="115" w:type="dxa"/>
+            </w:tcMar>
+          </w:tcPr>
+          <w:p>
+            <w:r>
+              <w:t>__________</w:t>
+            </w:r>
+          </w:p>
+        </w:tc>
+        <w:tc>
+          <w:tcPr>
+            <w:tcW w:type="dxa" w:w="3384"/>
+            <w:vAlign w:val="center"/>
+            <w:shd w:fill="FFFFFF"/>
+            <w:tcMar>
+              <w:top w:w="95" w:type="dxa"/>
+              <w:start w:w="115" w:type="dxa"/>
+              <w:bottom w:w="95" w:type="dxa"/>
+              <w:end w:w="115" w:type="dxa"/>
+            </w:tcMar>
+          </w:tcPr>
+          <w:p>
+            <w:r/>
+          </w:p>
+        </w:tc>
+        <w:tc>
+          <w:tcPr>
+            <w:tcW w:type="dxa" w:w="1872"/>
+            <w:vAlign w:val="center"/>
+            <w:shd w:fill="FFFFFF"/>
+            <w:tcMar>
+              <w:top w:w="95" w:type="dxa"/>
+              <w:start w:w="115" w:type="dxa"/>
+              <w:bottom w:w="95" w:type="dxa"/>
+              <w:end w:w="115" w:type="dxa"/>
+            </w:tcMar>
+          </w:tcPr>
+          <w:p>
+            <w:r/>
+          </w:p>
+        </w:tc>
+      </w:tr>
     </w:tbl>
     <w:p>
       <w:pPr>
+        <w:pageBreakBefore w:val="0"/>
         <w:spacing w:after="0"/>
       </w:pPr>
     </w:p>
     <w:p>
       <w:pPr>
+        <w:pageBreakBefore w:val="0"/>
         <w:widowControl/>
       </w:pPr>
       <w:r>

--- a/entregables/Ficha-Tecnica-NBU.docx
+++ b/entregables/Ficha-Tecnica-NBU.docx
@@ -4,38 +4,93 @@
   <w:body>
     <w:p>
       <w:pPr>
-        <w:pStyle w:val="Title"/>
-        <w:keepNext/>
-        <w:pageBreakBefore w:val="0"/>
+        <w:spacing w:before="40" w:after="60"/>
+        <w:jc w:val="center"/>
+      </w:pPr>
+      <w:r>
+        <w:drawing>
+          <wp:inline xmlns:a="http://schemas.openxmlformats.org/drawingml/2006/main" xmlns:pic="http://schemas.openxmlformats.org/drawingml/2006/picture">
+            <wp:extent cx="676656" cy="676656"/>
+            <wp:docPr id="1" name="Picture 1"/>
+            <wp:cNvGraphicFramePr>
+              <a:graphicFrameLocks noChangeAspect="1"/>
+            </wp:cNvGraphicFramePr>
+            <a:graphic>
+              <a:graphicData uri="http://schemas.openxmlformats.org/drawingml/2006/picture">
+                <pic:pic>
+                  <pic:nvPicPr>
+                    <pic:cNvPr id="0" name="nbu-mark.png"/>
+                    <pic:cNvPicPr/>
+                  </pic:nvPicPr>
+                  <pic:blipFill>
+                    <a:blip r:embed="rId11"/>
+                    <a:stretch>
+                      <a:fillRect/>
+                    </a:stretch>
+                  </pic:blipFill>
+                  <pic:spPr>
+                    <a:xfrm>
+                      <a:off x="0" y="0"/>
+                      <a:ext cx="676656" cy="676656"/>
+                    </a:xfrm>
+                    <a:prstGeom prst="rect"/>
+                  </pic:spPr>
+                </pic:pic>
+              </a:graphicData>
+            </a:graphic>
+          </wp:inline>
+        </w:drawing>
+      </w:r>
+    </w:p>
+    <w:p>
+      <w:pPr>
+        <w:spacing w:after="0"/>
+        <w:jc w:val="center"/>
       </w:pPr>
       <w:r>
         <w:rPr>
           <w:rFonts w:ascii="Arial" w:hAnsi="Arial"/>
           <w:b/>
-          <w:color w:val="000000"/>
-          <w:sz w:val="50"/>
+          <w:color w:val="20B6C3"/>
+          <w:sz w:val="17"/>
         </w:rPr>
-        <w:t>Ficha técnica del proyecto NBU</w:t>
+        <w:t>FICHA TÉCNICA DEL PROYECTO</w:t>
       </w:r>
     </w:p>
     <w:p>
       <w:pPr>
-        <w:pageBreakBefore w:val="0"/>
-        <w:spacing w:after="200"/>
+        <w:pStyle w:val="Title"/>
+        <w:spacing w:after="60"/>
+        <w:jc w:val="center"/>
       </w:pPr>
       <w:r>
         <w:rPr>
           <w:rFonts w:ascii="Arial" w:hAnsi="Arial"/>
+          <w:b/>
+          <w:color w:val="092754"/>
+          <w:sz w:val="48"/>
+        </w:rPr>
+        <w:t>NBU</w:t>
+      </w:r>
+    </w:p>
+    <w:p>
+      <w:pPr>
+        <w:spacing w:after="160"/>
+        <w:jc w:val="center"/>
+      </w:pPr>
+      <w:r>
+        <w:rPr>
+          <w:rFonts w:ascii="Arial" w:hAnsi="Arial"/>
+          <w:b w:val="0"/>
           <w:color w:val="64758A"/>
-          <w:sz w:val="21"/>
+          <w:sz w:val="19"/>
         </w:rPr>
-        <w:t>Programación Estructurada  ·  Aplicaciones web y de escritorio con arquitectura MVC</w:t>
+        <w:t>Nicaragua Becas Universitarias  ·  Tu esfuerzo abre oportunidades</w:t>
       </w:r>
     </w:p>
     <w:p>
       <w:pPr>
         <w:pStyle w:val="Heading1"/>
-        <w:pageBreakBefore w:val="0"/>
       </w:pPr>
       <w:r>
         <w:t>Información general</w:t>
@@ -43,14 +98,15 @@
     </w:p>
     <w:tbl>
       <w:tblPr>
+        <w:tblStyle w:val="TableGrid"/>
         <w:tblW w:type="auto" w:w="0"/>
         <w:jc w:val="center"/>
         <w:tblLayout w:type="fixed"/>
         <w:tblLook w:firstColumn="1" w:firstRow="1" w:lastColumn="0" w:lastRow="0" w:noHBand="0" w:noVBand="1" w:val="04A0"/>
       </w:tblPr>
       <w:tblGrid>
-        <w:gridCol w:w="2232"/>
-        <w:gridCol w:w="8280"/>
+        <w:gridCol w:w="2088"/>
+        <w:gridCol w:w="7805"/>
       </w:tblGrid>
       <w:tr>
         <w:trPr>
@@ -58,19 +114,19 @@
         </w:trPr>
         <w:tc>
           <w:tcPr>
-            <w:tcW w:type="dxa" w:w="2232"/>
+            <w:tcW w:type="dxa" w:w="2088"/>
+            <w:vAlign w:val="center"/>
             <w:shd w:fill="092754"/>
             <w:tcMar>
-              <w:top w:w="95" w:type="dxa"/>
-              <w:start w:w="115" w:type="dxa"/>
-              <w:bottom w:w="95" w:type="dxa"/>
-              <w:end w:w="115" w:type="dxa"/>
+              <w:top w:w="80" w:type="dxa"/>
+              <w:start w:w="100" w:type="dxa"/>
+              <w:bottom w:w="80" w:type="dxa"/>
+              <w:end w:w="100" w:type="dxa"/>
             </w:tcMar>
-            <w:vAlign w:val="center"/>
           </w:tcPr>
           <w:p>
             <w:pPr>
-              <w:spacing w:after="0"/>
+              <w:spacing w:after="0" w:line="245" w:lineRule="auto"/>
             </w:pPr>
             <w:r/>
             <w:r>
@@ -78,7 +134,7 @@
                 <w:rFonts w:ascii="Arial" w:hAnsi="Arial"/>
                 <w:b/>
                 <w:color w:val="FFFFFF"/>
-                <w:sz w:val="18"/>
+                <w:sz w:val="17"/>
               </w:rPr>
               <w:t>Campo</w:t>
             </w:r>
@@ -86,19 +142,19 @@
         </w:tc>
         <w:tc>
           <w:tcPr>
-            <w:tcW w:type="dxa" w:w="8280"/>
+            <w:tcW w:type="dxa" w:w="7805"/>
+            <w:vAlign w:val="center"/>
             <w:shd w:fill="092754"/>
             <w:tcMar>
-              <w:top w:w="95" w:type="dxa"/>
-              <w:start w:w="115" w:type="dxa"/>
-              <w:bottom w:w="95" w:type="dxa"/>
-              <w:end w:w="115" w:type="dxa"/>
+              <w:top w:w="80" w:type="dxa"/>
+              <w:start w:w="100" w:type="dxa"/>
+              <w:bottom w:w="80" w:type="dxa"/>
+              <w:end w:w="100" w:type="dxa"/>
             </w:tcMar>
-            <w:vAlign w:val="center"/>
           </w:tcPr>
           <w:p>
             <w:pPr>
-              <w:spacing w:after="0"/>
+              <w:spacing w:after="0" w:line="245" w:lineRule="auto"/>
             </w:pPr>
             <w:r/>
             <w:r>
@@ -106,9 +162,9 @@
                 <w:rFonts w:ascii="Arial" w:hAnsi="Arial"/>
                 <w:b/>
                 <w:color w:val="FFFFFF"/>
-                <w:sz w:val="18"/>
+                <w:sz w:val="17"/>
               </w:rPr>
-              <w:t>Información</w:t>
+              <w:t>Información del equipo</w:t>
             </w:r>
           </w:p>
         </w:tc>
@@ -116,19 +172,19 @@
       <w:tr>
         <w:tc>
           <w:tcPr>
-            <w:tcW w:type="dxa" w:w="2232"/>
+            <w:tcW w:type="dxa" w:w="2088"/>
             <w:vAlign w:val="center"/>
             <w:shd w:fill="EFF5FA"/>
             <w:tcMar>
-              <w:top w:w="95" w:type="dxa"/>
-              <w:start w:w="115" w:type="dxa"/>
-              <w:bottom w:w="95" w:type="dxa"/>
-              <w:end w:w="115" w:type="dxa"/>
+              <w:top w:w="80" w:type="dxa"/>
+              <w:start w:w="100" w:type="dxa"/>
+              <w:bottom w:w="80" w:type="dxa"/>
+              <w:end w:w="100" w:type="dxa"/>
             </w:tcMar>
           </w:tcPr>
           <w:p>
             <w:pPr>
-              <w:spacing w:after="0" w:line="240" w:lineRule="auto"/>
+              <w:spacing w:after="0" w:line="245" w:lineRule="auto"/>
             </w:pPr>
             <w:r/>
             <w:r>
@@ -136,27 +192,27 @@
                 <w:rFonts w:ascii="Arial" w:hAnsi="Arial"/>
                 <w:b/>
                 <w:color w:val="182B43"/>
-                <w:sz w:val="18"/>
+                <w:sz w:val="17"/>
               </w:rPr>
-              <w:t>Nombre</w:t>
+              <w:t>Asignatura</w:t>
             </w:r>
           </w:p>
         </w:tc>
         <w:tc>
           <w:tcPr>
-            <w:tcW w:type="dxa" w:w="8280"/>
+            <w:tcW w:type="dxa" w:w="7805"/>
             <w:vAlign w:val="center"/>
             <w:shd w:fill="EFF5FA"/>
             <w:tcMar>
-              <w:top w:w="95" w:type="dxa"/>
-              <w:start w:w="115" w:type="dxa"/>
-              <w:bottom w:w="95" w:type="dxa"/>
-              <w:end w:w="115" w:type="dxa"/>
+              <w:top w:w="80" w:type="dxa"/>
+              <w:start w:w="100" w:type="dxa"/>
+              <w:bottom w:w="80" w:type="dxa"/>
+              <w:end w:w="100" w:type="dxa"/>
             </w:tcMar>
           </w:tcPr>
           <w:p>
             <w:pPr>
-              <w:spacing w:after="0" w:line="240" w:lineRule="auto"/>
+              <w:spacing w:after="0" w:line="245" w:lineRule="auto"/>
             </w:pPr>
             <w:r/>
             <w:r>
@@ -164,9 +220,9 @@
                 <w:rFonts w:ascii="Arial" w:hAnsi="Arial"/>
                 <w:b w:val="0"/>
                 <w:color w:val="182B43"/>
-                <w:sz w:val="18"/>
+                <w:sz w:val="17"/>
               </w:rPr>
-              <w:t>NBU — Nicaragua Becas Universitarias</w:t>
+              <w:t>Programación Estructurada en C#</w:t>
             </w:r>
           </w:p>
         </w:tc>
@@ -174,19 +230,19 @@
       <w:tr>
         <w:tc>
           <w:tcPr>
-            <w:tcW w:type="dxa" w:w="2232"/>
+            <w:tcW w:type="dxa" w:w="2088"/>
             <w:vAlign w:val="center"/>
             <w:shd w:fill="FFFFFF"/>
             <w:tcMar>
-              <w:top w:w="95" w:type="dxa"/>
-              <w:start w:w="115" w:type="dxa"/>
-              <w:bottom w:w="95" w:type="dxa"/>
-              <w:end w:w="115" w:type="dxa"/>
+              <w:top w:w="80" w:type="dxa"/>
+              <w:start w:w="100" w:type="dxa"/>
+              <w:bottom w:w="80" w:type="dxa"/>
+              <w:end w:w="100" w:type="dxa"/>
             </w:tcMar>
           </w:tcPr>
           <w:p>
             <w:pPr>
-              <w:spacing w:after="0" w:line="240" w:lineRule="auto"/>
+              <w:spacing w:after="0" w:line="245" w:lineRule="auto"/>
             </w:pPr>
             <w:r/>
             <w:r>
@@ -194,7 +250,7 @@
                 <w:rFonts w:ascii="Arial" w:hAnsi="Arial"/>
                 <w:b/>
                 <w:color w:val="182B43"/>
-                <w:sz w:val="18"/>
+                <w:sz w:val="17"/>
               </w:rPr>
               <w:t>Grupo</w:t>
             </w:r>
@@ -202,19 +258,19 @@
         </w:tc>
         <w:tc>
           <w:tcPr>
-            <w:tcW w:type="dxa" w:w="8280"/>
+            <w:tcW w:type="dxa" w:w="7805"/>
             <w:vAlign w:val="center"/>
             <w:shd w:fill="FFFFFF"/>
             <w:tcMar>
-              <w:top w:w="95" w:type="dxa"/>
-              <w:start w:w="115" w:type="dxa"/>
-              <w:bottom w:w="95" w:type="dxa"/>
-              <w:end w:w="115" w:type="dxa"/>
+              <w:top w:w="80" w:type="dxa"/>
+              <w:start w:w="100" w:type="dxa"/>
+              <w:bottom w:w="80" w:type="dxa"/>
+              <w:end w:w="100" w:type="dxa"/>
             </w:tcMar>
           </w:tcPr>
           <w:p>
             <w:pPr>
-              <w:spacing w:after="0" w:line="240" w:lineRule="auto"/>
+              <w:spacing w:after="0" w:line="245" w:lineRule="auto"/>
             </w:pPr>
             <w:r/>
             <w:r>
@@ -222,7 +278,7 @@
                 <w:rFonts w:ascii="Arial" w:hAnsi="Arial"/>
                 <w:b w:val="0"/>
                 <w:color w:val="182B43"/>
-                <w:sz w:val="18"/>
+                <w:sz w:val="17"/>
               </w:rPr>
               <w:t>INS-1111</w:t>
             </w:r>
@@ -232,405 +288,19 @@
       <w:tr>
         <w:tc>
           <w:tcPr>
-            <w:tcW w:type="dxa" w:w="2232"/>
+            <w:tcW w:type="dxa" w:w="2088"/>
             <w:vAlign w:val="center"/>
             <w:shd w:fill="EFF5FA"/>
             <w:tcMar>
-              <w:top w:w="95" w:type="dxa"/>
-              <w:start w:w="115" w:type="dxa"/>
-              <w:bottom w:w="95" w:type="dxa"/>
-              <w:end w:w="115" w:type="dxa"/>
+              <w:top w:w="80" w:type="dxa"/>
+              <w:start w:w="100" w:type="dxa"/>
+              <w:bottom w:w="80" w:type="dxa"/>
+              <w:end w:w="100" w:type="dxa"/>
             </w:tcMar>
           </w:tcPr>
           <w:p>
             <w:pPr>
-              <w:spacing w:after="0" w:line="240" w:lineRule="auto"/>
-            </w:pPr>
-            <w:r/>
-            <w:r>
-              <w:rPr>
-                <w:rFonts w:ascii="Arial" w:hAnsi="Arial"/>
-                <w:b/>
-                <w:color w:val="182B43"/>
-                <w:sz w:val="18"/>
-              </w:rPr>
-              <w:t>Integrantes</w:t>
-            </w:r>
-          </w:p>
-        </w:tc>
-        <w:tc>
-          <w:tcPr>
-            <w:tcW w:type="dxa" w:w="8280"/>
-            <w:vAlign w:val="center"/>
-            <w:shd w:fill="EFF5FA"/>
-            <w:tcMar>
-              <w:top w:w="95" w:type="dxa"/>
-              <w:start w:w="115" w:type="dxa"/>
-              <w:bottom w:w="95" w:type="dxa"/>
-              <w:end w:w="115" w:type="dxa"/>
-            </w:tcMar>
-          </w:tcPr>
-          <w:p>
-            <w:r>
-              <w:t>Carlos Jose Maltes Martinez</w:t>
-              <w:br/>
-              <w:t>Verno Jose Chaves Lopez</w:t>
-              <w:br/>
-              <w:t>Dereck Sahid Davila Duarte</w:t>
-              <w:br/>
-              <w:t>Ismael Exequiel Noguera Arias</w:t>
-            </w:r>
-          </w:p>
-        </w:tc>
-      </w:tr>
-      <w:tr>
-        <w:tc>
-          <w:tcPr>
-            <w:tcW w:type="dxa" w:w="2232"/>
-            <w:vAlign w:val="center"/>
-            <w:shd w:fill="FFFFFF"/>
-            <w:tcMar>
-              <w:top w:w="95" w:type="dxa"/>
-              <w:start w:w="115" w:type="dxa"/>
-              <w:bottom w:w="95" w:type="dxa"/>
-              <w:end w:w="115" w:type="dxa"/>
-            </w:tcMar>
-          </w:tcPr>
-          <w:p>
-            <w:pPr>
-              <w:spacing w:after="0" w:line="240" w:lineRule="auto"/>
-            </w:pPr>
-            <w:r/>
-            <w:r>
-              <w:rPr>
-                <w:rFonts w:ascii="Arial" w:hAnsi="Arial"/>
-                <w:b/>
-                <w:color w:val="182B43"/>
-                <w:sz w:val="18"/>
-              </w:rPr>
-              <w:t>Docente</w:t>
-            </w:r>
-          </w:p>
-        </w:tc>
-        <w:tc>
-          <w:tcPr>
-            <w:tcW w:type="dxa" w:w="8280"/>
-            <w:vAlign w:val="center"/>
-            <w:shd w:fill="FFFFFF"/>
-            <w:tcMar>
-              <w:top w:w="95" w:type="dxa"/>
-              <w:start w:w="115" w:type="dxa"/>
-              <w:bottom w:w="95" w:type="dxa"/>
-              <w:end w:w="115" w:type="dxa"/>
-            </w:tcMar>
-          </w:tcPr>
-          <w:p>
-            <w:r>
-              <w:t>Ing. Carlos Gaitán</w:t>
-            </w:r>
-          </w:p>
-        </w:tc>
-      </w:tr>
-      <w:tr>
-        <w:tc>
-          <w:tcPr>
-            <w:tcW w:type="dxa" w:w="2232"/>
-            <w:vAlign w:val="center"/>
-            <w:shd w:fill="EFF5FA"/>
-            <w:tcMar>
-              <w:top w:w="95" w:type="dxa"/>
-              <w:start w:w="115" w:type="dxa"/>
-              <w:bottom w:w="95" w:type="dxa"/>
-              <w:end w:w="115" w:type="dxa"/>
-            </w:tcMar>
-          </w:tcPr>
-          <w:p>
-            <w:pPr>
-              <w:spacing w:after="0" w:line="240" w:lineRule="auto"/>
-            </w:pPr>
-            <w:r/>
-            <w:r>
-              <w:rPr>
-                <w:rFonts w:ascii="Arial" w:hAnsi="Arial"/>
-                <w:b/>
-                <w:color w:val="182B43"/>
-                <w:sz w:val="18"/>
-              </w:rPr>
-              <w:t>Fecha inicial</w:t>
-            </w:r>
-          </w:p>
-        </w:tc>
-        <w:tc>
-          <w:tcPr>
-            <w:tcW w:type="dxa" w:w="8280"/>
-            <w:vAlign w:val="center"/>
-            <w:shd w:fill="EFF5FA"/>
-            <w:tcMar>
-              <w:top w:w="95" w:type="dxa"/>
-              <w:start w:w="115" w:type="dxa"/>
-              <w:bottom w:w="95" w:type="dxa"/>
-              <w:end w:w="115" w:type="dxa"/>
-            </w:tcMar>
-          </w:tcPr>
-          <w:p>
-            <w:pPr>
-              <w:spacing w:after="0" w:line="240" w:lineRule="auto"/>
-            </w:pPr>
-            <w:r/>
-            <w:r>
-              <w:rPr>
-                <w:rFonts w:ascii="Arial" w:hAnsi="Arial"/>
-                <w:b w:val="0"/>
-                <w:color w:val="182B43"/>
-                <w:sz w:val="18"/>
-              </w:rPr>
-              <w:t>28/10/2026</w:t>
-            </w:r>
-          </w:p>
-        </w:tc>
-      </w:tr>
-      <w:tr>
-        <w:tc>
-          <w:tcPr>
-            <w:tcW w:type="dxa" w:w="2232"/>
-            <w:vAlign w:val="center"/>
-            <w:shd w:fill="FFFFFF"/>
-            <w:tcMar>
-              <w:top w:w="95" w:type="dxa"/>
-              <w:start w:w="115" w:type="dxa"/>
-              <w:bottom w:w="95" w:type="dxa"/>
-              <w:end w:w="115" w:type="dxa"/>
-            </w:tcMar>
-          </w:tcPr>
-          <w:p>
-            <w:pPr>
-              <w:spacing w:after="0" w:line="240" w:lineRule="auto"/>
-            </w:pPr>
-            <w:r/>
-            <w:r>
-              <w:rPr>
-                <w:rFonts w:ascii="Arial" w:hAnsi="Arial"/>
-                <w:b/>
-                <w:color w:val="182B43"/>
-                <w:sz w:val="18"/>
-              </w:rPr>
-              <w:t>Fecha de entrega</w:t>
-            </w:r>
-          </w:p>
-        </w:tc>
-        <w:tc>
-          <w:tcPr>
-            <w:tcW w:type="dxa" w:w="8280"/>
-            <w:vAlign w:val="center"/>
-            <w:shd w:fill="FFFFFF"/>
-            <w:tcMar>
-              <w:top w:w="95" w:type="dxa"/>
-              <w:start w:w="115" w:type="dxa"/>
-              <w:bottom w:w="95" w:type="dxa"/>
-              <w:end w:w="115" w:type="dxa"/>
-            </w:tcMar>
-          </w:tcPr>
-          <w:p>
-            <w:pPr>
-              <w:spacing w:after="0" w:line="240" w:lineRule="auto"/>
-            </w:pPr>
-            <w:r/>
-            <w:r>
-              <w:rPr>
-                <w:rFonts w:ascii="Arial" w:hAnsi="Arial"/>
-                <w:b w:val="0"/>
-                <w:color w:val="182B43"/>
-                <w:sz w:val="18"/>
-              </w:rPr>
-              <w:t>Por definir con el equipo y el docente</w:t>
-            </w:r>
-          </w:p>
-        </w:tc>
-      </w:tr>
-      <w:tr>
-        <w:tc>
-          <w:tcPr>
-            <w:tcW w:type="dxa" w:w="2232"/>
-            <w:vAlign w:val="center"/>
-            <w:shd w:fill="EFF5FA"/>
-            <w:tcMar>
-              <w:top w:w="95" w:type="dxa"/>
-              <w:start w:w="115" w:type="dxa"/>
-              <w:bottom w:w="95" w:type="dxa"/>
-              <w:end w:w="115" w:type="dxa"/>
-            </w:tcMar>
-          </w:tcPr>
-          <w:p>
-            <w:pPr>
-              <w:spacing w:after="0" w:line="240" w:lineRule="auto"/>
-            </w:pPr>
-            <w:r/>
-            <w:r>
-              <w:rPr>
-                <w:rFonts w:ascii="Arial" w:hAnsi="Arial"/>
-                <w:b/>
-                <w:color w:val="182B43"/>
-                <w:sz w:val="18"/>
-              </w:rPr>
-              <w:t>Eslogan</w:t>
-            </w:r>
-          </w:p>
-        </w:tc>
-        <w:tc>
-          <w:tcPr>
-            <w:tcW w:type="dxa" w:w="8280"/>
-            <w:vAlign w:val="center"/>
-            <w:shd w:fill="EFF5FA"/>
-            <w:tcMar>
-              <w:top w:w="95" w:type="dxa"/>
-              <w:start w:w="115" w:type="dxa"/>
-              <w:bottom w:w="95" w:type="dxa"/>
-              <w:end w:w="115" w:type="dxa"/>
-            </w:tcMar>
-          </w:tcPr>
-          <w:p>
-            <w:pPr>
-              <w:spacing w:after="0" w:line="240" w:lineRule="auto"/>
-            </w:pPr>
-            <w:r/>
-            <w:r>
-              <w:rPr>
-                <w:rFonts w:ascii="Arial" w:hAnsi="Arial"/>
-                <w:b w:val="0"/>
-                <w:color w:val="182B43"/>
-                <w:sz w:val="18"/>
-              </w:rPr>
-              <w:t>Tu esfuerzo abre oportunidades</w:t>
-            </w:r>
-          </w:p>
-        </w:tc>
-      </w:tr>
-    </w:tbl>
-    <w:p>
-      <w:pPr>
-        <w:pageBreakBefore w:val="0"/>
-        <w:spacing w:after="0"/>
-      </w:pPr>
-    </w:p>
-    <w:p>
-      <w:pPr>
-        <w:pStyle w:val="Heading1"/>
-        <w:pageBreakBefore w:val="0"/>
-      </w:pPr>
-      <w:r>
-        <w:t>Descripción</w:t>
-      </w:r>
-    </w:p>
-    <w:p>
-      <w:pPr>
-        <w:pageBreakBefore w:val="0"/>
-        <w:widowControl/>
-      </w:pPr>
-      <w:r>
-        <w:rPr>
-          <w:rFonts w:ascii="Arial" w:hAnsi="Arial"/>
-          <w:color w:val="182B43"/>
-        </w:rPr>
-        <w:t>NBU administra convocatorias de becas, estudiantes, solicitudes, depósitos registrados y publicaciones universitarias. Incluye un portal web para estudiantes y personal, además de una aplicación Windows Forms para tareas administrativas. Ambas aplicaciones usan una base SQL Server compartida.</w:t>
-      </w:r>
-    </w:p>
-    <w:p>
-      <w:pPr>
-        <w:pStyle w:val="Heading1"/>
-        <w:pageBreakBefore w:val="0"/>
-      </w:pPr>
-      <w:r>
-        <w:t>Módulos funcionales</w:t>
-      </w:r>
-    </w:p>
-    <w:tbl>
-      <w:tblPr>
-        <w:tblW w:type="auto" w:w="0"/>
-        <w:jc w:val="center"/>
-        <w:tblLayout w:type="fixed"/>
-        <w:tblLook w:firstColumn="1" w:firstRow="1" w:lastColumn="0" w:lastRow="0" w:noHBand="0" w:noVBand="1" w:val="04A0"/>
-      </w:tblPr>
-      <w:tblGrid>
-        <w:gridCol w:w="2952"/>
-        <w:gridCol w:w="7560"/>
-      </w:tblGrid>
-      <w:tr>
-        <w:trPr>
-          <w:tblHeader w:val="true"/>
-        </w:trPr>
-        <w:tc>
-          <w:tcPr>
-            <w:tcW w:type="dxa" w:w="2952"/>
-            <w:shd w:fill="092754"/>
-            <w:tcMar>
-              <w:top w:w="95" w:type="dxa"/>
-              <w:start w:w="115" w:type="dxa"/>
-              <w:bottom w:w="95" w:type="dxa"/>
-              <w:end w:w="115" w:type="dxa"/>
-            </w:tcMar>
-            <w:vAlign w:val="center"/>
-          </w:tcPr>
-          <w:p>
-            <w:pPr>
-              <w:spacing w:after="0"/>
-            </w:pPr>
-            <w:r/>
-            <w:r>
-              <w:rPr>
-                <w:rFonts w:ascii="Arial" w:hAnsi="Arial"/>
-                <w:b/>
-                <w:color w:val="FFFFFF"/>
-                <w:sz w:val="17"/>
-              </w:rPr>
-              <w:t>Módulo</w:t>
-            </w:r>
-          </w:p>
-        </w:tc>
-        <w:tc>
-          <w:tcPr>
-            <w:tcW w:type="dxa" w:w="7560"/>
-            <w:shd w:fill="092754"/>
-            <w:tcMar>
-              <w:top w:w="95" w:type="dxa"/>
-              <w:start w:w="115" w:type="dxa"/>
-              <w:bottom w:w="95" w:type="dxa"/>
-              <w:end w:w="115" w:type="dxa"/>
-            </w:tcMar>
-            <w:vAlign w:val="center"/>
-          </w:tcPr>
-          <w:p>
-            <w:pPr>
-              <w:spacing w:after="0"/>
-            </w:pPr>
-            <w:r/>
-            <w:r>
-              <w:rPr>
-                <w:rFonts w:ascii="Arial" w:hAnsi="Arial"/>
-                <w:b/>
-                <w:color w:val="FFFFFF"/>
-                <w:sz w:val="17"/>
-              </w:rPr>
-              <w:t>Alcance</w:t>
-            </w:r>
-          </w:p>
-        </w:tc>
-      </w:tr>
-      <w:tr>
-        <w:tc>
-          <w:tcPr>
-            <w:tcW w:type="dxa" w:w="2952"/>
-            <w:vAlign w:val="center"/>
-            <w:shd w:fill="EFF5FA"/>
-            <w:tcMar>
-              <w:top w:w="95" w:type="dxa"/>
-              <w:start w:w="115" w:type="dxa"/>
-              <w:bottom w:w="95" w:type="dxa"/>
-              <w:end w:w="115" w:type="dxa"/>
-            </w:tcMar>
-          </w:tcPr>
-          <w:p>
-            <w:pPr>
-              <w:spacing w:after="0" w:line="240" w:lineRule="auto"/>
+              <w:spacing w:after="0" w:line="245" w:lineRule="auto"/>
             </w:pPr>
             <w:r/>
             <w:r>
@@ -640,25 +310,25 @@
                 <w:color w:val="182B43"/>
                 <w:sz w:val="17"/>
               </w:rPr>
-              <w:t>1. Estudiantes</w:t>
+              <w:t>Integrantes</w:t>
             </w:r>
           </w:p>
         </w:tc>
         <w:tc>
           <w:tcPr>
-            <w:tcW w:type="dxa" w:w="7560"/>
+            <w:tcW w:type="dxa" w:w="7805"/>
             <w:vAlign w:val="center"/>
             <w:shd w:fill="EFF5FA"/>
             <w:tcMar>
-              <w:top w:w="95" w:type="dxa"/>
-              <w:start w:w="115" w:type="dxa"/>
-              <w:bottom w:w="95" w:type="dxa"/>
-              <w:end w:w="115" w:type="dxa"/>
+              <w:top w:w="80" w:type="dxa"/>
+              <w:start w:w="100" w:type="dxa"/>
+              <w:bottom w:w="80" w:type="dxa"/>
+              <w:end w:w="100" w:type="dxa"/>
             </w:tcMar>
           </w:tcPr>
           <w:p>
             <w:pPr>
-              <w:spacing w:after="0" w:line="240" w:lineRule="auto"/>
+              <w:spacing w:after="0" w:line="245" w:lineRule="auto"/>
             </w:pPr>
             <w:r/>
             <w:r>
@@ -668,7 +338,43 @@
                 <w:color w:val="182B43"/>
                 <w:sz w:val="17"/>
               </w:rPr>
-              <w:t>Registro, consulta, edición y eliminación de beneficiarios.</w:t>
+              <w:t>Carlos Jose Maltes Martinez</w:t>
+            </w:r>
+            <w:r>
+              <w:br/>
+            </w:r>
+            <w:r>
+              <w:rPr>
+                <w:rFonts w:ascii="Arial" w:hAnsi="Arial"/>
+                <w:b w:val="0"/>
+                <w:color w:val="182B43"/>
+                <w:sz w:val="17"/>
+              </w:rPr>
+              <w:t>Verno Jose Chaves Lopez</w:t>
+            </w:r>
+            <w:r>
+              <w:br/>
+            </w:r>
+            <w:r>
+              <w:rPr>
+                <w:rFonts w:ascii="Arial" w:hAnsi="Arial"/>
+                <w:b w:val="0"/>
+                <w:color w:val="182B43"/>
+                <w:sz w:val="17"/>
+              </w:rPr>
+              <w:t>Dereck Sahid Davila Duarte</w:t>
+            </w:r>
+            <w:r>
+              <w:br/>
+            </w:r>
+            <w:r>
+              <w:rPr>
+                <w:rFonts w:ascii="Arial" w:hAnsi="Arial"/>
+                <w:b w:val="0"/>
+                <w:color w:val="182B43"/>
+                <w:sz w:val="17"/>
+              </w:rPr>
+              <w:t>Ismael Exequiel Noguera Arias</w:t>
             </w:r>
           </w:p>
         </w:tc>
@@ -676,19 +382,19 @@
       <w:tr>
         <w:tc>
           <w:tcPr>
-            <w:tcW w:type="dxa" w:w="2952"/>
+            <w:tcW w:type="dxa" w:w="2088"/>
             <w:vAlign w:val="center"/>
             <w:shd w:fill="FFFFFF"/>
             <w:tcMar>
-              <w:top w:w="95" w:type="dxa"/>
-              <w:start w:w="115" w:type="dxa"/>
-              <w:bottom w:w="95" w:type="dxa"/>
-              <w:end w:w="115" w:type="dxa"/>
+              <w:top w:w="80" w:type="dxa"/>
+              <w:start w:w="100" w:type="dxa"/>
+              <w:bottom w:w="80" w:type="dxa"/>
+              <w:end w:w="100" w:type="dxa"/>
             </w:tcMar>
           </w:tcPr>
           <w:p>
             <w:pPr>
-              <w:spacing w:after="0" w:line="240" w:lineRule="auto"/>
+              <w:spacing w:after="0" w:line="245" w:lineRule="auto"/>
             </w:pPr>
             <w:r/>
             <w:r>
@@ -698,25 +404,25 @@
                 <w:color w:val="182B43"/>
                 <w:sz w:val="17"/>
               </w:rPr>
-              <w:t>2. Becas y solicitudes</w:t>
+              <w:t>Docente</w:t>
             </w:r>
           </w:p>
         </w:tc>
         <w:tc>
           <w:tcPr>
-            <w:tcW w:type="dxa" w:w="7560"/>
+            <w:tcW w:type="dxa" w:w="7805"/>
             <w:vAlign w:val="center"/>
             <w:shd w:fill="FFFFFF"/>
             <w:tcMar>
-              <w:top w:w="95" w:type="dxa"/>
-              <w:start w:w="115" w:type="dxa"/>
-              <w:bottom w:w="95" w:type="dxa"/>
-              <w:end w:w="115" w:type="dxa"/>
+              <w:top w:w="80" w:type="dxa"/>
+              <w:start w:w="100" w:type="dxa"/>
+              <w:bottom w:w="80" w:type="dxa"/>
+              <w:end w:w="100" w:type="dxa"/>
             </w:tcMar>
           </w:tcPr>
           <w:p>
             <w:pPr>
-              <w:spacing w:after="0" w:line="240" w:lineRule="auto"/>
+              <w:spacing w:after="0" w:line="245" w:lineRule="auto"/>
             </w:pPr>
             <w:r/>
             <w:r>
@@ -726,7 +432,7 @@
                 <w:color w:val="182B43"/>
                 <w:sz w:val="17"/>
               </w:rPr>
-              <w:t>Convocatorias, recepción y seguimiento de solicitudes.</w:t>
+              <w:t>Ing. Carlos Gaitán</w:t>
             </w:r>
           </w:p>
         </w:tc>
@@ -734,19 +440,19 @@
       <w:tr>
         <w:tc>
           <w:tcPr>
-            <w:tcW w:type="dxa" w:w="2952"/>
+            <w:tcW w:type="dxa" w:w="2088"/>
             <w:vAlign w:val="center"/>
             <w:shd w:fill="EFF5FA"/>
             <w:tcMar>
-              <w:top w:w="95" w:type="dxa"/>
-              <w:start w:w="115" w:type="dxa"/>
-              <w:bottom w:w="95" w:type="dxa"/>
-              <w:end w:w="115" w:type="dxa"/>
+              <w:top w:w="80" w:type="dxa"/>
+              <w:start w:w="100" w:type="dxa"/>
+              <w:bottom w:w="80" w:type="dxa"/>
+              <w:end w:w="100" w:type="dxa"/>
             </w:tcMar>
           </w:tcPr>
           <w:p>
             <w:pPr>
-              <w:spacing w:after="0" w:line="240" w:lineRule="auto"/>
+              <w:spacing w:after="0" w:line="245" w:lineRule="auto"/>
             </w:pPr>
             <w:r/>
             <w:r>
@@ -756,25 +462,25 @@
                 <w:color w:val="182B43"/>
                 <w:sz w:val="17"/>
               </w:rPr>
-              <w:t>3. Pagos de becas</w:t>
+              <w:t>Entrega</w:t>
             </w:r>
           </w:p>
         </w:tc>
         <w:tc>
           <w:tcPr>
-            <w:tcW w:type="dxa" w:w="7560"/>
+            <w:tcW w:type="dxa" w:w="7805"/>
             <w:vAlign w:val="center"/>
             <w:shd w:fill="EFF5FA"/>
             <w:tcMar>
-              <w:top w:w="95" w:type="dxa"/>
-              <w:start w:w="115" w:type="dxa"/>
-              <w:bottom w:w="95" w:type="dxa"/>
-              <w:end w:w="115" w:type="dxa"/>
+              <w:top w:w="80" w:type="dxa"/>
+              <w:start w:w="100" w:type="dxa"/>
+              <w:bottom w:w="80" w:type="dxa"/>
+              <w:end w:w="100" w:type="dxa"/>
             </w:tcMar>
           </w:tcPr>
           <w:p>
             <w:pPr>
-              <w:spacing w:after="0" w:line="240" w:lineRule="auto"/>
+              <w:spacing w:after="0" w:line="245" w:lineRule="auto"/>
             </w:pPr>
             <w:r/>
             <w:r>
@@ -784,7 +490,7 @@
                 <w:color w:val="182B43"/>
                 <w:sz w:val="17"/>
               </w:rPr>
-              <w:t>Registro de depósitos y consulta del historial por estudiante.</w:t>
+              <w:t>Fecha por definir con el docente</w:t>
             </w:r>
           </w:p>
         </w:tc>
@@ -792,19 +498,19 @@
       <w:tr>
         <w:tc>
           <w:tcPr>
-            <w:tcW w:type="dxa" w:w="2952"/>
+            <w:tcW w:type="dxa" w:w="2088"/>
             <w:vAlign w:val="center"/>
             <w:shd w:fill="FFFFFF"/>
             <w:tcMar>
-              <w:top w:w="95" w:type="dxa"/>
-              <w:start w:w="115" w:type="dxa"/>
-              <w:bottom w:w="95" w:type="dxa"/>
-              <w:end w:w="115" w:type="dxa"/>
+              <w:top w:w="80" w:type="dxa"/>
+              <w:start w:w="100" w:type="dxa"/>
+              <w:bottom w:w="80" w:type="dxa"/>
+              <w:end w:w="100" w:type="dxa"/>
             </w:tcMar>
           </w:tcPr>
           <w:p>
             <w:pPr>
-              <w:spacing w:after="0" w:line="240" w:lineRule="auto"/>
+              <w:spacing w:after="0" w:line="245" w:lineRule="auto"/>
             </w:pPr>
             <w:r/>
             <w:r>
@@ -814,25 +520,25 @@
                 <w:color w:val="182B43"/>
                 <w:sz w:val="17"/>
               </w:rPr>
-              <w:t>4. Noticias y eventos</w:t>
+              <w:t>Proyecto</w:t>
             </w:r>
           </w:p>
         </w:tc>
         <w:tc>
           <w:tcPr>
-            <w:tcW w:type="dxa" w:w="7560"/>
+            <w:tcW w:type="dxa" w:w="7805"/>
             <w:vAlign w:val="center"/>
             <w:shd w:fill="FFFFFF"/>
             <w:tcMar>
-              <w:top w:w="95" w:type="dxa"/>
-              <w:start w:w="115" w:type="dxa"/>
-              <w:bottom w:w="95" w:type="dxa"/>
-              <w:end w:w="115" w:type="dxa"/>
+              <w:top w:w="80" w:type="dxa"/>
+              <w:start w:w="100" w:type="dxa"/>
+              <w:bottom w:w="80" w:type="dxa"/>
+              <w:end w:w="100" w:type="dxa"/>
             </w:tcMar>
           </w:tcPr>
           <w:p>
             <w:pPr>
-              <w:spacing w:after="0" w:line="240" w:lineRule="auto"/>
+              <w:spacing w:after="0" w:line="245" w:lineRule="auto"/>
             </w:pPr>
             <w:r/>
             <w:r>
@@ -842,7 +548,7 @@
                 <w:color w:val="182B43"/>
                 <w:sz w:val="17"/>
               </w:rPr>
-              <w:t>Publicaciones universitarias y avisos a estudiantes.</w:t>
+              <w:t>NBU — Nicaragua Becas Universitarias</w:t>
             </w:r>
           </w:p>
         </w:tc>
@@ -850,29 +556,87 @@
     </w:tbl>
     <w:p>
       <w:pPr>
-        <w:pageBreakBefore w:val="0"/>
-        <w:spacing w:after="0"/>
-      </w:pPr>
-    </w:p>
-    <w:p>
-      <w:pPr>
         <w:pStyle w:val="Heading1"/>
-        <w:pageBreakBefore w:val="0"/>
       </w:pPr>
       <w:r>
-        <w:t>Tecnologías y arquitectura</w:t>
+        <w:t>Categoría y finalidad</w:t>
       </w:r>
     </w:p>
     <w:tbl>
       <w:tblPr>
+        <w:tblStyle w:val="TableGrid"/>
+        <w:tblW w:type="auto" w:w="0"/>
+        <w:tblLook w:firstColumn="1" w:firstRow="1" w:lastColumn="0" w:lastRow="0" w:noHBand="0" w:noVBand="1" w:val="04A0"/>
+      </w:tblPr>
+      <w:tblGrid>
+        <w:gridCol w:w="9893"/>
+      </w:tblGrid>
+      <w:tr>
+        <w:tc>
+          <w:tcPr>
+            <w:tcW w:type="dxa" w:w="9893"/>
+            <w:vAlign w:val="center"/>
+            <w:shd w:fill="EAF8F8"/>
+            <w:tcMar>
+              <w:top w:w="80" w:type="dxa"/>
+              <w:start w:w="100" w:type="dxa"/>
+              <w:bottom w:w="80" w:type="dxa"/>
+              <w:end w:w="100" w:type="dxa"/>
+            </w:tcMar>
+          </w:tcPr>
+          <w:p>
+            <w:pPr>
+              <w:spacing w:after="0" w:line="245" w:lineRule="auto"/>
+            </w:pPr>
+            <w:r>
+              <w:rPr>
+                <w:b/>
+              </w:rPr>
+            </w:r>
+            <w:r>
+              <w:rPr>
+                <w:rFonts w:ascii="Arial" w:hAnsi="Arial"/>
+                <w:b w:val="0"/>
+                <w:color w:val="092754"/>
+                <w:sz w:val="18"/>
+              </w:rPr>
+              <w:t>Categoría marcada en la guía: 8. Becas universitarias</w:t>
+            </w:r>
+            <w:r>
+              <w:br/>
+            </w:r>
+            <w:r>
+              <w:rPr>
+                <w:rFonts w:ascii="Arial" w:hAnsi="Arial"/>
+                <w:b w:val="0"/>
+                <w:color w:val="092754"/>
+                <w:sz w:val="18"/>
+              </w:rPr>
+              <w:t>Organizar convocatorias y solicitudes de becas, permitir que los estudiantes se registren a distancia y dar seguimiento a sus avisos y depósitos registrados.</w:t>
+            </w:r>
+          </w:p>
+        </w:tc>
+      </w:tr>
+    </w:tbl>
+    <w:p>
+      <w:pPr>
+        <w:pStyle w:val="Heading1"/>
+      </w:pPr>
+      <w:r>
+        <w:t>Módulos funcionales</w:t>
+      </w:r>
+    </w:p>
+    <w:tbl>
+      <w:tblPr>
+        <w:tblStyle w:val="TableGrid"/>
         <w:tblW w:type="auto" w:w="0"/>
         <w:jc w:val="center"/>
         <w:tblLayout w:type="fixed"/>
         <w:tblLook w:firstColumn="1" w:firstRow="1" w:lastColumn="0" w:lastRow="0" w:noHBand="0" w:noVBand="1" w:val="04A0"/>
       </w:tblPr>
       <w:tblGrid>
-        <w:gridCol w:w="2952"/>
-        <w:gridCol w:w="7560"/>
+        <w:gridCol w:w="2520"/>
+        <w:gridCol w:w="7373"/>
       </w:tblGrid>
       <w:tr>
         <w:trPr>
@@ -880,404 +644,19 @@
         </w:trPr>
         <w:tc>
           <w:tcPr>
-            <w:tcW w:type="dxa" w:w="2952"/>
+            <w:tcW w:type="dxa" w:w="2520"/>
+            <w:vAlign w:val="center"/>
             <w:shd w:fill="092754"/>
             <w:tcMar>
-              <w:top w:w="95" w:type="dxa"/>
-              <w:start w:w="115" w:type="dxa"/>
-              <w:bottom w:w="95" w:type="dxa"/>
-              <w:end w:w="115" w:type="dxa"/>
-            </w:tcMar>
-            <w:vAlign w:val="center"/>
-          </w:tcPr>
-          <w:p>
-            <w:pPr>
-              <w:spacing w:after="0"/>
-            </w:pPr>
-            <w:r/>
-            <w:r>
-              <w:rPr>
-                <w:rFonts w:ascii="Arial" w:hAnsi="Arial"/>
-                <w:b/>
-                <w:color w:val="FFFFFF"/>
-                <w:sz w:val="17"/>
-              </w:rPr>
-              <w:t>Componente</w:t>
-            </w:r>
-          </w:p>
-        </w:tc>
-        <w:tc>
-          <w:tcPr>
-            <w:tcW w:type="dxa" w:w="7560"/>
-            <w:shd w:fill="092754"/>
-            <w:tcMar>
-              <w:top w:w="95" w:type="dxa"/>
-              <w:start w:w="115" w:type="dxa"/>
-              <w:bottom w:w="95" w:type="dxa"/>
-              <w:end w:w="115" w:type="dxa"/>
-            </w:tcMar>
-            <w:vAlign w:val="center"/>
-          </w:tcPr>
-          <w:p>
-            <w:pPr>
-              <w:spacing w:after="0"/>
-            </w:pPr>
-            <w:r/>
-            <w:r>
-              <w:rPr>
-                <w:rFonts w:ascii="Arial" w:hAnsi="Arial"/>
-                <w:b/>
-                <w:color w:val="FFFFFF"/>
-                <w:sz w:val="17"/>
-              </w:rPr>
-              <w:t>Tecnología / estructura</w:t>
-            </w:r>
-          </w:p>
-        </w:tc>
-      </w:tr>
-      <w:tr>
-        <w:tc>
-          <w:tcPr>
-            <w:tcW w:type="dxa" w:w="2952"/>
-            <w:vAlign w:val="center"/>
-            <w:shd w:fill="EFF5FA"/>
-            <w:tcMar>
-              <w:top w:w="95" w:type="dxa"/>
-              <w:start w:w="115" w:type="dxa"/>
-              <w:bottom w:w="95" w:type="dxa"/>
-              <w:end w:w="115" w:type="dxa"/>
+              <w:top w:w="80" w:type="dxa"/>
+              <w:start w:w="100" w:type="dxa"/>
+              <w:bottom w:w="80" w:type="dxa"/>
+              <w:end w:w="100" w:type="dxa"/>
             </w:tcMar>
           </w:tcPr>
           <w:p>
             <w:pPr>
-              <w:spacing w:after="0" w:line="240" w:lineRule="auto"/>
-            </w:pPr>
-            <w:r/>
-            <w:r>
-              <w:rPr>
-                <w:rFonts w:ascii="Arial" w:hAnsi="Arial"/>
-                <w:b/>
-                <w:color w:val="182B43"/>
-                <w:sz w:val="17"/>
-              </w:rPr>
-              <w:t>Lenguaje y plataforma</w:t>
-            </w:r>
-          </w:p>
-        </w:tc>
-        <w:tc>
-          <w:tcPr>
-            <w:tcW w:type="dxa" w:w="7560"/>
-            <w:vAlign w:val="center"/>
-            <w:shd w:fill="EFF5FA"/>
-            <w:tcMar>
-              <w:top w:w="95" w:type="dxa"/>
-              <w:start w:w="115" w:type="dxa"/>
-              <w:bottom w:w="95" w:type="dxa"/>
-              <w:end w:w="115" w:type="dxa"/>
-            </w:tcMar>
-          </w:tcPr>
-          <w:p>
-            <w:pPr>
-              <w:spacing w:after="0" w:line="240" w:lineRule="auto"/>
-            </w:pPr>
-            <w:r/>
-            <w:r>
-              <w:rPr>
-                <w:rFonts w:ascii="Arial" w:hAnsi="Arial"/>
-                <w:b w:val="0"/>
-                <w:color w:val="182B43"/>
-                <w:sz w:val="17"/>
-              </w:rPr>
-              <w:t>C# 12 · .NET 8</w:t>
-            </w:r>
-          </w:p>
-        </w:tc>
-      </w:tr>
-      <w:tr>
-        <w:tc>
-          <w:tcPr>
-            <w:tcW w:type="dxa" w:w="2952"/>
-            <w:vAlign w:val="center"/>
-            <w:shd w:fill="FFFFFF"/>
-            <w:tcMar>
-              <w:top w:w="95" w:type="dxa"/>
-              <w:start w:w="115" w:type="dxa"/>
-              <w:bottom w:w="95" w:type="dxa"/>
-              <w:end w:w="115" w:type="dxa"/>
-            </w:tcMar>
-          </w:tcPr>
-          <w:p>
-            <w:pPr>
-              <w:spacing w:after="0" w:line="240" w:lineRule="auto"/>
-            </w:pPr>
-            <w:r/>
-            <w:r>
-              <w:rPr>
-                <w:rFonts w:ascii="Arial" w:hAnsi="Arial"/>
-                <w:b/>
-                <w:color w:val="182B43"/>
-                <w:sz w:val="17"/>
-              </w:rPr>
-              <w:t>Aplicación web</w:t>
-            </w:r>
-          </w:p>
-        </w:tc>
-        <w:tc>
-          <w:tcPr>
-            <w:tcW w:type="dxa" w:w="7560"/>
-            <w:vAlign w:val="center"/>
-            <w:shd w:fill="FFFFFF"/>
-            <w:tcMar>
-              <w:top w:w="95" w:type="dxa"/>
-              <w:start w:w="115" w:type="dxa"/>
-              <w:bottom w:w="95" w:type="dxa"/>
-              <w:end w:w="115" w:type="dxa"/>
-            </w:tcMar>
-          </w:tcPr>
-          <w:p>
-            <w:pPr>
-              <w:spacing w:after="0" w:line="240" w:lineRule="auto"/>
-            </w:pPr>
-            <w:r/>
-            <w:r>
-              <w:rPr>
-                <w:rFonts w:ascii="Arial" w:hAnsi="Arial"/>
-                <w:b w:val="0"/>
-                <w:color w:val="182B43"/>
-                <w:sz w:val="17"/>
-              </w:rPr>
-              <w:t>ASP.NET Core MVC · Razor · Bootstrap adaptable</w:t>
-            </w:r>
-          </w:p>
-        </w:tc>
-      </w:tr>
-      <w:tr>
-        <w:tc>
-          <w:tcPr>
-            <w:tcW w:type="dxa" w:w="2952"/>
-            <w:vAlign w:val="center"/>
-            <w:shd w:fill="EFF5FA"/>
-            <w:tcMar>
-              <w:top w:w="95" w:type="dxa"/>
-              <w:start w:w="115" w:type="dxa"/>
-              <w:bottom w:w="95" w:type="dxa"/>
-              <w:end w:w="115" w:type="dxa"/>
-            </w:tcMar>
-          </w:tcPr>
-          <w:p>
-            <w:pPr>
-              <w:spacing w:after="0" w:line="240" w:lineRule="auto"/>
-            </w:pPr>
-            <w:r/>
-            <w:r>
-              <w:rPr>
-                <w:rFonts w:ascii="Arial" w:hAnsi="Arial"/>
-                <w:b/>
-                <w:color w:val="182B43"/>
-                <w:sz w:val="17"/>
-              </w:rPr>
-              <w:t>Aplicación de escritorio</w:t>
-            </w:r>
-          </w:p>
-        </w:tc>
-        <w:tc>
-          <w:tcPr>
-            <w:tcW w:type="dxa" w:w="7560"/>
-            <w:vAlign w:val="center"/>
-            <w:shd w:fill="EFF5FA"/>
-            <w:tcMar>
-              <w:top w:w="95" w:type="dxa"/>
-              <w:start w:w="115" w:type="dxa"/>
-              <w:bottom w:w="95" w:type="dxa"/>
-              <w:end w:w="115" w:type="dxa"/>
-            </w:tcMar>
-          </w:tcPr>
-          <w:p>
-            <w:pPr>
-              <w:spacing w:after="0" w:line="240" w:lineRule="auto"/>
-            </w:pPr>
-            <w:r/>
-            <w:r>
-              <w:rPr>
-                <w:rFonts w:ascii="Arial" w:hAnsi="Arial"/>
-                <w:b w:val="0"/>
-                <w:color w:val="182B43"/>
-                <w:sz w:val="17"/>
-              </w:rPr>
-              <w:t>Windows Forms · arquitectura por formularios y controladores CRUD</w:t>
-            </w:r>
-          </w:p>
-        </w:tc>
-      </w:tr>
-      <w:tr>
-        <w:tc>
-          <w:tcPr>
-            <w:tcW w:type="dxa" w:w="2952"/>
-            <w:vAlign w:val="center"/>
-            <w:shd w:fill="FFFFFF"/>
-            <w:tcMar>
-              <w:top w:w="95" w:type="dxa"/>
-              <w:start w:w="115" w:type="dxa"/>
-              <w:bottom w:w="95" w:type="dxa"/>
-              <w:end w:w="115" w:type="dxa"/>
-            </w:tcMar>
-          </w:tcPr>
-          <w:p>
-            <w:pPr>
-              <w:spacing w:after="0" w:line="240" w:lineRule="auto"/>
-            </w:pPr>
-            <w:r/>
-            <w:r>
-              <w:rPr>
-                <w:rFonts w:ascii="Arial" w:hAnsi="Arial"/>
-                <w:b/>
-                <w:color w:val="182B43"/>
-                <w:sz w:val="17"/>
-              </w:rPr>
-              <w:t>Datos</w:t>
-            </w:r>
-          </w:p>
-        </w:tc>
-        <w:tc>
-          <w:tcPr>
-            <w:tcW w:type="dxa" w:w="7560"/>
-            <w:vAlign w:val="center"/>
-            <w:shd w:fill="FFFFFF"/>
-            <w:tcMar>
-              <w:top w:w="95" w:type="dxa"/>
-              <w:start w:w="115" w:type="dxa"/>
-              <w:bottom w:w="95" w:type="dxa"/>
-              <w:end w:w="115" w:type="dxa"/>
-            </w:tcMar>
-          </w:tcPr>
-          <w:p>
-            <w:pPr>
-              <w:spacing w:after="0" w:line="240" w:lineRule="auto"/>
-            </w:pPr>
-            <w:r/>
-            <w:r>
-              <w:rPr>
-                <w:rFonts w:ascii="Arial" w:hAnsi="Arial"/>
-                <w:b w:val="0"/>
-                <w:color w:val="182B43"/>
-                <w:sz w:val="17"/>
-              </w:rPr>
-              <w:t>Entity Framework Core 8 · SQL Server</w:t>
-            </w:r>
-          </w:p>
-        </w:tc>
-      </w:tr>
-      <w:tr>
-        <w:tc>
-          <w:tcPr>
-            <w:tcW w:type="dxa" w:w="2952"/>
-            <w:vAlign w:val="center"/>
-            <w:shd w:fill="EFF5FA"/>
-            <w:tcMar>
-              <w:top w:w="95" w:type="dxa"/>
-              <w:start w:w="115" w:type="dxa"/>
-              <w:bottom w:w="95" w:type="dxa"/>
-              <w:end w:w="115" w:type="dxa"/>
-            </w:tcMar>
-          </w:tcPr>
-          <w:p>
-            <w:pPr>
-              <w:spacing w:after="0" w:line="240" w:lineRule="auto"/>
-            </w:pPr>
-            <w:r/>
-            <w:r>
-              <w:rPr>
-                <w:rFonts w:ascii="Arial" w:hAnsi="Arial"/>
-                <w:b/>
-                <w:color w:val="182B43"/>
-                <w:sz w:val="17"/>
-              </w:rPr>
-              <w:t>Versiones</w:t>
-            </w:r>
-          </w:p>
-        </w:tc>
-        <w:tc>
-          <w:tcPr>
-            <w:tcW w:type="dxa" w:w="7560"/>
-            <w:vAlign w:val="center"/>
-            <w:shd w:fill="EFF5FA"/>
-            <w:tcMar>
-              <w:top w:w="95" w:type="dxa"/>
-              <w:start w:w="115" w:type="dxa"/>
-              <w:bottom w:w="95" w:type="dxa"/>
-              <w:end w:w="115" w:type="dxa"/>
-            </w:tcMar>
-          </w:tcPr>
-          <w:p>
-            <w:pPr>
-              <w:spacing w:after="0" w:line="240" w:lineRule="auto"/>
-            </w:pPr>
-            <w:r/>
-            <w:r>
-              <w:rPr>
-                <w:rFonts w:ascii="Arial" w:hAnsi="Arial"/>
-                <w:b w:val="0"/>
-                <w:color w:val="182B43"/>
-                <w:sz w:val="17"/>
-              </w:rPr>
-              <w:t>Git y GitHub</w:t>
-            </w:r>
-          </w:p>
-        </w:tc>
-      </w:tr>
-    </w:tbl>
-    <w:p>
-      <w:pPr>
-        <w:pageBreakBefore w:val="0"/>
-        <w:spacing w:after="0"/>
-      </w:pPr>
-    </w:p>
-    <w:p>
-      <w:pPr>
-        <w:pageBreakBefore w:val="0"/>
-      </w:pPr>
-      <w:r/>
-    </w:p>
-    <w:p>
-      <w:pPr>
-        <w:pStyle w:val="Heading1"/>
-        <w:pageBreakBefore w:val="0"/>
-      </w:pPr>
-      <w:r>
-        <w:t>Identidad visual</w:t>
-      </w:r>
-    </w:p>
-    <w:tbl>
-      <w:tblPr>
-        <w:tblW w:type="auto" w:w="0"/>
-        <w:jc w:val="center"/>
-        <w:tblLayout w:type="fixed"/>
-        <w:tblLook w:firstColumn="1" w:firstRow="1" w:lastColumn="0" w:lastRow="0" w:noHBand="0" w:noVBand="1" w:val="04A0"/>
-      </w:tblPr>
-      <w:tblGrid>
-        <w:gridCol w:w="2232"/>
-        <w:gridCol w:w="3024"/>
-        <w:gridCol w:w="5256"/>
-      </w:tblGrid>
-      <w:tr>
-        <w:trPr>
-          <w:tblHeader w:val="true"/>
-        </w:trPr>
-        <w:tc>
-          <w:tcPr>
-            <w:tcW w:type="dxa" w:w="2232"/>
-            <w:shd w:fill="092754"/>
-            <w:tcMar>
-              <w:top w:w="95" w:type="dxa"/>
-              <w:start w:w="115" w:type="dxa"/>
-              <w:bottom w:w="95" w:type="dxa"/>
-              <w:end w:w="115" w:type="dxa"/>
-            </w:tcMar>
-            <w:vAlign w:val="center"/>
-          </w:tcPr>
-          <w:p>
-            <w:pPr>
-              <w:spacing w:after="0"/>
+              <w:spacing w:after="0" w:line="245" w:lineRule="auto"/>
             </w:pPr>
             <w:r/>
             <w:r>
@@ -1287,25 +666,25 @@
                 <w:color w:val="FFFFFF"/>
                 <w:sz w:val="16"/>
               </w:rPr>
-              <w:t>Elemento</w:t>
+              <w:t>Módulo</w:t>
             </w:r>
           </w:p>
         </w:tc>
         <w:tc>
           <w:tcPr>
-            <w:tcW w:type="dxa" w:w="3024"/>
+            <w:tcW w:type="dxa" w:w="7373"/>
+            <w:vAlign w:val="center"/>
             <w:shd w:fill="092754"/>
             <w:tcMar>
-              <w:top w:w="95" w:type="dxa"/>
-              <w:start w:w="115" w:type="dxa"/>
-              <w:bottom w:w="95" w:type="dxa"/>
-              <w:end w:w="115" w:type="dxa"/>
+              <w:top w:w="80" w:type="dxa"/>
+              <w:start w:w="100" w:type="dxa"/>
+              <w:bottom w:w="80" w:type="dxa"/>
+              <w:end w:w="100" w:type="dxa"/>
             </w:tcMar>
-            <w:vAlign w:val="center"/>
           </w:tcPr>
           <w:p>
             <w:pPr>
-              <w:spacing w:after="0"/>
+              <w:spacing w:after="0" w:line="245" w:lineRule="auto"/>
             </w:pPr>
             <w:r/>
             <w:r>
@@ -1315,25 +694,288 @@
                 <w:color w:val="FFFFFF"/>
                 <w:sz w:val="16"/>
               </w:rPr>
-              <w:t>Valor del equipo</w:t>
+              <w:t>Qué permite</w:t>
+            </w:r>
+          </w:p>
+        </w:tc>
+      </w:tr>
+      <w:tr>
+        <w:tc>
+          <w:tcPr>
+            <w:tcW w:type="dxa" w:w="2520"/>
+            <w:vAlign w:val="center"/>
+            <w:shd w:fill="EFF5FA"/>
+            <w:tcMar>
+              <w:top w:w="80" w:type="dxa"/>
+              <w:start w:w="100" w:type="dxa"/>
+              <w:bottom w:w="80" w:type="dxa"/>
+              <w:end w:w="100" w:type="dxa"/>
+            </w:tcMar>
+          </w:tcPr>
+          <w:p>
+            <w:pPr>
+              <w:spacing w:after="0" w:line="245" w:lineRule="auto"/>
+            </w:pPr>
+            <w:r/>
+            <w:r>
+              <w:rPr>
+                <w:rFonts w:ascii="Arial" w:hAnsi="Arial"/>
+                <w:b/>
+                <w:color w:val="182B43"/>
+                <w:sz w:val="16"/>
+              </w:rPr>
+              <w:t>Estudiantes</w:t>
             </w:r>
           </w:p>
         </w:tc>
         <w:tc>
           <w:tcPr>
-            <w:tcW w:type="dxa" w:w="5256"/>
-            <w:shd w:fill="092754"/>
+            <w:tcW w:type="dxa" w:w="7373"/>
+            <w:vAlign w:val="center"/>
+            <w:shd w:fill="EFF5FA"/>
             <w:tcMar>
-              <w:top w:w="95" w:type="dxa"/>
-              <w:start w:w="115" w:type="dxa"/>
-              <w:bottom w:w="95" w:type="dxa"/>
-              <w:end w:w="115" w:type="dxa"/>
+              <w:top w:w="80" w:type="dxa"/>
+              <w:start w:w="100" w:type="dxa"/>
+              <w:bottom w:w="80" w:type="dxa"/>
+              <w:end w:w="100" w:type="dxa"/>
             </w:tcMar>
-            <w:vAlign w:val="center"/>
           </w:tcPr>
           <w:p>
             <w:pPr>
-              <w:spacing w:after="0"/>
+              <w:spacing w:after="0" w:line="245" w:lineRule="auto"/>
+            </w:pPr>
+            <w:r/>
+            <w:r>
+              <w:rPr>
+                <w:rFonts w:ascii="Arial" w:hAnsi="Arial"/>
+                <w:b w:val="0"/>
+                <w:color w:val="182B43"/>
+                <w:sz w:val="16"/>
+              </w:rPr>
+              <w:t>Consultar, buscar, crear, editar y eliminar expedientes administrativos; revisar registros pendientes por separado.</w:t>
+            </w:r>
+          </w:p>
+        </w:tc>
+      </w:tr>
+      <w:tr>
+        <w:tc>
+          <w:tcPr>
+            <w:tcW w:type="dxa" w:w="2520"/>
+            <w:vAlign w:val="center"/>
+            <w:shd w:fill="FFFFFF"/>
+            <w:tcMar>
+              <w:top w:w="80" w:type="dxa"/>
+              <w:start w:w="100" w:type="dxa"/>
+              <w:bottom w:w="80" w:type="dxa"/>
+              <w:end w:w="100" w:type="dxa"/>
+            </w:tcMar>
+          </w:tcPr>
+          <w:p>
+            <w:pPr>
+              <w:spacing w:after="0" w:line="245" w:lineRule="auto"/>
+            </w:pPr>
+            <w:r/>
+            <w:r>
+              <w:rPr>
+                <w:rFonts w:ascii="Arial" w:hAnsi="Arial"/>
+                <w:b/>
+                <w:color w:val="182B43"/>
+                <w:sz w:val="16"/>
+              </w:rPr>
+              <w:t>Becas y solicitudes</w:t>
+            </w:r>
+          </w:p>
+        </w:tc>
+        <w:tc>
+          <w:tcPr>
+            <w:tcW w:type="dxa" w:w="7373"/>
+            <w:vAlign w:val="center"/>
+            <w:shd w:fill="FFFFFF"/>
+            <w:tcMar>
+              <w:top w:w="80" w:type="dxa"/>
+              <w:start w:w="100" w:type="dxa"/>
+              <w:bottom w:w="80" w:type="dxa"/>
+              <w:end w:w="100" w:type="dxa"/>
+            </w:tcMar>
+          </w:tcPr>
+          <w:p>
+            <w:pPr>
+              <w:spacing w:after="0" w:line="245" w:lineRule="auto"/>
+            </w:pPr>
+            <w:r/>
+            <w:r>
+              <w:rPr>
+                <w:rFonts w:ascii="Arial" w:hAnsi="Arial"/>
+                <w:b w:val="0"/>
+                <w:color w:val="182B43"/>
+                <w:sz w:val="16"/>
+              </w:rPr>
+              <w:t>Mantener convocatorias y dar seguimiento a solicitudes y decisiones.</w:t>
+            </w:r>
+          </w:p>
+        </w:tc>
+      </w:tr>
+      <w:tr>
+        <w:tc>
+          <w:tcPr>
+            <w:tcW w:type="dxa" w:w="2520"/>
+            <w:vAlign w:val="center"/>
+            <w:shd w:fill="EFF5FA"/>
+            <w:tcMar>
+              <w:top w:w="80" w:type="dxa"/>
+              <w:start w:w="100" w:type="dxa"/>
+              <w:bottom w:w="80" w:type="dxa"/>
+              <w:end w:w="100" w:type="dxa"/>
+            </w:tcMar>
+          </w:tcPr>
+          <w:p>
+            <w:pPr>
+              <w:spacing w:after="0" w:line="245" w:lineRule="auto"/>
+            </w:pPr>
+            <w:r/>
+            <w:r>
+              <w:rPr>
+                <w:rFonts w:ascii="Arial" w:hAnsi="Arial"/>
+                <w:b/>
+                <w:color w:val="182B43"/>
+                <w:sz w:val="16"/>
+              </w:rPr>
+              <w:t>Pagos</w:t>
+            </w:r>
+          </w:p>
+        </w:tc>
+        <w:tc>
+          <w:tcPr>
+            <w:tcW w:type="dxa" w:w="7373"/>
+            <w:vAlign w:val="center"/>
+            <w:shd w:fill="EFF5FA"/>
+            <w:tcMar>
+              <w:top w:w="80" w:type="dxa"/>
+              <w:start w:w="100" w:type="dxa"/>
+              <w:bottom w:w="80" w:type="dxa"/>
+              <w:end w:w="100" w:type="dxa"/>
+            </w:tcMar>
+          </w:tcPr>
+          <w:p>
+            <w:pPr>
+              <w:spacing w:after="0" w:line="245" w:lineRule="auto"/>
+            </w:pPr>
+            <w:r/>
+            <w:r>
+              <w:rPr>
+                <w:rFonts w:ascii="Arial" w:hAnsi="Arial"/>
+                <w:b w:val="0"/>
+                <w:color w:val="182B43"/>
+                <w:sz w:val="16"/>
+              </w:rPr>
+              <w:t>Registrar depósitos efectuados fuera del sistema y consultar el historial relacionado.</w:t>
+            </w:r>
+          </w:p>
+        </w:tc>
+      </w:tr>
+      <w:tr>
+        <w:tc>
+          <w:tcPr>
+            <w:tcW w:type="dxa" w:w="2520"/>
+            <w:vAlign w:val="center"/>
+            <w:shd w:fill="FFFFFF"/>
+            <w:tcMar>
+              <w:top w:w="80" w:type="dxa"/>
+              <w:start w:w="100" w:type="dxa"/>
+              <w:bottom w:w="80" w:type="dxa"/>
+              <w:end w:w="100" w:type="dxa"/>
+            </w:tcMar>
+          </w:tcPr>
+          <w:p>
+            <w:pPr>
+              <w:spacing w:after="0" w:line="245" w:lineRule="auto"/>
+            </w:pPr>
+            <w:r/>
+            <w:r>
+              <w:rPr>
+                <w:rFonts w:ascii="Arial" w:hAnsi="Arial"/>
+                <w:b/>
+                <w:color w:val="182B43"/>
+                <w:sz w:val="16"/>
+              </w:rPr>
+              <w:t>Noticias y eventos</w:t>
+            </w:r>
+          </w:p>
+        </w:tc>
+        <w:tc>
+          <w:tcPr>
+            <w:tcW w:type="dxa" w:w="7373"/>
+            <w:vAlign w:val="center"/>
+            <w:shd w:fill="FFFFFF"/>
+            <w:tcMar>
+              <w:top w:w="80" w:type="dxa"/>
+              <w:start w:w="100" w:type="dxa"/>
+              <w:bottom w:w="80" w:type="dxa"/>
+              <w:end w:w="100" w:type="dxa"/>
+            </w:tcMar>
+          </w:tcPr>
+          <w:p>
+            <w:pPr>
+              <w:spacing w:after="0" w:line="245" w:lineRule="auto"/>
+            </w:pPr>
+            <w:r/>
+            <w:r>
+              <w:rPr>
+                <w:rFonts w:ascii="Arial" w:hAnsi="Arial"/>
+                <w:b w:val="0"/>
+                <w:color w:val="182B43"/>
+                <w:sz w:val="16"/>
+              </w:rPr>
+              <w:t>Publicar información universitaria y generar avisos para estudiantes.</w:t>
+            </w:r>
+          </w:p>
+        </w:tc>
+      </w:tr>
+    </w:tbl>
+    <w:p>
+      <w:r>
+        <w:br w:type="page"/>
+      </w:r>
+    </w:p>
+    <w:p>
+      <w:pPr>
+        <w:pStyle w:val="Heading1"/>
+      </w:pPr>
+      <w:r>
+        <w:t>Tecnologías y arquitectura</w:t>
+      </w:r>
+    </w:p>
+    <w:tbl>
+      <w:tblPr>
+        <w:tblStyle w:val="TableGrid"/>
+        <w:tblW w:type="auto" w:w="0"/>
+        <w:jc w:val="center"/>
+        <w:tblLayout w:type="fixed"/>
+        <w:tblLook w:firstColumn="1" w:firstRow="1" w:lastColumn="0" w:lastRow="0" w:noHBand="0" w:noVBand="1" w:val="04A0"/>
+      </w:tblPr>
+      <w:tblGrid>
+        <w:gridCol w:w="2448"/>
+        <w:gridCol w:w="7445"/>
+      </w:tblGrid>
+      <w:tr>
+        <w:trPr>
+          <w:tblHeader w:val="true"/>
+        </w:trPr>
+        <w:tc>
+          <w:tcPr>
+            <w:tcW w:type="dxa" w:w="2448"/>
+            <w:vAlign w:val="center"/>
+            <w:shd w:fill="092754"/>
+            <w:tcMar>
+              <w:top w:w="80" w:type="dxa"/>
+              <w:start w:w="100" w:type="dxa"/>
+              <w:bottom w:w="80" w:type="dxa"/>
+              <w:end w:w="100" w:type="dxa"/>
+            </w:tcMar>
+          </w:tcPr>
+          <w:p>
+            <w:pPr>
+              <w:spacing w:after="0" w:line="245" w:lineRule="auto"/>
             </w:pPr>
             <w:r/>
             <w:r>
@@ -1343,7 +985,35 @@
                 <w:color w:val="FFFFFF"/>
                 <w:sz w:val="16"/>
               </w:rPr>
-              <w:t>Uso</w:t>
+              <w:t>Componente</w:t>
+            </w:r>
+          </w:p>
+        </w:tc>
+        <w:tc>
+          <w:tcPr>
+            <w:tcW w:type="dxa" w:w="7445"/>
+            <w:vAlign w:val="center"/>
+            <w:shd w:fill="092754"/>
+            <w:tcMar>
+              <w:top w:w="80" w:type="dxa"/>
+              <w:start w:w="100" w:type="dxa"/>
+              <w:bottom w:w="80" w:type="dxa"/>
+              <w:end w:w="100" w:type="dxa"/>
+            </w:tcMar>
+          </w:tcPr>
+          <w:p>
+            <w:pPr>
+              <w:spacing w:after="0" w:line="245" w:lineRule="auto"/>
+            </w:pPr>
+            <w:r/>
+            <w:r>
+              <w:rPr>
+                <w:rFonts w:ascii="Arial" w:hAnsi="Arial"/>
+                <w:b/>
+                <w:color w:val="FFFFFF"/>
+                <w:sz w:val="16"/>
+              </w:rPr>
+              <w:t>Tecnología del proyecto</w:t>
             </w:r>
           </w:p>
         </w:tc>
@@ -1351,19 +1021,19 @@
       <w:tr>
         <w:tc>
           <w:tcPr>
-            <w:tcW w:type="dxa" w:w="2232"/>
+            <w:tcW w:type="dxa" w:w="2448"/>
             <w:vAlign w:val="center"/>
             <w:shd w:fill="EFF5FA"/>
             <w:tcMar>
-              <w:top w:w="95" w:type="dxa"/>
-              <w:start w:w="115" w:type="dxa"/>
-              <w:bottom w:w="95" w:type="dxa"/>
-              <w:end w:w="115" w:type="dxa"/>
+              <w:top w:w="80" w:type="dxa"/>
+              <w:start w:w="100" w:type="dxa"/>
+              <w:bottom w:w="80" w:type="dxa"/>
+              <w:end w:w="100" w:type="dxa"/>
             </w:tcMar>
           </w:tcPr>
           <w:p>
             <w:pPr>
-              <w:spacing w:after="0" w:line="240" w:lineRule="auto"/>
+              <w:spacing w:after="0" w:line="245" w:lineRule="auto"/>
             </w:pPr>
             <w:r/>
             <w:r>
@@ -1373,25 +1043,25 @@
                 <w:color w:val="182B43"/>
                 <w:sz w:val="16"/>
               </w:rPr>
-              <w:t>Color principal</w:t>
+              <w:t>Lenguaje</w:t>
             </w:r>
           </w:p>
         </w:tc>
         <w:tc>
           <w:tcPr>
-            <w:tcW w:type="dxa" w:w="3024"/>
+            <w:tcW w:type="dxa" w:w="7445"/>
             <w:vAlign w:val="center"/>
             <w:shd w:fill="EFF5FA"/>
             <w:tcMar>
-              <w:top w:w="95" w:type="dxa"/>
-              <w:start w:w="115" w:type="dxa"/>
-              <w:bottom w:w="95" w:type="dxa"/>
-              <w:end w:w="115" w:type="dxa"/>
+              <w:top w:w="80" w:type="dxa"/>
+              <w:start w:w="100" w:type="dxa"/>
+              <w:bottom w:w="80" w:type="dxa"/>
+              <w:end w:w="100" w:type="dxa"/>
             </w:tcMar>
           </w:tcPr>
           <w:p>
             <w:pPr>
-              <w:spacing w:after="0" w:line="240" w:lineRule="auto"/>
+              <w:spacing w:after="0" w:line="245" w:lineRule="auto"/>
             </w:pPr>
             <w:r/>
             <w:r>
@@ -1401,25 +1071,55 @@
                 <w:color w:val="182B43"/>
                 <w:sz w:val="16"/>
               </w:rPr>
-              <w:t>#092754 · azul marino</w:t>
+              <w:t>C# 12</w:t>
+            </w:r>
+          </w:p>
+        </w:tc>
+      </w:tr>
+      <w:tr>
+        <w:tc>
+          <w:tcPr>
+            <w:tcW w:type="dxa" w:w="2448"/>
+            <w:vAlign w:val="center"/>
+            <w:shd w:fill="FFFFFF"/>
+            <w:tcMar>
+              <w:top w:w="80" w:type="dxa"/>
+              <w:start w:w="100" w:type="dxa"/>
+              <w:bottom w:w="80" w:type="dxa"/>
+              <w:end w:w="100" w:type="dxa"/>
+            </w:tcMar>
+          </w:tcPr>
+          <w:p>
+            <w:pPr>
+              <w:spacing w:after="0" w:line="245" w:lineRule="auto"/>
+            </w:pPr>
+            <w:r/>
+            <w:r>
+              <w:rPr>
+                <w:rFonts w:ascii="Arial" w:hAnsi="Arial"/>
+                <w:b/>
+                <w:color w:val="182B43"/>
+                <w:sz w:val="16"/>
+              </w:rPr>
+              <w:t>Web</w:t>
             </w:r>
           </w:p>
         </w:tc>
         <w:tc>
           <w:tcPr>
-            <w:tcW w:type="dxa" w:w="5256"/>
+            <w:tcW w:type="dxa" w:w="7445"/>
             <w:vAlign w:val="center"/>
-            <w:shd w:fill="EFF5FA"/>
+            <w:shd w:fill="FFFFFF"/>
             <w:tcMar>
-              <w:top w:w="95" w:type="dxa"/>
-              <w:start w:w="115" w:type="dxa"/>
-              <w:bottom w:w="95" w:type="dxa"/>
-              <w:end w:w="115" w:type="dxa"/>
+              <w:top w:w="80" w:type="dxa"/>
+              <w:start w:w="100" w:type="dxa"/>
+              <w:bottom w:w="80" w:type="dxa"/>
+              <w:end w:w="100" w:type="dxa"/>
             </w:tcMar>
           </w:tcPr>
           <w:p>
             <w:pPr>
-              <w:spacing w:after="0" w:line="240" w:lineRule="auto"/>
+              <w:spacing w:after="0" w:line="245" w:lineRule="auto"/>
             </w:pPr>
             <w:r/>
             <w:r>
@@ -1429,7 +1129,7 @@
                 <w:color w:val="182B43"/>
                 <w:sz w:val="16"/>
               </w:rPr>
-              <w:t>Encabezados, navegación y fondos de marca</w:t>
+              <w:t>ASP.NET Core MVC, .NET 8, vistas Razor y Bootstrap</w:t>
             </w:r>
           </w:p>
         </w:tc>
@@ -1437,19 +1137,19 @@
       <w:tr>
         <w:tc>
           <w:tcPr>
-            <w:tcW w:type="dxa" w:w="2232"/>
+            <w:tcW w:type="dxa" w:w="2448"/>
             <w:vAlign w:val="center"/>
-            <w:shd w:fill="FFFFFF"/>
+            <w:shd w:fill="EFF5FA"/>
             <w:tcMar>
-              <w:top w:w="95" w:type="dxa"/>
-              <w:start w:w="115" w:type="dxa"/>
-              <w:bottom w:w="95" w:type="dxa"/>
-              <w:end w:w="115" w:type="dxa"/>
+              <w:top w:w="80" w:type="dxa"/>
+              <w:start w:w="100" w:type="dxa"/>
+              <w:bottom w:w="80" w:type="dxa"/>
+              <w:end w:w="100" w:type="dxa"/>
             </w:tcMar>
           </w:tcPr>
           <w:p>
             <w:pPr>
-              <w:spacing w:after="0" w:line="240" w:lineRule="auto"/>
+              <w:spacing w:after="0" w:line="245" w:lineRule="auto"/>
             </w:pPr>
             <w:r/>
             <w:r>
@@ -1459,25 +1159,25 @@
                 <w:color w:val="182B43"/>
                 <w:sz w:val="16"/>
               </w:rPr>
-              <w:t>Color secundario</w:t>
+              <w:t>Escritorio</w:t>
             </w:r>
           </w:p>
         </w:tc>
         <w:tc>
           <w:tcPr>
-            <w:tcW w:type="dxa" w:w="3024"/>
+            <w:tcW w:type="dxa" w:w="7445"/>
             <w:vAlign w:val="center"/>
-            <w:shd w:fill="FFFFFF"/>
+            <w:shd w:fill="EFF5FA"/>
             <w:tcMar>
-              <w:top w:w="95" w:type="dxa"/>
-              <w:start w:w="115" w:type="dxa"/>
-              <w:bottom w:w="95" w:type="dxa"/>
-              <w:end w:w="115" w:type="dxa"/>
+              <w:top w:w="80" w:type="dxa"/>
+              <w:start w:w="100" w:type="dxa"/>
+              <w:bottom w:w="80" w:type="dxa"/>
+              <w:end w:w="100" w:type="dxa"/>
             </w:tcMar>
           </w:tcPr>
           <w:p>
             <w:pPr>
-              <w:spacing w:after="0" w:line="240" w:lineRule="auto"/>
+              <w:spacing w:after="0" w:line="245" w:lineRule="auto"/>
             </w:pPr>
             <w:r/>
             <w:r>
@@ -1487,25 +1187,55 @@
                 <w:color w:val="182B43"/>
                 <w:sz w:val="16"/>
               </w:rPr>
-              <w:t>#1267AD · azul</w:t>
+              <w:t>Windows Forms, .NET 8</w:t>
+            </w:r>
+          </w:p>
+        </w:tc>
+      </w:tr>
+      <w:tr>
+        <w:tc>
+          <w:tcPr>
+            <w:tcW w:type="dxa" w:w="2448"/>
+            <w:vAlign w:val="center"/>
+            <w:shd w:fill="FFFFFF"/>
+            <w:tcMar>
+              <w:top w:w="80" w:type="dxa"/>
+              <w:start w:w="100" w:type="dxa"/>
+              <w:bottom w:w="80" w:type="dxa"/>
+              <w:end w:w="100" w:type="dxa"/>
+            </w:tcMar>
+          </w:tcPr>
+          <w:p>
+            <w:pPr>
+              <w:spacing w:after="0" w:line="245" w:lineRule="auto"/>
+            </w:pPr>
+            <w:r/>
+            <w:r>
+              <w:rPr>
+                <w:rFonts w:ascii="Arial" w:hAnsi="Arial"/>
+                <w:b/>
+                <w:color w:val="182B43"/>
+                <w:sz w:val="16"/>
+              </w:rPr>
+              <w:t>Acceso a datos</w:t>
             </w:r>
           </w:p>
         </w:tc>
         <w:tc>
           <w:tcPr>
-            <w:tcW w:type="dxa" w:w="5256"/>
+            <w:tcW w:type="dxa" w:w="7445"/>
             <w:vAlign w:val="center"/>
             <w:shd w:fill="FFFFFF"/>
             <w:tcMar>
-              <w:top w:w="95" w:type="dxa"/>
-              <w:start w:w="115" w:type="dxa"/>
-              <w:bottom w:w="95" w:type="dxa"/>
-              <w:end w:w="115" w:type="dxa"/>
+              <w:top w:w="80" w:type="dxa"/>
+              <w:start w:w="100" w:type="dxa"/>
+              <w:bottom w:w="80" w:type="dxa"/>
+              <w:end w:w="100" w:type="dxa"/>
             </w:tcMar>
           </w:tcPr>
           <w:p>
             <w:pPr>
-              <w:spacing w:after="0" w:line="240" w:lineRule="auto"/>
+              <w:spacing w:after="0" w:line="245" w:lineRule="auto"/>
             </w:pPr>
             <w:r/>
             <w:r>
@@ -1515,7 +1245,7 @@
                 <w:color w:val="182B43"/>
                 <w:sz w:val="16"/>
               </w:rPr>
-              <w:t>Acciones y enlaces</w:t>
+              <w:t>Entity Framework Core 8</w:t>
             </w:r>
           </w:p>
         </w:tc>
@@ -1523,2362 +1253,19 @@
       <w:tr>
         <w:tc>
           <w:tcPr>
-            <w:tcW w:type="dxa" w:w="2232"/>
+            <w:tcW w:type="dxa" w:w="2448"/>
             <w:vAlign w:val="center"/>
             <w:shd w:fill="EFF5FA"/>
             <w:tcMar>
-              <w:top w:w="95" w:type="dxa"/>
-              <w:start w:w="115" w:type="dxa"/>
-              <w:bottom w:w="95" w:type="dxa"/>
-              <w:end w:w="115" w:type="dxa"/>
+              <w:top w:w="80" w:type="dxa"/>
+              <w:start w:w="100" w:type="dxa"/>
+              <w:bottom w:w="80" w:type="dxa"/>
+              <w:end w:w="100" w:type="dxa"/>
             </w:tcMar>
           </w:tcPr>
           <w:p>
             <w:pPr>
-              <w:spacing w:after="0" w:line="240" w:lineRule="auto"/>
-            </w:pPr>
-            <w:r/>
-            <w:r>
-              <w:rPr>
-                <w:rFonts w:ascii="Arial" w:hAnsi="Arial"/>
-                <w:b/>
-                <w:color w:val="182B43"/>
-                <w:sz w:val="16"/>
-              </w:rPr>
-              <w:t>Color acento</w:t>
-            </w:r>
-          </w:p>
-        </w:tc>
-        <w:tc>
-          <w:tcPr>
-            <w:tcW w:type="dxa" w:w="3024"/>
-            <w:vAlign w:val="center"/>
-            <w:shd w:fill="EFF5FA"/>
-            <w:tcMar>
-              <w:top w:w="95" w:type="dxa"/>
-              <w:start w:w="115" w:type="dxa"/>
-              <w:bottom w:w="95" w:type="dxa"/>
-              <w:end w:w="115" w:type="dxa"/>
-            </w:tcMar>
-          </w:tcPr>
-          <w:p>
-            <w:pPr>
-              <w:spacing w:after="0" w:line="240" w:lineRule="auto"/>
-            </w:pPr>
-            <w:r/>
-            <w:r>
-              <w:rPr>
-                <w:rFonts w:ascii="Arial" w:hAnsi="Arial"/>
-                <w:b w:val="0"/>
-                <w:color w:val="182B43"/>
-                <w:sz w:val="16"/>
-              </w:rPr>
-              <w:t>#20B6C3 · turquesa</w:t>
-            </w:r>
-          </w:p>
-        </w:tc>
-        <w:tc>
-          <w:tcPr>
-            <w:tcW w:type="dxa" w:w="5256"/>
-            <w:vAlign w:val="center"/>
-            <w:shd w:fill="EFF5FA"/>
-            <w:tcMar>
-              <w:top w:w="95" w:type="dxa"/>
-              <w:start w:w="115" w:type="dxa"/>
-              <w:bottom w:w="95" w:type="dxa"/>
-              <w:end w:w="115" w:type="dxa"/>
-            </w:tcMar>
-          </w:tcPr>
-          <w:p>
-            <w:pPr>
-              <w:spacing w:after="0" w:line="240" w:lineRule="auto"/>
-            </w:pPr>
-            <w:r/>
-            <w:r>
-              <w:rPr>
-                <w:rFonts w:ascii="Arial" w:hAnsi="Arial"/>
-                <w:b w:val="0"/>
-                <w:color w:val="182B43"/>
-                <w:sz w:val="16"/>
-              </w:rPr>
-              <w:t>Estados activos e indicadores</w:t>
-            </w:r>
-          </w:p>
-        </w:tc>
-      </w:tr>
-      <w:tr>
-        <w:tc>
-          <w:tcPr>
-            <w:tcW w:type="dxa" w:w="2232"/>
-            <w:vAlign w:val="center"/>
-            <w:shd w:fill="FFFFFF"/>
-            <w:tcMar>
-              <w:top w:w="95" w:type="dxa"/>
-              <w:start w:w="115" w:type="dxa"/>
-              <w:bottom w:w="95" w:type="dxa"/>
-              <w:end w:w="115" w:type="dxa"/>
-            </w:tcMar>
-          </w:tcPr>
-          <w:p>
-            <w:pPr>
-              <w:spacing w:after="0" w:line="240" w:lineRule="auto"/>
-            </w:pPr>
-            <w:r/>
-            <w:r>
-              <w:rPr>
-                <w:rFonts w:ascii="Arial" w:hAnsi="Arial"/>
-                <w:b/>
-                <w:color w:val="182B43"/>
-                <w:sz w:val="16"/>
-              </w:rPr>
-              <w:t>Color destacado</w:t>
-            </w:r>
-          </w:p>
-        </w:tc>
-        <w:tc>
-          <w:tcPr>
-            <w:tcW w:type="dxa" w:w="3024"/>
-            <w:vAlign w:val="center"/>
-            <w:shd w:fill="FFFFFF"/>
-            <w:tcMar>
-              <w:top w:w="95" w:type="dxa"/>
-              <w:start w:w="115" w:type="dxa"/>
-              <w:bottom w:w="95" w:type="dxa"/>
-              <w:end w:w="115" w:type="dxa"/>
-            </w:tcMar>
-          </w:tcPr>
-          <w:p>
-            <w:pPr>
-              <w:spacing w:after="0" w:line="240" w:lineRule="auto"/>
-            </w:pPr>
-            <w:r/>
-            <w:r>
-              <w:rPr>
-                <w:rFonts w:ascii="Arial" w:hAnsi="Arial"/>
-                <w:b w:val="0"/>
-                <w:color w:val="182B43"/>
-                <w:sz w:val="16"/>
-              </w:rPr>
-              <w:t>#F4B742 · dorado</w:t>
-            </w:r>
-          </w:p>
-        </w:tc>
-        <w:tc>
-          <w:tcPr>
-            <w:tcW w:type="dxa" w:w="5256"/>
-            <w:vAlign w:val="center"/>
-            <w:shd w:fill="FFFFFF"/>
-            <w:tcMar>
-              <w:top w:w="95" w:type="dxa"/>
-              <w:start w:w="115" w:type="dxa"/>
-              <w:bottom w:w="95" w:type="dxa"/>
-              <w:end w:w="115" w:type="dxa"/>
-            </w:tcMar>
-          </w:tcPr>
-          <w:p>
-            <w:pPr>
-              <w:spacing w:after="0" w:line="240" w:lineRule="auto"/>
-            </w:pPr>
-            <w:r/>
-            <w:r>
-              <w:rPr>
-                <w:rFonts w:ascii="Arial" w:hAnsi="Arial"/>
-                <w:b w:val="0"/>
-                <w:color w:val="182B43"/>
-                <w:sz w:val="16"/>
-              </w:rPr>
-              <w:t>Detalles de oportunidad y énfasis</w:t>
-            </w:r>
-          </w:p>
-        </w:tc>
-      </w:tr>
-      <w:tr>
-        <w:tc>
-          <w:tcPr>
-            <w:tcW w:type="dxa" w:w="2232"/>
-            <w:vAlign w:val="center"/>
-            <w:shd w:fill="EFF5FA"/>
-            <w:tcMar>
-              <w:top w:w="95" w:type="dxa"/>
-              <w:start w:w="115" w:type="dxa"/>
-              <w:bottom w:w="95" w:type="dxa"/>
-              <w:end w:w="115" w:type="dxa"/>
-            </w:tcMar>
-          </w:tcPr>
-          <w:p>
-            <w:pPr>
-              <w:spacing w:after="0" w:line="240" w:lineRule="auto"/>
-            </w:pPr>
-            <w:r/>
-            <w:r>
-              <w:rPr>
-                <w:rFonts w:ascii="Arial" w:hAnsi="Arial"/>
-                <w:b/>
-                <w:color w:val="182B43"/>
-                <w:sz w:val="16"/>
-              </w:rPr>
-              <w:t>Fondo</w:t>
-            </w:r>
-          </w:p>
-        </w:tc>
-        <w:tc>
-          <w:tcPr>
-            <w:tcW w:type="dxa" w:w="3024"/>
-            <w:vAlign w:val="center"/>
-            <w:shd w:fill="EFF5FA"/>
-            <w:tcMar>
-              <w:top w:w="95" w:type="dxa"/>
-              <w:start w:w="115" w:type="dxa"/>
-              <w:bottom w:w="95" w:type="dxa"/>
-              <w:end w:w="115" w:type="dxa"/>
-            </w:tcMar>
-          </w:tcPr>
-          <w:p>
-            <w:pPr>
-              <w:spacing w:after="0" w:line="240" w:lineRule="auto"/>
-            </w:pPr>
-            <w:r/>
-            <w:r>
-              <w:rPr>
-                <w:rFonts w:ascii="Arial" w:hAnsi="Arial"/>
-                <w:b w:val="0"/>
-                <w:color w:val="182B43"/>
-                <w:sz w:val="16"/>
-              </w:rPr>
-              <w:t>#F5F8FC · gris azulado</w:t>
-            </w:r>
-          </w:p>
-        </w:tc>
-        <w:tc>
-          <w:tcPr>
-            <w:tcW w:type="dxa" w:w="5256"/>
-            <w:vAlign w:val="center"/>
-            <w:shd w:fill="EFF5FA"/>
-            <w:tcMar>
-              <w:top w:w="95" w:type="dxa"/>
-              <w:start w:w="115" w:type="dxa"/>
-              <w:bottom w:w="95" w:type="dxa"/>
-              <w:end w:w="115" w:type="dxa"/>
-            </w:tcMar>
-          </w:tcPr>
-          <w:p>
-            <w:pPr>
-              <w:spacing w:after="0" w:line="240" w:lineRule="auto"/>
-            </w:pPr>
-            <w:r/>
-            <w:r>
-              <w:rPr>
-                <w:rFonts w:ascii="Arial" w:hAnsi="Arial"/>
-                <w:b w:val="0"/>
-                <w:color w:val="182B43"/>
-                <w:sz w:val="16"/>
-              </w:rPr>
-              <w:t>Superficies claras de la interfaz</w:t>
-            </w:r>
-          </w:p>
-        </w:tc>
-      </w:tr>
-    </w:tbl>
-    <w:p>
-      <w:pPr>
-        <w:pageBreakBefore w:val="0"/>
-        <w:spacing w:after="0"/>
-      </w:pPr>
-    </w:p>
-    <w:p>
-      <w:pPr>
-        <w:pStyle w:val="Heading1"/>
-        <w:pageBreakBefore w:val="0"/>
-      </w:pPr>
-      <w:r>
-        <w:t>Desglose de avances</w:t>
-      </w:r>
-    </w:p>
-    <w:tbl>
-      <w:tblPr>
-        <w:tblW w:type="auto" w:w="0"/>
-        <w:jc w:val="center"/>
-        <w:tblLayout w:type="fixed"/>
-        <w:tblLook w:firstColumn="1" w:firstRow="1" w:lastColumn="0" w:lastRow="0" w:noHBand="0" w:noVBand="1" w:val="04A0"/>
-      </w:tblPr>
-      <w:tblGrid>
-        <w:gridCol w:w="504"/>
-        <w:gridCol w:w="1728"/>
-        <w:gridCol w:w="6048"/>
-        <w:gridCol w:w="2232"/>
-      </w:tblGrid>
-      <w:tr>
-        <w:trPr>
-          <w:tblHeader w:val="true"/>
-        </w:trPr>
-        <w:tc>
-          <w:tcPr>
-            <w:tcW w:type="dxa" w:w="504"/>
-            <w:shd w:fill="092754"/>
-            <w:tcMar>
-              <w:top w:w="95" w:type="dxa"/>
-              <w:start w:w="115" w:type="dxa"/>
-              <w:bottom w:w="95" w:type="dxa"/>
-              <w:end w:w="115" w:type="dxa"/>
-            </w:tcMar>
-            <w:vAlign w:val="center"/>
-          </w:tcPr>
-          <w:p>
-            <w:pPr>
-              <w:spacing w:after="0"/>
-            </w:pPr>
-            <w:r/>
-            <w:r>
-              <w:rPr>
-                <w:rFonts w:ascii="Arial" w:hAnsi="Arial"/>
-                <w:b/>
-                <w:color w:val="FFFFFF"/>
-                <w:sz w:val="15"/>
-              </w:rPr>
-              <w:t>#</w:t>
-            </w:r>
-          </w:p>
-        </w:tc>
-        <w:tc>
-          <w:tcPr>
-            <w:tcW w:type="dxa" w:w="1728"/>
-            <w:shd w:fill="092754"/>
-            <w:tcMar>
-              <w:top w:w="95" w:type="dxa"/>
-              <w:start w:w="115" w:type="dxa"/>
-              <w:bottom w:w="95" w:type="dxa"/>
-              <w:end w:w="115" w:type="dxa"/>
-            </w:tcMar>
-            <w:vAlign w:val="center"/>
-          </w:tcPr>
-          <w:p>
-            <w:pPr>
-              <w:spacing w:after="0"/>
-            </w:pPr>
-            <w:r/>
-            <w:r>
-              <w:rPr>
-                <w:rFonts w:ascii="Arial" w:hAnsi="Arial"/>
-                <w:b/>
-                <w:color w:val="FFFFFF"/>
-                <w:sz w:val="15"/>
-              </w:rPr>
-              <w:t>Fase</w:t>
-            </w:r>
-          </w:p>
-        </w:tc>
-        <w:tc>
-          <w:tcPr>
-            <w:tcW w:type="dxa" w:w="6048"/>
-            <w:shd w:fill="092754"/>
-            <w:tcMar>
-              <w:top w:w="95" w:type="dxa"/>
-              <w:start w:w="115" w:type="dxa"/>
-              <w:bottom w:w="95" w:type="dxa"/>
-              <w:end w:w="115" w:type="dxa"/>
-            </w:tcMar>
-            <w:vAlign w:val="center"/>
-          </w:tcPr>
-          <w:p>
-            <w:pPr>
-              <w:spacing w:after="0"/>
-            </w:pPr>
-            <w:r/>
-            <w:r>
-              <w:rPr>
-                <w:rFonts w:ascii="Arial" w:hAnsi="Arial"/>
-                <w:b/>
-                <w:color w:val="FFFFFF"/>
-                <w:sz w:val="15"/>
-              </w:rPr>
-              <w:t>Descripción</w:t>
-            </w:r>
-          </w:p>
-        </w:tc>
-        <w:tc>
-          <w:tcPr>
-            <w:tcW w:type="dxa" w:w="2232"/>
-            <w:shd w:fill="092754"/>
-            <w:tcMar>
-              <w:top w:w="95" w:type="dxa"/>
-              <w:start w:w="115" w:type="dxa"/>
-              <w:bottom w:w="95" w:type="dxa"/>
-              <w:end w:w="115" w:type="dxa"/>
-            </w:tcMar>
-            <w:vAlign w:val="center"/>
-          </w:tcPr>
-          <w:p>
-            <w:pPr>
-              <w:spacing w:after="0"/>
-            </w:pPr>
-            <w:r/>
-            <w:r>
-              <w:rPr>
-                <w:rFonts w:ascii="Arial" w:hAnsi="Arial"/>
-                <w:b/>
-                <w:color w:val="FFFFFF"/>
-                <w:sz w:val="15"/>
-              </w:rPr>
-              <w:t>Estado</w:t>
-            </w:r>
-          </w:p>
-        </w:tc>
-      </w:tr>
-      <w:tr>
-        <w:tc>
-          <w:tcPr>
-            <w:tcW w:type="dxa" w:w="504"/>
-            <w:vAlign w:val="center"/>
-            <w:shd w:fill="EFF5FA"/>
-            <w:tcMar>
-              <w:top w:w="95" w:type="dxa"/>
-              <w:start w:w="115" w:type="dxa"/>
-              <w:bottom w:w="95" w:type="dxa"/>
-              <w:end w:w="115" w:type="dxa"/>
-            </w:tcMar>
-          </w:tcPr>
-          <w:p>
-            <w:pPr>
-              <w:spacing w:after="0" w:line="240" w:lineRule="auto"/>
-            </w:pPr>
-            <w:r/>
-            <w:r>
-              <w:rPr>
-                <w:rFonts w:ascii="Arial" w:hAnsi="Arial"/>
-                <w:b/>
-                <w:color w:val="182B43"/>
-                <w:sz w:val="15"/>
-              </w:rPr>
-              <w:t>1</w:t>
-            </w:r>
-          </w:p>
-        </w:tc>
-        <w:tc>
-          <w:tcPr>
-            <w:tcW w:type="dxa" w:w="1728"/>
-            <w:vAlign w:val="center"/>
-            <w:shd w:fill="EFF5FA"/>
-            <w:tcMar>
-              <w:top w:w="95" w:type="dxa"/>
-              <w:start w:w="115" w:type="dxa"/>
-              <w:bottom w:w="95" w:type="dxa"/>
-              <w:end w:w="115" w:type="dxa"/>
-            </w:tcMar>
-          </w:tcPr>
-          <w:p>
-            <w:pPr>
-              <w:spacing w:after="0" w:line="240" w:lineRule="auto"/>
-            </w:pPr>
-            <w:r/>
-            <w:r>
-              <w:rPr>
-                <w:rFonts w:ascii="Arial" w:hAnsi="Arial"/>
-                <w:b w:val="0"/>
-                <w:color w:val="182B43"/>
-                <w:sz w:val="15"/>
-              </w:rPr>
-              <w:t>Análisis</w:t>
-            </w:r>
-          </w:p>
-        </w:tc>
-        <w:tc>
-          <w:tcPr>
-            <w:tcW w:type="dxa" w:w="6048"/>
-            <w:vAlign w:val="center"/>
-            <w:shd w:fill="EFF5FA"/>
-            <w:tcMar>
-              <w:top w:w="95" w:type="dxa"/>
-              <w:start w:w="115" w:type="dxa"/>
-              <w:bottom w:w="95" w:type="dxa"/>
-              <w:end w:w="115" w:type="dxa"/>
-            </w:tcMar>
-          </w:tcPr>
-          <w:p>
-            <w:pPr>
-              <w:spacing w:after="0" w:line="240" w:lineRule="auto"/>
-            </w:pPr>
-            <w:r/>
-            <w:r>
-              <w:rPr>
-                <w:rFonts w:ascii="Arial" w:hAnsi="Arial"/>
-                <w:b w:val="0"/>
-                <w:color w:val="182B43"/>
-                <w:sz w:val="15"/>
-              </w:rPr>
-              <w:t>Requisitos y alcance de becas, pagos, avisos y estudiantes</w:t>
-            </w:r>
-          </w:p>
-        </w:tc>
-        <w:tc>
-          <w:tcPr>
-            <w:tcW w:type="dxa" w:w="2232"/>
-            <w:vAlign w:val="center"/>
-            <w:shd w:fill="EFF5FA"/>
-            <w:tcMar>
-              <w:top w:w="95" w:type="dxa"/>
-              <w:start w:w="115" w:type="dxa"/>
-              <w:bottom w:w="95" w:type="dxa"/>
-              <w:end w:w="115" w:type="dxa"/>
-            </w:tcMar>
-          </w:tcPr>
-          <w:p>
-            <w:pPr>
-              <w:spacing w:after="0" w:line="240" w:lineRule="auto"/>
-            </w:pPr>
-            <w:r/>
-            <w:r>
-              <w:rPr>
-                <w:rFonts w:ascii="Arial" w:hAnsi="Arial"/>
-                <w:b w:val="0"/>
-                <w:color w:val="182B43"/>
-                <w:sz w:val="15"/>
-              </w:rPr>
-              <w:t>Completado</w:t>
-            </w:r>
-          </w:p>
-        </w:tc>
-      </w:tr>
-      <w:tr>
-        <w:tc>
-          <w:tcPr>
-            <w:tcW w:type="dxa" w:w="504"/>
-            <w:vAlign w:val="center"/>
-            <w:shd w:fill="FFFFFF"/>
-            <w:tcMar>
-              <w:top w:w="95" w:type="dxa"/>
-              <w:start w:w="115" w:type="dxa"/>
-              <w:bottom w:w="95" w:type="dxa"/>
-              <w:end w:w="115" w:type="dxa"/>
-            </w:tcMar>
-          </w:tcPr>
-          <w:p>
-            <w:pPr>
-              <w:spacing w:after="0" w:line="240" w:lineRule="auto"/>
-            </w:pPr>
-            <w:r/>
-            <w:r>
-              <w:rPr>
-                <w:rFonts w:ascii="Arial" w:hAnsi="Arial"/>
-                <w:b/>
-                <w:color w:val="182B43"/>
-                <w:sz w:val="15"/>
-              </w:rPr>
-              <w:t>2</w:t>
-            </w:r>
-          </w:p>
-        </w:tc>
-        <w:tc>
-          <w:tcPr>
-            <w:tcW w:type="dxa" w:w="1728"/>
-            <w:vAlign w:val="center"/>
-            <w:shd w:fill="FFFFFF"/>
-            <w:tcMar>
-              <w:top w:w="95" w:type="dxa"/>
-              <w:start w:w="115" w:type="dxa"/>
-              <w:bottom w:w="95" w:type="dxa"/>
-              <w:end w:w="115" w:type="dxa"/>
-            </w:tcMar>
-          </w:tcPr>
-          <w:p>
-            <w:pPr>
-              <w:spacing w:after="0" w:line="240" w:lineRule="auto"/>
-            </w:pPr>
-            <w:r/>
-            <w:r>
-              <w:rPr>
-                <w:rFonts w:ascii="Arial" w:hAnsi="Arial"/>
-                <w:b w:val="0"/>
-                <w:color w:val="182B43"/>
-                <w:sz w:val="15"/>
-              </w:rPr>
-              <w:t>Diseño</w:t>
-            </w:r>
-          </w:p>
-        </w:tc>
-        <w:tc>
-          <w:tcPr>
-            <w:tcW w:type="dxa" w:w="6048"/>
-            <w:vAlign w:val="center"/>
-            <w:shd w:fill="FFFFFF"/>
-            <w:tcMar>
-              <w:top w:w="95" w:type="dxa"/>
-              <w:start w:w="115" w:type="dxa"/>
-              <w:bottom w:w="95" w:type="dxa"/>
-              <w:end w:w="115" w:type="dxa"/>
-            </w:tcMar>
-          </w:tcPr>
-          <w:p>
-            <w:pPr>
-              <w:spacing w:after="0" w:line="240" w:lineRule="auto"/>
-            </w:pPr>
-            <w:r/>
-            <w:r>
-              <w:rPr>
-                <w:rFonts w:ascii="Arial" w:hAnsi="Arial"/>
-                <w:b w:val="0"/>
-                <w:color w:val="182B43"/>
-                <w:sz w:val="15"/>
-              </w:rPr>
-              <w:t>Modelo de datos compartido y arquitectura MVC</w:t>
-            </w:r>
-          </w:p>
-        </w:tc>
-        <w:tc>
-          <w:tcPr>
-            <w:tcW w:type="dxa" w:w="2232"/>
-            <w:vAlign w:val="center"/>
-            <w:shd w:fill="FFFFFF"/>
-            <w:tcMar>
-              <w:top w:w="95" w:type="dxa"/>
-              <w:start w:w="115" w:type="dxa"/>
-              <w:bottom w:w="95" w:type="dxa"/>
-              <w:end w:w="115" w:type="dxa"/>
-            </w:tcMar>
-          </w:tcPr>
-          <w:p>
-            <w:pPr>
-              <w:spacing w:after="0" w:line="240" w:lineRule="auto"/>
-            </w:pPr>
-            <w:r/>
-            <w:r>
-              <w:rPr>
-                <w:rFonts w:ascii="Arial" w:hAnsi="Arial"/>
-                <w:b w:val="0"/>
-                <w:color w:val="182B43"/>
-                <w:sz w:val="15"/>
-              </w:rPr>
-              <w:t>Completado</w:t>
-            </w:r>
-          </w:p>
-        </w:tc>
-      </w:tr>
-      <w:tr>
-        <w:tc>
-          <w:tcPr>
-            <w:tcW w:type="dxa" w:w="504"/>
-            <w:vAlign w:val="center"/>
-            <w:shd w:fill="EFF5FA"/>
-            <w:tcMar>
-              <w:top w:w="95" w:type="dxa"/>
-              <w:start w:w="115" w:type="dxa"/>
-              <w:bottom w:w="95" w:type="dxa"/>
-              <w:end w:w="115" w:type="dxa"/>
-            </w:tcMar>
-          </w:tcPr>
-          <w:p>
-            <w:pPr>
-              <w:spacing w:after="0" w:line="240" w:lineRule="auto"/>
-            </w:pPr>
-            <w:r/>
-            <w:r>
-              <w:rPr>
-                <w:rFonts w:ascii="Arial" w:hAnsi="Arial"/>
-                <w:b/>
-                <w:color w:val="182B43"/>
-                <w:sz w:val="15"/>
-              </w:rPr>
-              <w:t>3</w:t>
-            </w:r>
-          </w:p>
-        </w:tc>
-        <w:tc>
-          <w:tcPr>
-            <w:tcW w:type="dxa" w:w="1728"/>
-            <w:vAlign w:val="center"/>
-            <w:shd w:fill="EFF5FA"/>
-            <w:tcMar>
-              <w:top w:w="95" w:type="dxa"/>
-              <w:start w:w="115" w:type="dxa"/>
-              <w:bottom w:w="95" w:type="dxa"/>
-              <w:end w:w="115" w:type="dxa"/>
-            </w:tcMar>
-          </w:tcPr>
-          <w:p>
-            <w:pPr>
-              <w:spacing w:after="0" w:line="240" w:lineRule="auto"/>
-            </w:pPr>
-            <w:r/>
-            <w:r>
-              <w:rPr>
-                <w:rFonts w:ascii="Arial" w:hAnsi="Arial"/>
-                <w:b w:val="0"/>
-                <w:color w:val="182B43"/>
-                <w:sz w:val="15"/>
-              </w:rPr>
-              <w:t>Desarrollo web</w:t>
-            </w:r>
-          </w:p>
-        </w:tc>
-        <w:tc>
-          <w:tcPr>
-            <w:tcW w:type="dxa" w:w="6048"/>
-            <w:vAlign w:val="center"/>
-            <w:shd w:fill="EFF5FA"/>
-            <w:tcMar>
-              <w:top w:w="95" w:type="dxa"/>
-              <w:start w:w="115" w:type="dxa"/>
-              <w:bottom w:w="95" w:type="dxa"/>
-              <w:end w:w="115" w:type="dxa"/>
-            </w:tcMar>
-          </w:tcPr>
-          <w:p>
-            <w:pPr>
-              <w:spacing w:after="0" w:line="240" w:lineRule="auto"/>
-            </w:pPr>
-            <w:r/>
-            <w:r>
-              <w:rPr>
-                <w:rFonts w:ascii="Arial" w:hAnsi="Arial"/>
-                <w:b w:val="0"/>
-                <w:color w:val="182B43"/>
-                <w:sz w:val="15"/>
-              </w:rPr>
-              <w:t>Panel administrativo y portal adaptable al celular</w:t>
-            </w:r>
-          </w:p>
-        </w:tc>
-        <w:tc>
-          <w:tcPr>
-            <w:tcW w:type="dxa" w:w="2232"/>
-            <w:vAlign w:val="center"/>
-            <w:shd w:fill="EFF5FA"/>
-            <w:tcMar>
-              <w:top w:w="95" w:type="dxa"/>
-              <w:start w:w="115" w:type="dxa"/>
-              <w:bottom w:w="95" w:type="dxa"/>
-              <w:end w:w="115" w:type="dxa"/>
-            </w:tcMar>
-          </w:tcPr>
-          <w:p>
-            <w:pPr>
-              <w:spacing w:after="0" w:line="240" w:lineRule="auto"/>
-            </w:pPr>
-            <w:r/>
-            <w:r>
-              <w:rPr>
-                <w:rFonts w:ascii="Arial" w:hAnsi="Arial"/>
-                <w:b w:val="0"/>
-                <w:color w:val="182B43"/>
-                <w:sz w:val="15"/>
-              </w:rPr>
-              <w:t>Completado</w:t>
-            </w:r>
-          </w:p>
-        </w:tc>
-      </w:tr>
-      <w:tr>
-        <w:tc>
-          <w:tcPr>
-            <w:tcW w:type="dxa" w:w="504"/>
-            <w:vAlign w:val="center"/>
-            <w:shd w:fill="FFFFFF"/>
-            <w:tcMar>
-              <w:top w:w="95" w:type="dxa"/>
-              <w:start w:w="115" w:type="dxa"/>
-              <w:bottom w:w="95" w:type="dxa"/>
-              <w:end w:w="115" w:type="dxa"/>
-            </w:tcMar>
-          </w:tcPr>
-          <w:p>
-            <w:pPr>
-              <w:spacing w:after="0" w:line="240" w:lineRule="auto"/>
-            </w:pPr>
-            <w:r/>
-            <w:r>
-              <w:rPr>
-                <w:rFonts w:ascii="Arial" w:hAnsi="Arial"/>
-                <w:b/>
-                <w:color w:val="182B43"/>
-                <w:sz w:val="15"/>
-              </w:rPr>
-              <w:t>4</w:t>
-            </w:r>
-          </w:p>
-        </w:tc>
-        <w:tc>
-          <w:tcPr>
-            <w:tcW w:type="dxa" w:w="1728"/>
-            <w:vAlign w:val="center"/>
-            <w:shd w:fill="FFFFFF"/>
-            <w:tcMar>
-              <w:top w:w="95" w:type="dxa"/>
-              <w:start w:w="115" w:type="dxa"/>
-              <w:bottom w:w="95" w:type="dxa"/>
-              <w:end w:w="115" w:type="dxa"/>
-            </w:tcMar>
-          </w:tcPr>
-          <w:p>
-            <w:pPr>
-              <w:spacing w:after="0" w:line="240" w:lineRule="auto"/>
-            </w:pPr>
-            <w:r/>
-            <w:r>
-              <w:rPr>
-                <w:rFonts w:ascii="Arial" w:hAnsi="Arial"/>
-                <w:b w:val="0"/>
-                <w:color w:val="182B43"/>
-                <w:sz w:val="15"/>
-              </w:rPr>
-              <w:t>Desarrollo escritorio</w:t>
-            </w:r>
-          </w:p>
-        </w:tc>
-        <w:tc>
-          <w:tcPr>
-            <w:tcW w:type="dxa" w:w="6048"/>
-            <w:vAlign w:val="center"/>
-            <w:shd w:fill="FFFFFF"/>
-            <w:tcMar>
-              <w:top w:w="95" w:type="dxa"/>
-              <w:start w:w="115" w:type="dxa"/>
-              <w:bottom w:w="95" w:type="dxa"/>
-              <w:end w:w="115" w:type="dxa"/>
-            </w:tcMar>
-          </w:tcPr>
-          <w:p>
-            <w:pPr>
-              <w:spacing w:after="0" w:line="240" w:lineRule="auto"/>
-            </w:pPr>
-            <w:r/>
-            <w:r>
-              <w:rPr>
-                <w:rFonts w:ascii="Arial" w:hAnsi="Arial"/>
-                <w:b w:val="0"/>
-                <w:color w:val="182B43"/>
-                <w:sz w:val="15"/>
-              </w:rPr>
-              <w:t>Módulos administrativos Windows Forms</w:t>
-            </w:r>
-          </w:p>
-        </w:tc>
-        <w:tc>
-          <w:tcPr>
-            <w:tcW w:type="dxa" w:w="2232"/>
-            <w:vAlign w:val="center"/>
-            <w:shd w:fill="FFFFFF"/>
-            <w:tcMar>
-              <w:top w:w="95" w:type="dxa"/>
-              <w:start w:w="115" w:type="dxa"/>
-              <w:bottom w:w="95" w:type="dxa"/>
-              <w:end w:w="115" w:type="dxa"/>
-            </w:tcMar>
-          </w:tcPr>
-          <w:p>
-            <w:pPr>
-              <w:spacing w:after="0" w:line="240" w:lineRule="auto"/>
-            </w:pPr>
-            <w:r/>
-            <w:r>
-              <w:rPr>
-                <w:rFonts w:ascii="Arial" w:hAnsi="Arial"/>
-                <w:b w:val="0"/>
-                <w:color w:val="182B43"/>
-                <w:sz w:val="15"/>
-              </w:rPr>
-              <w:t>Completado</w:t>
-            </w:r>
-          </w:p>
-        </w:tc>
-      </w:tr>
-      <w:tr>
-        <w:tc>
-          <w:tcPr>
-            <w:tcW w:type="dxa" w:w="504"/>
-            <w:vAlign w:val="center"/>
-            <w:shd w:fill="EFF5FA"/>
-            <w:tcMar>
-              <w:top w:w="95" w:type="dxa"/>
-              <w:start w:w="115" w:type="dxa"/>
-              <w:bottom w:w="95" w:type="dxa"/>
-              <w:end w:w="115" w:type="dxa"/>
-            </w:tcMar>
-          </w:tcPr>
-          <w:p>
-            <w:pPr>
-              <w:spacing w:after="0" w:line="240" w:lineRule="auto"/>
-            </w:pPr>
-            <w:r/>
-            <w:r>
-              <w:rPr>
-                <w:rFonts w:ascii="Arial" w:hAnsi="Arial"/>
-                <w:b/>
-                <w:color w:val="182B43"/>
-                <w:sz w:val="15"/>
-              </w:rPr>
-              <w:t>5</w:t>
-            </w:r>
-          </w:p>
-        </w:tc>
-        <w:tc>
-          <w:tcPr>
-            <w:tcW w:type="dxa" w:w="1728"/>
-            <w:vAlign w:val="center"/>
-            <w:shd w:fill="EFF5FA"/>
-            <w:tcMar>
-              <w:top w:w="95" w:type="dxa"/>
-              <w:start w:w="115" w:type="dxa"/>
-              <w:bottom w:w="95" w:type="dxa"/>
-              <w:end w:w="115" w:type="dxa"/>
-            </w:tcMar>
-          </w:tcPr>
-          <w:p>
-            <w:pPr>
-              <w:spacing w:after="0" w:line="240" w:lineRule="auto"/>
-            </w:pPr>
-            <w:r/>
-            <w:r>
-              <w:rPr>
-                <w:rFonts w:ascii="Arial" w:hAnsi="Arial"/>
-                <w:b w:val="0"/>
-                <w:color w:val="182B43"/>
-                <w:sz w:val="15"/>
-              </w:rPr>
-              <w:t>Revisión</w:t>
-            </w:r>
-          </w:p>
-        </w:tc>
-        <w:tc>
-          <w:tcPr>
-            <w:tcW w:type="dxa" w:w="6048"/>
-            <w:vAlign w:val="center"/>
-            <w:shd w:fill="EFF5FA"/>
-            <w:tcMar>
-              <w:top w:w="95" w:type="dxa"/>
-              <w:start w:w="115" w:type="dxa"/>
-              <w:bottom w:w="95" w:type="dxa"/>
-              <w:end w:w="115" w:type="dxa"/>
-            </w:tcMar>
-          </w:tcPr>
-          <w:p>
-            <w:pPr>
-              <w:spacing w:after="0" w:line="240" w:lineRule="auto"/>
-            </w:pPr>
-            <w:r/>
-            <w:r>
-              <w:rPr>
-                <w:rFonts w:ascii="Arial" w:hAnsi="Arial"/>
-                <w:b w:val="0"/>
-                <w:color w:val="182B43"/>
-                <w:sz w:val="15"/>
-              </w:rPr>
-              <w:t>Compilación, control de roles y revisión del CRUD</w:t>
-            </w:r>
-          </w:p>
-        </w:tc>
-        <w:tc>
-          <w:tcPr>
-            <w:tcW w:type="dxa" w:w="2232"/>
-            <w:vAlign w:val="center"/>
-            <w:shd w:fill="EFF5FA"/>
-            <w:tcMar>
-              <w:top w:w="95" w:type="dxa"/>
-              <w:start w:w="115" w:type="dxa"/>
-              <w:bottom w:w="95" w:type="dxa"/>
-              <w:end w:w="115" w:type="dxa"/>
-            </w:tcMar>
-          </w:tcPr>
-          <w:p>
-            <w:pPr>
-              <w:spacing w:after="0" w:line="240" w:lineRule="auto"/>
-            </w:pPr>
-            <w:r/>
-            <w:r>
-              <w:rPr>
-                <w:rFonts w:ascii="Arial" w:hAnsi="Arial"/>
-                <w:b w:val="0"/>
-                <w:color w:val="182B43"/>
-                <w:sz w:val="15"/>
-              </w:rPr>
-              <w:t>Completado</w:t>
-            </w:r>
-          </w:p>
-        </w:tc>
-      </w:tr>
-      <w:tr>
-        <w:tc>
-          <w:tcPr>
-            <w:tcW w:type="dxa" w:w="504"/>
-            <w:vAlign w:val="center"/>
-            <w:shd w:fill="FFFFFF"/>
-            <w:tcMar>
-              <w:top w:w="95" w:type="dxa"/>
-              <w:start w:w="115" w:type="dxa"/>
-              <w:bottom w:w="95" w:type="dxa"/>
-              <w:end w:w="115" w:type="dxa"/>
-            </w:tcMar>
-          </w:tcPr>
-          <w:p>
-            <w:pPr>
-              <w:spacing w:after="0" w:line="240" w:lineRule="auto"/>
-            </w:pPr>
-            <w:r/>
-            <w:r>
-              <w:rPr>
-                <w:rFonts w:ascii="Arial" w:hAnsi="Arial"/>
-                <w:b/>
-                <w:color w:val="182B43"/>
-                <w:sz w:val="15"/>
-              </w:rPr>
-              <w:t>6</w:t>
-            </w:r>
-          </w:p>
-        </w:tc>
-        <w:tc>
-          <w:tcPr>
-            <w:tcW w:type="dxa" w:w="1728"/>
-            <w:vAlign w:val="center"/>
-            <w:shd w:fill="FFFFFF"/>
-            <w:tcMar>
-              <w:top w:w="95" w:type="dxa"/>
-              <w:start w:w="115" w:type="dxa"/>
-              <w:bottom w:w="95" w:type="dxa"/>
-              <w:end w:w="115" w:type="dxa"/>
-            </w:tcMar>
-          </w:tcPr>
-          <w:p>
-            <w:pPr>
-              <w:spacing w:after="0" w:line="240" w:lineRule="auto"/>
-            </w:pPr>
-            <w:r/>
-            <w:r>
-              <w:rPr>
-                <w:rFonts w:ascii="Arial" w:hAnsi="Arial"/>
-                <w:b w:val="0"/>
-                <w:color w:val="182B43"/>
-                <w:sz w:val="15"/>
-              </w:rPr>
-              <w:t>Documentación</w:t>
-            </w:r>
-          </w:p>
-        </w:tc>
-        <w:tc>
-          <w:tcPr>
-            <w:tcW w:type="dxa" w:w="6048"/>
-            <w:vAlign w:val="center"/>
-            <w:shd w:fill="FFFFFF"/>
-            <w:tcMar>
-              <w:top w:w="95" w:type="dxa"/>
-              <w:start w:w="115" w:type="dxa"/>
-              <w:bottom w:w="95" w:type="dxa"/>
-              <w:end w:w="115" w:type="dxa"/>
-            </w:tcMar>
-          </w:tcPr>
-          <w:p>
-            <w:pPr>
-              <w:spacing w:after="0" w:line="240" w:lineRule="auto"/>
-            </w:pPr>
-            <w:r/>
-            <w:r>
-              <w:rPr>
-                <w:rFonts w:ascii="Arial" w:hAnsi="Arial"/>
-                <w:b w:val="0"/>
-                <w:color w:val="182B43"/>
-                <w:sz w:val="15"/>
-              </w:rPr>
-              <w:t>Ficha técnica, documentación y manual de usuario</w:t>
-            </w:r>
-          </w:p>
-        </w:tc>
-        <w:tc>
-          <w:tcPr>
-            <w:tcW w:type="dxa" w:w="2232"/>
-            <w:vAlign w:val="center"/>
-            <w:shd w:fill="FFFFFF"/>
-            <w:tcMar>
-              <w:top w:w="95" w:type="dxa"/>
-              <w:start w:w="115" w:type="dxa"/>
-              <w:bottom w:w="95" w:type="dxa"/>
-              <w:end w:w="115" w:type="dxa"/>
-            </w:tcMar>
-          </w:tcPr>
-          <w:p>
-            <w:pPr>
-              <w:spacing w:after="0" w:line="240" w:lineRule="auto"/>
-            </w:pPr>
-            <w:r/>
-            <w:r>
-              <w:rPr>
-                <w:rFonts w:ascii="Arial" w:hAnsi="Arial"/>
-                <w:b w:val="0"/>
-                <w:color w:val="182B43"/>
-                <w:sz w:val="15"/>
-              </w:rPr>
-              <w:t>Completado</w:t>
-            </w:r>
-          </w:p>
-        </w:tc>
-      </w:tr>
-      <w:tr>
-        <w:tc>
-          <w:tcPr>
-            <w:tcW w:type="dxa" w:w="504"/>
-            <w:vAlign w:val="center"/>
-            <w:shd w:fill="EFF5FA"/>
-            <w:tcMar>
-              <w:top w:w="95" w:type="dxa"/>
-              <w:start w:w="115" w:type="dxa"/>
-              <w:bottom w:w="95" w:type="dxa"/>
-              <w:end w:w="115" w:type="dxa"/>
-            </w:tcMar>
-          </w:tcPr>
-          <w:p>
-            <w:pPr>
-              <w:spacing w:after="0" w:line="240" w:lineRule="auto"/>
-            </w:pPr>
-            <w:r/>
-            <w:r>
-              <w:rPr>
-                <w:rFonts w:ascii="Arial" w:hAnsi="Arial"/>
-                <w:b/>
-                <w:color w:val="182B43"/>
-                <w:sz w:val="15"/>
-              </w:rPr>
-              <w:t>7</w:t>
-            </w:r>
-          </w:p>
-        </w:tc>
-        <w:tc>
-          <w:tcPr>
-            <w:tcW w:type="dxa" w:w="1728"/>
-            <w:vAlign w:val="center"/>
-            <w:shd w:fill="EFF5FA"/>
-            <w:tcMar>
-              <w:top w:w="95" w:type="dxa"/>
-              <w:start w:w="115" w:type="dxa"/>
-              <w:bottom w:w="95" w:type="dxa"/>
-              <w:end w:w="115" w:type="dxa"/>
-            </w:tcMar>
-          </w:tcPr>
-          <w:p>
-            <w:pPr>
-              <w:spacing w:after="0" w:line="240" w:lineRule="auto"/>
-            </w:pPr>
-            <w:r/>
-            <w:r>
-              <w:rPr>
-                <w:rFonts w:ascii="Arial" w:hAnsi="Arial"/>
-                <w:b w:val="0"/>
-                <w:color w:val="182B43"/>
-                <w:sz w:val="15"/>
-              </w:rPr>
-              <w:t>Presentación</w:t>
-            </w:r>
-          </w:p>
-        </w:tc>
-        <w:tc>
-          <w:tcPr>
-            <w:tcW w:type="dxa" w:w="6048"/>
-            <w:vAlign w:val="center"/>
-            <w:shd w:fill="EFF5FA"/>
-            <w:tcMar>
-              <w:top w:w="95" w:type="dxa"/>
-              <w:start w:w="115" w:type="dxa"/>
-              <w:bottom w:w="95" w:type="dxa"/>
-              <w:end w:w="115" w:type="dxa"/>
-            </w:tcMar>
-          </w:tcPr>
-          <w:p>
-            <w:pPr>
-              <w:spacing w:after="0" w:line="240" w:lineRule="auto"/>
-            </w:pPr>
-            <w:r/>
-            <w:r>
-              <w:rPr>
-                <w:rFonts w:ascii="Arial" w:hAnsi="Arial"/>
-                <w:b w:val="0"/>
-                <w:color w:val="182B43"/>
-                <w:sz w:val="15"/>
-              </w:rPr>
-              <w:t>Material de exposición del proyecto</w:t>
-            </w:r>
-          </w:p>
-        </w:tc>
-        <w:tc>
-          <w:tcPr>
-            <w:tcW w:type="dxa" w:w="2232"/>
-            <w:vAlign w:val="center"/>
-            <w:shd w:fill="EFF5FA"/>
-            <w:tcMar>
-              <w:top w:w="95" w:type="dxa"/>
-              <w:start w:w="115" w:type="dxa"/>
-              <w:bottom w:w="95" w:type="dxa"/>
-              <w:end w:w="115" w:type="dxa"/>
-            </w:tcMar>
-          </w:tcPr>
-          <w:p>
-            <w:pPr>
-              <w:spacing w:after="0" w:line="240" w:lineRule="auto"/>
-            </w:pPr>
-            <w:r/>
-            <w:r>
-              <w:rPr>
-                <w:rFonts w:ascii="Arial" w:hAnsi="Arial"/>
-                <w:b w:val="0"/>
-                <w:color w:val="182B43"/>
-                <w:sz w:val="15"/>
-              </w:rPr>
-              <w:t>Completado</w:t>
-            </w:r>
-          </w:p>
-        </w:tc>
-      </w:tr>
-      <w:tr>
-        <w:tc>
-          <w:tcPr>
-            <w:tcW w:type="dxa" w:w="504"/>
-            <w:vAlign w:val="center"/>
-            <w:shd w:fill="FFFFFF"/>
-            <w:tcMar>
-              <w:top w:w="95" w:type="dxa"/>
-              <w:start w:w="115" w:type="dxa"/>
-              <w:bottom w:w="95" w:type="dxa"/>
-              <w:end w:w="115" w:type="dxa"/>
-            </w:tcMar>
-          </w:tcPr>
-          <w:p>
-            <w:pPr>
-              <w:spacing w:after="0" w:line="240" w:lineRule="auto"/>
-            </w:pPr>
-            <w:r/>
-            <w:r>
-              <w:rPr>
-                <w:rFonts w:ascii="Arial" w:hAnsi="Arial"/>
-                <w:b/>
-                <w:color w:val="182B43"/>
-                <w:sz w:val="15"/>
-              </w:rPr>
-              <w:t>8</w:t>
-            </w:r>
-          </w:p>
-        </w:tc>
-        <w:tc>
-          <w:tcPr>
-            <w:tcW w:type="dxa" w:w="1728"/>
-            <w:vAlign w:val="center"/>
-            <w:shd w:fill="FFFFFF"/>
-            <w:tcMar>
-              <w:top w:w="95" w:type="dxa"/>
-              <w:start w:w="115" w:type="dxa"/>
-              <w:bottom w:w="95" w:type="dxa"/>
-              <w:end w:w="115" w:type="dxa"/>
-            </w:tcMar>
-          </w:tcPr>
-          <w:p>
-            <w:pPr>
-              <w:spacing w:after="0" w:line="240" w:lineRule="auto"/>
-            </w:pPr>
-            <w:r/>
-            <w:r>
-              <w:rPr>
-                <w:rFonts w:ascii="Arial" w:hAnsi="Arial"/>
-                <w:b w:val="0"/>
-                <w:color w:val="182B43"/>
-                <w:sz w:val="15"/>
-              </w:rPr>
-              <w:t>Defensa</w:t>
-            </w:r>
-          </w:p>
-        </w:tc>
-        <w:tc>
-          <w:tcPr>
-            <w:tcW w:type="dxa" w:w="6048"/>
-            <w:vAlign w:val="center"/>
-            <w:shd w:fill="FFFFFF"/>
-            <w:tcMar>
-              <w:top w:w="95" w:type="dxa"/>
-              <w:start w:w="115" w:type="dxa"/>
-              <w:bottom w:w="95" w:type="dxa"/>
-              <w:end w:w="115" w:type="dxa"/>
-            </w:tcMar>
-          </w:tcPr>
-          <w:p>
-            <w:pPr>
-              <w:spacing w:after="0" w:line="240" w:lineRule="auto"/>
-            </w:pPr>
-            <w:r/>
-            <w:r>
-              <w:rPr>
-                <w:rFonts w:ascii="Arial" w:hAnsi="Arial"/>
-                <w:b w:val="0"/>
-                <w:color w:val="182B43"/>
-                <w:sz w:val="15"/>
-              </w:rPr>
-              <w:t>Presentación ante el docente</w:t>
-            </w:r>
-          </w:p>
-        </w:tc>
-        <w:tc>
-          <w:tcPr>
-            <w:tcW w:type="dxa" w:w="2232"/>
-            <w:vAlign w:val="center"/>
-            <w:shd w:fill="FFFFFF"/>
-            <w:tcMar>
-              <w:top w:w="95" w:type="dxa"/>
-              <w:start w:w="115" w:type="dxa"/>
-              <w:bottom w:w="95" w:type="dxa"/>
-              <w:end w:w="115" w:type="dxa"/>
-            </w:tcMar>
-          </w:tcPr>
-          <w:p>
-            <w:pPr>
-              <w:spacing w:after="0" w:line="240" w:lineRule="auto"/>
-            </w:pPr>
-            <w:r/>
-            <w:r>
-              <w:rPr>
-                <w:rFonts w:ascii="Arial" w:hAnsi="Arial"/>
-                <w:b w:val="0"/>
-                <w:color w:val="182B43"/>
-                <w:sz w:val="15"/>
-              </w:rPr>
-              <w:t>Pendiente</w:t>
-            </w:r>
-          </w:p>
-        </w:tc>
-      </w:tr>
-    </w:tbl>
-    <w:p>
-      <w:pPr>
-        <w:pageBreakBefore w:val="0"/>
-        <w:spacing w:after="0"/>
-      </w:pPr>
-    </w:p>
-    <w:p>
-      <w:pPr>
-        <w:pageBreakBefore w:val="0"/>
-      </w:pPr>
-      <w:r/>
-    </w:p>
-    <w:p>
-      <w:pPr>
-        <w:pStyle w:val="Heading2"/>
-        <w:pageBreakBefore w:val="0"/>
-      </w:pPr>
-      <w:r>
-        <w:t>Cronograma semanal de referencia</w:t>
-      </w:r>
-    </w:p>
-    <w:tbl>
-      <w:tblPr>
-        <w:tblW w:type="auto" w:w="0"/>
-        <w:jc w:val="center"/>
-        <w:tblLayout w:type="fixed"/>
-        <w:tblLook w:firstColumn="1" w:firstRow="1" w:lastColumn="0" w:lastRow="0" w:noHBand="0" w:noVBand="1" w:val="04A0"/>
-      </w:tblPr>
-      <w:tblGrid>
-        <w:gridCol w:w="1440"/>
-        <w:gridCol w:w="6192"/>
-        <w:gridCol w:w="2880"/>
-      </w:tblGrid>
-      <w:tr>
-        <w:trPr>
-          <w:tblHeader w:val="true"/>
-        </w:trPr>
-        <w:tc>
-          <w:tcPr>
-            <w:tcW w:type="dxa" w:w="1440"/>
-            <w:shd w:fill="092754"/>
-            <w:tcMar>
-              <w:top w:w="95" w:type="dxa"/>
-              <w:start w:w="115" w:type="dxa"/>
-              <w:bottom w:w="95" w:type="dxa"/>
-              <w:end w:w="115" w:type="dxa"/>
-            </w:tcMar>
-            <w:vAlign w:val="center"/>
-          </w:tcPr>
-          <w:p>
-            <w:pPr>
-              <w:spacing w:after="0"/>
-            </w:pPr>
-            <w:r/>
-            <w:r>
-              <w:rPr>
-                <w:rFonts w:ascii="Arial" w:hAnsi="Arial"/>
-                <w:b/>
-                <w:color w:val="FFFFFF"/>
-                <w:sz w:val="15"/>
-              </w:rPr>
-              <w:t>Semana</w:t>
-            </w:r>
-          </w:p>
-        </w:tc>
-        <w:tc>
-          <w:tcPr>
-            <w:tcW w:type="dxa" w:w="6192"/>
-            <w:shd w:fill="092754"/>
-            <w:tcMar>
-              <w:top w:w="95" w:type="dxa"/>
-              <w:start w:w="115" w:type="dxa"/>
-              <w:bottom w:w="95" w:type="dxa"/>
-              <w:end w:w="115" w:type="dxa"/>
-            </w:tcMar>
-            <w:vAlign w:val="center"/>
-          </w:tcPr>
-          <w:p>
-            <w:pPr>
-              <w:spacing w:after="0"/>
-            </w:pPr>
-            <w:r/>
-            <w:r>
-              <w:rPr>
-                <w:rFonts w:ascii="Arial" w:hAnsi="Arial"/>
-                <w:b/>
-                <w:color w:val="FFFFFF"/>
-                <w:sz w:val="15"/>
-              </w:rPr>
-              <w:t>Actividad</w:t>
-            </w:r>
-          </w:p>
-        </w:tc>
-        <w:tc>
-          <w:tcPr>
-            <w:tcW w:type="dxa" w:w="2880"/>
-            <w:shd w:fill="092754"/>
-            <w:tcMar>
-              <w:top w:w="95" w:type="dxa"/>
-              <w:start w:w="115" w:type="dxa"/>
-              <w:bottom w:w="95" w:type="dxa"/>
-              <w:end w:w="115" w:type="dxa"/>
-            </w:tcMar>
-            <w:vAlign w:val="center"/>
-          </w:tcPr>
-          <w:p>
-            <w:pPr>
-              <w:spacing w:after="0"/>
-            </w:pPr>
-            <w:r/>
-            <w:r>
-              <w:rPr>
-                <w:rFonts w:ascii="Arial" w:hAnsi="Arial"/>
-                <w:b/>
-                <w:color w:val="FFFFFF"/>
-                <w:sz w:val="15"/>
-              </w:rPr>
-              <w:t>Responsable</w:t>
-            </w:r>
-          </w:p>
-        </w:tc>
-      </w:tr>
-      <w:tr>
-        <w:tc>
-          <w:tcPr>
-            <w:tcW w:type="dxa" w:w="1440"/>
-            <w:vAlign w:val="center"/>
-            <w:shd w:fill="EFF5FA"/>
-            <w:tcMar>
-              <w:top w:w="95" w:type="dxa"/>
-              <w:start w:w="115" w:type="dxa"/>
-              <w:bottom w:w="95" w:type="dxa"/>
-              <w:end w:w="115" w:type="dxa"/>
-            </w:tcMar>
-          </w:tcPr>
-          <w:p>
-            <w:pPr>
-              <w:spacing w:after="0" w:line="240" w:lineRule="auto"/>
-            </w:pPr>
-            <w:r/>
-            <w:r>
-              <w:rPr>
-                <w:rFonts w:ascii="Arial" w:hAnsi="Arial"/>
-                <w:b/>
-                <w:color w:val="182B43"/>
-                <w:sz w:val="15"/>
-              </w:rPr>
-              <w:t>1</w:t>
-            </w:r>
-          </w:p>
-        </w:tc>
-        <w:tc>
-          <w:tcPr>
-            <w:tcW w:type="dxa" w:w="6192"/>
-            <w:vAlign w:val="center"/>
-            <w:shd w:fill="EFF5FA"/>
-            <w:tcMar>
-              <w:top w:w="95" w:type="dxa"/>
-              <w:start w:w="115" w:type="dxa"/>
-              <w:bottom w:w="95" w:type="dxa"/>
-              <w:end w:w="115" w:type="dxa"/>
-            </w:tcMar>
-          </w:tcPr>
-          <w:p>
-            <w:pPr>
-              <w:spacing w:after="0" w:line="240" w:lineRule="auto"/>
-            </w:pPr>
-            <w:r/>
-            <w:r>
-              <w:rPr>
-                <w:rFonts w:ascii="Arial" w:hAnsi="Arial"/>
-                <w:b w:val="0"/>
-                <w:color w:val="182B43"/>
-                <w:sz w:val="15"/>
-              </w:rPr>
-              <w:t>Requisitos y análisis</w:t>
-            </w:r>
-          </w:p>
-        </w:tc>
-        <w:tc>
-          <w:tcPr>
-            <w:tcW w:type="dxa" w:w="2880"/>
-            <w:vAlign w:val="center"/>
-            <w:shd w:fill="EFF5FA"/>
-            <w:tcMar>
-              <w:top w:w="95" w:type="dxa"/>
-              <w:start w:w="115" w:type="dxa"/>
-              <w:bottom w:w="95" w:type="dxa"/>
-              <w:end w:w="115" w:type="dxa"/>
-            </w:tcMar>
-          </w:tcPr>
-          <w:p>
-            <w:pPr>
-              <w:spacing w:after="0" w:line="240" w:lineRule="auto"/>
-            </w:pPr>
-            <w:r/>
-            <w:r>
-              <w:rPr>
-                <w:rFonts w:ascii="Arial" w:hAnsi="Arial"/>
-                <w:b w:val="0"/>
-                <w:color w:val="182B43"/>
-                <w:sz w:val="15"/>
-              </w:rPr>
-              <w:t>Equipo NBU</w:t>
-            </w:r>
-          </w:p>
-        </w:tc>
-      </w:tr>
-      <w:tr>
-        <w:tc>
-          <w:tcPr>
-            <w:tcW w:type="dxa" w:w="1440"/>
-            <w:vAlign w:val="center"/>
-            <w:shd w:fill="FFFFFF"/>
-            <w:tcMar>
-              <w:top w:w="95" w:type="dxa"/>
-              <w:start w:w="115" w:type="dxa"/>
-              <w:bottom w:w="95" w:type="dxa"/>
-              <w:end w:w="115" w:type="dxa"/>
-            </w:tcMar>
-          </w:tcPr>
-          <w:p>
-            <w:pPr>
-              <w:spacing w:after="0" w:line="240" w:lineRule="auto"/>
-            </w:pPr>
-            <w:r/>
-            <w:r>
-              <w:rPr>
-                <w:rFonts w:ascii="Arial" w:hAnsi="Arial"/>
-                <w:b/>
-                <w:color w:val="182B43"/>
-                <w:sz w:val="15"/>
-              </w:rPr>
-              <w:t>2</w:t>
-            </w:r>
-          </w:p>
-        </w:tc>
-        <w:tc>
-          <w:tcPr>
-            <w:tcW w:type="dxa" w:w="6192"/>
-            <w:vAlign w:val="center"/>
-            <w:shd w:fill="FFFFFF"/>
-            <w:tcMar>
-              <w:top w:w="95" w:type="dxa"/>
-              <w:start w:w="115" w:type="dxa"/>
-              <w:bottom w:w="95" w:type="dxa"/>
-              <w:end w:w="115" w:type="dxa"/>
-            </w:tcMar>
-          </w:tcPr>
-          <w:p>
-            <w:pPr>
-              <w:spacing w:after="0" w:line="240" w:lineRule="auto"/>
-            </w:pPr>
-            <w:r/>
-            <w:r>
-              <w:rPr>
-                <w:rFonts w:ascii="Arial" w:hAnsi="Arial"/>
-                <w:b w:val="0"/>
-                <w:color w:val="182B43"/>
-                <w:sz w:val="15"/>
-              </w:rPr>
-              <w:t>Diseño MVC y base de datos</w:t>
-            </w:r>
-          </w:p>
-        </w:tc>
-        <w:tc>
-          <w:tcPr>
-            <w:tcW w:type="dxa" w:w="2880"/>
-            <w:vAlign w:val="center"/>
-            <w:shd w:fill="FFFFFF"/>
-            <w:tcMar>
-              <w:top w:w="95" w:type="dxa"/>
-              <w:start w:w="115" w:type="dxa"/>
-              <w:bottom w:w="95" w:type="dxa"/>
-              <w:end w:w="115" w:type="dxa"/>
-            </w:tcMar>
-          </w:tcPr>
-          <w:p>
-            <w:pPr>
-              <w:spacing w:after="0" w:line="240" w:lineRule="auto"/>
-            </w:pPr>
-            <w:r/>
-            <w:r>
-              <w:rPr>
-                <w:rFonts w:ascii="Arial" w:hAnsi="Arial"/>
-                <w:b w:val="0"/>
-                <w:color w:val="182B43"/>
-                <w:sz w:val="15"/>
-              </w:rPr>
-              <w:t>Equipo NBU</w:t>
-            </w:r>
-          </w:p>
-        </w:tc>
-      </w:tr>
-      <w:tr>
-        <w:tc>
-          <w:tcPr>
-            <w:tcW w:type="dxa" w:w="1440"/>
-            <w:vAlign w:val="center"/>
-            <w:shd w:fill="EFF5FA"/>
-            <w:tcMar>
-              <w:top w:w="95" w:type="dxa"/>
-              <w:start w:w="115" w:type="dxa"/>
-              <w:bottom w:w="95" w:type="dxa"/>
-              <w:end w:w="115" w:type="dxa"/>
-            </w:tcMar>
-          </w:tcPr>
-          <w:p>
-            <w:pPr>
-              <w:spacing w:after="0" w:line="240" w:lineRule="auto"/>
-            </w:pPr>
-            <w:r/>
-            <w:r>
-              <w:rPr>
-                <w:rFonts w:ascii="Arial" w:hAnsi="Arial"/>
-                <w:b/>
-                <w:color w:val="182B43"/>
-                <w:sz w:val="15"/>
-              </w:rPr>
-              <w:t>3</w:t>
-            </w:r>
-          </w:p>
-        </w:tc>
-        <w:tc>
-          <w:tcPr>
-            <w:tcW w:type="dxa" w:w="6192"/>
-            <w:vAlign w:val="center"/>
-            <w:shd w:fill="EFF5FA"/>
-            <w:tcMar>
-              <w:top w:w="95" w:type="dxa"/>
-              <w:start w:w="115" w:type="dxa"/>
-              <w:bottom w:w="95" w:type="dxa"/>
-              <w:end w:w="115" w:type="dxa"/>
-            </w:tcMar>
-          </w:tcPr>
-          <w:p>
-            <w:pPr>
-              <w:spacing w:after="0" w:line="240" w:lineRule="auto"/>
-            </w:pPr>
-            <w:r/>
-            <w:r>
-              <w:rPr>
-                <w:rFonts w:ascii="Arial" w:hAnsi="Arial"/>
-                <w:b w:val="0"/>
-                <w:color w:val="182B43"/>
-                <w:sz w:val="15"/>
-              </w:rPr>
-              <w:t>Implementación web</w:t>
-            </w:r>
-          </w:p>
-        </w:tc>
-        <w:tc>
-          <w:tcPr>
-            <w:tcW w:type="dxa" w:w="2880"/>
-            <w:vAlign w:val="center"/>
-            <w:shd w:fill="EFF5FA"/>
-            <w:tcMar>
-              <w:top w:w="95" w:type="dxa"/>
-              <w:start w:w="115" w:type="dxa"/>
-              <w:bottom w:w="95" w:type="dxa"/>
-              <w:end w:w="115" w:type="dxa"/>
-            </w:tcMar>
-          </w:tcPr>
-          <w:p>
-            <w:pPr>
-              <w:spacing w:after="0" w:line="240" w:lineRule="auto"/>
-            </w:pPr>
-            <w:r/>
-            <w:r>
-              <w:rPr>
-                <w:rFonts w:ascii="Arial" w:hAnsi="Arial"/>
-                <w:b w:val="0"/>
-                <w:color w:val="182B43"/>
-                <w:sz w:val="15"/>
-              </w:rPr>
-              <w:t>Equipo NBU</w:t>
-            </w:r>
-          </w:p>
-        </w:tc>
-      </w:tr>
-      <w:tr>
-        <w:tc>
-          <w:tcPr>
-            <w:tcW w:type="dxa" w:w="1440"/>
-            <w:vAlign w:val="center"/>
-            <w:shd w:fill="FFFFFF"/>
-            <w:tcMar>
-              <w:top w:w="95" w:type="dxa"/>
-              <w:start w:w="115" w:type="dxa"/>
-              <w:bottom w:w="95" w:type="dxa"/>
-              <w:end w:w="115" w:type="dxa"/>
-            </w:tcMar>
-          </w:tcPr>
-          <w:p>
-            <w:pPr>
-              <w:spacing w:after="0" w:line="240" w:lineRule="auto"/>
-            </w:pPr>
-            <w:r/>
-            <w:r>
-              <w:rPr>
-                <w:rFonts w:ascii="Arial" w:hAnsi="Arial"/>
-                <w:b/>
-                <w:color w:val="182B43"/>
-                <w:sz w:val="15"/>
-              </w:rPr>
-              <w:t>4</w:t>
-            </w:r>
-          </w:p>
-        </w:tc>
-        <w:tc>
-          <w:tcPr>
-            <w:tcW w:type="dxa" w:w="6192"/>
-            <w:vAlign w:val="center"/>
-            <w:shd w:fill="FFFFFF"/>
-            <w:tcMar>
-              <w:top w:w="95" w:type="dxa"/>
-              <w:start w:w="115" w:type="dxa"/>
-              <w:bottom w:w="95" w:type="dxa"/>
-              <w:end w:w="115" w:type="dxa"/>
-            </w:tcMar>
-          </w:tcPr>
-          <w:p>
-            <w:pPr>
-              <w:spacing w:after="0" w:line="240" w:lineRule="auto"/>
-            </w:pPr>
-            <w:r/>
-            <w:r>
-              <w:rPr>
-                <w:rFonts w:ascii="Arial" w:hAnsi="Arial"/>
-                <w:b w:val="0"/>
-                <w:color w:val="182B43"/>
-                <w:sz w:val="15"/>
-              </w:rPr>
-              <w:t>Portal de estudiante y roles</w:t>
-            </w:r>
-          </w:p>
-        </w:tc>
-        <w:tc>
-          <w:tcPr>
-            <w:tcW w:type="dxa" w:w="2880"/>
-            <w:vAlign w:val="center"/>
-            <w:shd w:fill="FFFFFF"/>
-            <w:tcMar>
-              <w:top w:w="95" w:type="dxa"/>
-              <w:start w:w="115" w:type="dxa"/>
-              <w:bottom w:w="95" w:type="dxa"/>
-              <w:end w:w="115" w:type="dxa"/>
-            </w:tcMar>
-          </w:tcPr>
-          <w:p>
-            <w:pPr>
-              <w:spacing w:after="0" w:line="240" w:lineRule="auto"/>
-            </w:pPr>
-            <w:r/>
-            <w:r>
-              <w:rPr>
-                <w:rFonts w:ascii="Arial" w:hAnsi="Arial"/>
-                <w:b w:val="0"/>
-                <w:color w:val="182B43"/>
-                <w:sz w:val="15"/>
-              </w:rPr>
-              <w:t>Equipo NBU</w:t>
-            </w:r>
-          </w:p>
-        </w:tc>
-      </w:tr>
-      <w:tr>
-        <w:tc>
-          <w:tcPr>
-            <w:tcW w:type="dxa" w:w="1440"/>
-            <w:vAlign w:val="center"/>
-            <w:shd w:fill="EFF5FA"/>
-            <w:tcMar>
-              <w:top w:w="95" w:type="dxa"/>
-              <w:start w:w="115" w:type="dxa"/>
-              <w:bottom w:w="95" w:type="dxa"/>
-              <w:end w:w="115" w:type="dxa"/>
-            </w:tcMar>
-          </w:tcPr>
-          <w:p>
-            <w:pPr>
-              <w:spacing w:after="0" w:line="240" w:lineRule="auto"/>
-            </w:pPr>
-            <w:r/>
-            <w:r>
-              <w:rPr>
-                <w:rFonts w:ascii="Arial" w:hAnsi="Arial"/>
-                <w:b/>
-                <w:color w:val="182B43"/>
-                <w:sz w:val="15"/>
-              </w:rPr>
-              <w:t>5</w:t>
-            </w:r>
-          </w:p>
-        </w:tc>
-        <w:tc>
-          <w:tcPr>
-            <w:tcW w:type="dxa" w:w="6192"/>
-            <w:vAlign w:val="center"/>
-            <w:shd w:fill="EFF5FA"/>
-            <w:tcMar>
-              <w:top w:w="95" w:type="dxa"/>
-              <w:start w:w="115" w:type="dxa"/>
-              <w:bottom w:w="95" w:type="dxa"/>
-              <w:end w:w="115" w:type="dxa"/>
-            </w:tcMar>
-          </w:tcPr>
-          <w:p>
-            <w:pPr>
-              <w:spacing w:after="0" w:line="240" w:lineRule="auto"/>
-            </w:pPr>
-            <w:r/>
-            <w:r>
-              <w:rPr>
-                <w:rFonts w:ascii="Arial" w:hAnsi="Arial"/>
-                <w:b w:val="0"/>
-                <w:color w:val="182B43"/>
-                <w:sz w:val="15"/>
-              </w:rPr>
-              <w:t>Implementación de escritorio</w:t>
-            </w:r>
-          </w:p>
-        </w:tc>
-        <w:tc>
-          <w:tcPr>
-            <w:tcW w:type="dxa" w:w="2880"/>
-            <w:vAlign w:val="center"/>
-            <w:shd w:fill="EFF5FA"/>
-            <w:tcMar>
-              <w:top w:w="95" w:type="dxa"/>
-              <w:start w:w="115" w:type="dxa"/>
-              <w:bottom w:w="95" w:type="dxa"/>
-              <w:end w:w="115" w:type="dxa"/>
-            </w:tcMar>
-          </w:tcPr>
-          <w:p>
-            <w:pPr>
-              <w:spacing w:after="0" w:line="240" w:lineRule="auto"/>
-            </w:pPr>
-            <w:r/>
-            <w:r>
-              <w:rPr>
-                <w:rFonts w:ascii="Arial" w:hAnsi="Arial"/>
-                <w:b w:val="0"/>
-                <w:color w:val="182B43"/>
-                <w:sz w:val="15"/>
-              </w:rPr>
-              <w:t>Equipo NBU</w:t>
-            </w:r>
-          </w:p>
-        </w:tc>
-      </w:tr>
-      <w:tr>
-        <w:tc>
-          <w:tcPr>
-            <w:tcW w:type="dxa" w:w="1440"/>
-            <w:vAlign w:val="center"/>
-            <w:shd w:fill="FFFFFF"/>
-            <w:tcMar>
-              <w:top w:w="95" w:type="dxa"/>
-              <w:start w:w="115" w:type="dxa"/>
-              <w:bottom w:w="95" w:type="dxa"/>
-              <w:end w:w="115" w:type="dxa"/>
-            </w:tcMar>
-          </w:tcPr>
-          <w:p>
-            <w:pPr>
-              <w:spacing w:after="0" w:line="240" w:lineRule="auto"/>
-            </w:pPr>
-            <w:r/>
-            <w:r>
-              <w:rPr>
-                <w:rFonts w:ascii="Arial" w:hAnsi="Arial"/>
-                <w:b/>
-                <w:color w:val="182B43"/>
-                <w:sz w:val="15"/>
-              </w:rPr>
-              <w:t>6</w:t>
-            </w:r>
-          </w:p>
-        </w:tc>
-        <w:tc>
-          <w:tcPr>
-            <w:tcW w:type="dxa" w:w="6192"/>
-            <w:vAlign w:val="center"/>
-            <w:shd w:fill="FFFFFF"/>
-            <w:tcMar>
-              <w:top w:w="95" w:type="dxa"/>
-              <w:start w:w="115" w:type="dxa"/>
-              <w:bottom w:w="95" w:type="dxa"/>
-              <w:end w:w="115" w:type="dxa"/>
-            </w:tcMar>
-          </w:tcPr>
-          <w:p>
-            <w:pPr>
-              <w:spacing w:after="0" w:line="240" w:lineRule="auto"/>
-            </w:pPr>
-            <w:r/>
-            <w:r>
-              <w:rPr>
-                <w:rFonts w:ascii="Arial" w:hAnsi="Arial"/>
-                <w:b w:val="0"/>
-                <w:color w:val="182B43"/>
-                <w:sz w:val="15"/>
-              </w:rPr>
-              <w:t>Integración y validación CRUD</w:t>
-            </w:r>
-          </w:p>
-        </w:tc>
-        <w:tc>
-          <w:tcPr>
-            <w:tcW w:type="dxa" w:w="2880"/>
-            <w:vAlign w:val="center"/>
-            <w:shd w:fill="FFFFFF"/>
-            <w:tcMar>
-              <w:top w:w="95" w:type="dxa"/>
-              <w:start w:w="115" w:type="dxa"/>
-              <w:bottom w:w="95" w:type="dxa"/>
-              <w:end w:w="115" w:type="dxa"/>
-            </w:tcMar>
-          </w:tcPr>
-          <w:p>
-            <w:pPr>
-              <w:spacing w:after="0" w:line="240" w:lineRule="auto"/>
-            </w:pPr>
-            <w:r/>
-            <w:r>
-              <w:rPr>
-                <w:rFonts w:ascii="Arial" w:hAnsi="Arial"/>
-                <w:b w:val="0"/>
-                <w:color w:val="182B43"/>
-                <w:sz w:val="15"/>
-              </w:rPr>
-              <w:t>Equipo NBU</w:t>
-            </w:r>
-          </w:p>
-        </w:tc>
-      </w:tr>
-      <w:tr>
-        <w:tc>
-          <w:tcPr>
-            <w:tcW w:type="dxa" w:w="1440"/>
-            <w:vAlign w:val="center"/>
-            <w:shd w:fill="EFF5FA"/>
-            <w:tcMar>
-              <w:top w:w="95" w:type="dxa"/>
-              <w:start w:w="115" w:type="dxa"/>
-              <w:bottom w:w="95" w:type="dxa"/>
-              <w:end w:w="115" w:type="dxa"/>
-            </w:tcMar>
-          </w:tcPr>
-          <w:p>
-            <w:pPr>
-              <w:spacing w:after="0" w:line="240" w:lineRule="auto"/>
-            </w:pPr>
-            <w:r/>
-            <w:r>
-              <w:rPr>
-                <w:rFonts w:ascii="Arial" w:hAnsi="Arial"/>
-                <w:b/>
-                <w:color w:val="182B43"/>
-                <w:sz w:val="15"/>
-              </w:rPr>
-              <w:t>7</w:t>
-            </w:r>
-          </w:p>
-        </w:tc>
-        <w:tc>
-          <w:tcPr>
-            <w:tcW w:type="dxa" w:w="6192"/>
-            <w:vAlign w:val="center"/>
-            <w:shd w:fill="EFF5FA"/>
-            <w:tcMar>
-              <w:top w:w="95" w:type="dxa"/>
-              <w:start w:w="115" w:type="dxa"/>
-              <w:bottom w:w="95" w:type="dxa"/>
-              <w:end w:w="115" w:type="dxa"/>
-            </w:tcMar>
-          </w:tcPr>
-          <w:p>
-            <w:pPr>
-              <w:spacing w:after="0" w:line="240" w:lineRule="auto"/>
-            </w:pPr>
-            <w:r/>
-            <w:r>
-              <w:rPr>
-                <w:rFonts w:ascii="Arial" w:hAnsi="Arial"/>
-                <w:b w:val="0"/>
-                <w:color w:val="182B43"/>
-                <w:sz w:val="15"/>
-              </w:rPr>
-              <w:t>Documentación y manual</w:t>
-            </w:r>
-          </w:p>
-        </w:tc>
-        <w:tc>
-          <w:tcPr>
-            <w:tcW w:type="dxa" w:w="2880"/>
-            <w:vAlign w:val="center"/>
-            <w:shd w:fill="EFF5FA"/>
-            <w:tcMar>
-              <w:top w:w="95" w:type="dxa"/>
-              <w:start w:w="115" w:type="dxa"/>
-              <w:bottom w:w="95" w:type="dxa"/>
-              <w:end w:w="115" w:type="dxa"/>
-            </w:tcMar>
-          </w:tcPr>
-          <w:p>
-            <w:pPr>
-              <w:spacing w:after="0" w:line="240" w:lineRule="auto"/>
-            </w:pPr>
-            <w:r/>
-            <w:r>
-              <w:rPr>
-                <w:rFonts w:ascii="Arial" w:hAnsi="Arial"/>
-                <w:b w:val="0"/>
-                <w:color w:val="182B43"/>
-                <w:sz w:val="15"/>
-              </w:rPr>
-              <w:t>Equipo NBU</w:t>
-            </w:r>
-          </w:p>
-        </w:tc>
-      </w:tr>
-      <w:tr>
-        <w:tc>
-          <w:tcPr>
-            <w:tcW w:type="dxa" w:w="1440"/>
-            <w:vAlign w:val="center"/>
-            <w:shd w:fill="FFFFFF"/>
-            <w:tcMar>
-              <w:top w:w="95" w:type="dxa"/>
-              <w:start w:w="115" w:type="dxa"/>
-              <w:bottom w:w="95" w:type="dxa"/>
-              <w:end w:w="115" w:type="dxa"/>
-            </w:tcMar>
-          </w:tcPr>
-          <w:p>
-            <w:pPr>
-              <w:spacing w:after="0" w:line="240" w:lineRule="auto"/>
-            </w:pPr>
-            <w:r/>
-            <w:r>
-              <w:rPr>
-                <w:rFonts w:ascii="Arial" w:hAnsi="Arial"/>
-                <w:b/>
-                <w:color w:val="182B43"/>
-                <w:sz w:val="15"/>
-              </w:rPr>
-              <w:t>8</w:t>
-            </w:r>
-          </w:p>
-        </w:tc>
-        <w:tc>
-          <w:tcPr>
-            <w:tcW w:type="dxa" w:w="6192"/>
-            <w:vAlign w:val="center"/>
-            <w:shd w:fill="FFFFFF"/>
-            <w:tcMar>
-              <w:top w:w="95" w:type="dxa"/>
-              <w:start w:w="115" w:type="dxa"/>
-              <w:bottom w:w="95" w:type="dxa"/>
-              <w:end w:w="115" w:type="dxa"/>
-            </w:tcMar>
-          </w:tcPr>
-          <w:p>
-            <w:pPr>
-              <w:spacing w:after="0" w:line="240" w:lineRule="auto"/>
-            </w:pPr>
-            <w:r/>
-            <w:r>
-              <w:rPr>
-                <w:rFonts w:ascii="Arial" w:hAnsi="Arial"/>
-                <w:b w:val="0"/>
-                <w:color w:val="182B43"/>
-                <w:sz w:val="15"/>
-              </w:rPr>
-              <w:t>Presentación y defensa</w:t>
-            </w:r>
-          </w:p>
-        </w:tc>
-        <w:tc>
-          <w:tcPr>
-            <w:tcW w:type="dxa" w:w="2880"/>
-            <w:vAlign w:val="center"/>
-            <w:shd w:fill="FFFFFF"/>
-            <w:tcMar>
-              <w:top w:w="95" w:type="dxa"/>
-              <w:start w:w="115" w:type="dxa"/>
-              <w:bottom w:w="95" w:type="dxa"/>
-              <w:end w:w="115" w:type="dxa"/>
-            </w:tcMar>
-          </w:tcPr>
-          <w:p>
-            <w:pPr>
-              <w:spacing w:after="0" w:line="240" w:lineRule="auto"/>
-            </w:pPr>
-            <w:r/>
-            <w:r>
-              <w:rPr>
-                <w:rFonts w:ascii="Arial" w:hAnsi="Arial"/>
-                <w:b w:val="0"/>
-                <w:color w:val="182B43"/>
-                <w:sz w:val="15"/>
-              </w:rPr>
-              <w:t>Equipo NBU</w:t>
-            </w:r>
-          </w:p>
-        </w:tc>
-      </w:tr>
-    </w:tbl>
-    <w:p>
-      <w:pPr>
-        <w:pageBreakBefore w:val="0"/>
-        <w:spacing w:after="0"/>
-      </w:pPr>
-    </w:p>
-    <w:p>
-      <w:pPr>
-        <w:pageBreakBefore w:val="0"/>
-        <w:widowControl/>
-      </w:pPr>
-      <w:r>
-        <w:rPr>
-          <w:rFonts w:ascii="Arial" w:hAnsi="Arial"/>
-          <w:color w:val="64758A"/>
-        </w:rPr>
-        <w:t>Las semanas indican el orden de trabajo. Las fechas específicas del cronograma y la fecha de entrega se confirman con el docente.</w:t>
-      </w:r>
-    </w:p>
-    <w:p>
-      <w:pPr>
-        <w:pStyle w:val="Heading1"/>
-        <w:pageBreakBefore w:val="0"/>
-      </w:pPr>
-      <w:r>
-        <w:t>Entregables</w:t>
-      </w:r>
-    </w:p>
-    <w:tbl>
-      <w:tblPr>
-        <w:tblW w:type="auto" w:w="0"/>
-        <w:jc w:val="center"/>
-        <w:tblLayout w:type="fixed"/>
-        <w:tblLook w:firstColumn="1" w:firstRow="1" w:lastColumn="0" w:lastRow="0" w:noHBand="0" w:noVBand="1" w:val="04A0"/>
-      </w:tblPr>
-      <w:tblGrid>
-        <w:gridCol w:w="4608"/>
-        <w:gridCol w:w="2880"/>
-        <w:gridCol w:w="3024"/>
-      </w:tblGrid>
-      <w:tr>
-        <w:trPr>
-          <w:tblHeader w:val="true"/>
-        </w:trPr>
-        <w:tc>
-          <w:tcPr>
-            <w:tcW w:type="dxa" w:w="4608"/>
-            <w:shd w:fill="092754"/>
-            <w:tcMar>
-              <w:top w:w="95" w:type="dxa"/>
-              <w:start w:w="115" w:type="dxa"/>
-              <w:bottom w:w="95" w:type="dxa"/>
-              <w:end w:w="115" w:type="dxa"/>
-            </w:tcMar>
-            <w:vAlign w:val="center"/>
-          </w:tcPr>
-          <w:p>
-            <w:pPr>
-              <w:spacing w:after="0"/>
-            </w:pPr>
-            <w:r/>
-            <w:r>
-              <w:rPr>
-                <w:rFonts w:ascii="Arial" w:hAnsi="Arial"/>
-                <w:b/>
-                <w:color w:val="FFFFFF"/>
-                <w:sz w:val="16"/>
-              </w:rPr>
-              <w:t>Entregable</w:t>
-            </w:r>
-          </w:p>
-        </w:tc>
-        <w:tc>
-          <w:tcPr>
-            <w:tcW w:type="dxa" w:w="2880"/>
-            <w:shd w:fill="092754"/>
-            <w:tcMar>
-              <w:top w:w="95" w:type="dxa"/>
-              <w:start w:w="115" w:type="dxa"/>
-              <w:bottom w:w="95" w:type="dxa"/>
-              <w:end w:w="115" w:type="dxa"/>
-            </w:tcMar>
-            <w:vAlign w:val="center"/>
-          </w:tcPr>
-          <w:p>
-            <w:pPr>
-              <w:spacing w:after="0"/>
-            </w:pPr>
-            <w:r/>
-            <w:r>
-              <w:rPr>
-                <w:rFonts w:ascii="Arial" w:hAnsi="Arial"/>
-                <w:b/>
-                <w:color w:val="FFFFFF"/>
-                <w:sz w:val="16"/>
-              </w:rPr>
-              <w:t>Formato</w:t>
-            </w:r>
-          </w:p>
-        </w:tc>
-        <w:tc>
-          <w:tcPr>
-            <w:tcW w:type="dxa" w:w="3024"/>
-            <w:shd w:fill="092754"/>
-            <w:tcMar>
-              <w:top w:w="95" w:type="dxa"/>
-              <w:start w:w="115" w:type="dxa"/>
-              <w:bottom w:w="95" w:type="dxa"/>
-              <w:end w:w="115" w:type="dxa"/>
-            </w:tcMar>
-            <w:vAlign w:val="center"/>
-          </w:tcPr>
-          <w:p>
-            <w:pPr>
-              <w:spacing w:after="0"/>
-            </w:pPr>
-            <w:r/>
-            <w:r>
-              <w:rPr>
-                <w:rFonts w:ascii="Arial" w:hAnsi="Arial"/>
-                <w:b/>
-                <w:color w:val="FFFFFF"/>
-                <w:sz w:val="16"/>
-              </w:rPr>
-              <w:t>Estado</w:t>
-            </w:r>
-          </w:p>
-        </w:tc>
-      </w:tr>
-      <w:tr>
-        <w:tc>
-          <w:tcPr>
-            <w:tcW w:type="dxa" w:w="4608"/>
-            <w:vAlign w:val="center"/>
-            <w:shd w:fill="EFF5FA"/>
-            <w:tcMar>
-              <w:top w:w="95" w:type="dxa"/>
-              <w:start w:w="115" w:type="dxa"/>
-              <w:bottom w:w="95" w:type="dxa"/>
-              <w:end w:w="115" w:type="dxa"/>
-            </w:tcMar>
-          </w:tcPr>
-          <w:p>
-            <w:pPr>
-              <w:spacing w:after="0" w:line="240" w:lineRule="auto"/>
-            </w:pPr>
-            <w:r/>
-            <w:r>
-              <w:rPr>
-                <w:rFonts w:ascii="Arial" w:hAnsi="Arial"/>
-                <w:b/>
-                <w:color w:val="182B43"/>
-                <w:sz w:val="16"/>
-              </w:rPr>
-              <w:t>Código fuente web y escritorio</w:t>
-            </w:r>
-          </w:p>
-        </w:tc>
-        <w:tc>
-          <w:tcPr>
-            <w:tcW w:type="dxa" w:w="2880"/>
-            <w:vAlign w:val="center"/>
-            <w:shd w:fill="EFF5FA"/>
-            <w:tcMar>
-              <w:top w:w="95" w:type="dxa"/>
-              <w:start w:w="115" w:type="dxa"/>
-              <w:bottom w:w="95" w:type="dxa"/>
-              <w:end w:w="115" w:type="dxa"/>
-            </w:tcMar>
-          </w:tcPr>
-          <w:p>
-            <w:pPr>
-              <w:spacing w:after="0" w:line="240" w:lineRule="auto"/>
-            </w:pPr>
-            <w:r/>
-            <w:r>
-              <w:rPr>
-                <w:rFonts w:ascii="Arial" w:hAnsi="Arial"/>
-                <w:b w:val="0"/>
-                <w:color w:val="182B43"/>
-                <w:sz w:val="16"/>
-              </w:rPr>
-              <w:t>GitHub</w:t>
-            </w:r>
-          </w:p>
-        </w:tc>
-        <w:tc>
-          <w:tcPr>
-            <w:tcW w:type="dxa" w:w="3024"/>
-            <w:vAlign w:val="center"/>
-            <w:shd w:fill="EFF5FA"/>
-            <w:tcMar>
-              <w:top w:w="95" w:type="dxa"/>
-              <w:start w:w="115" w:type="dxa"/>
-              <w:bottom w:w="95" w:type="dxa"/>
-              <w:end w:w="115" w:type="dxa"/>
-            </w:tcMar>
-          </w:tcPr>
-          <w:p>
-            <w:pPr>
-              <w:spacing w:after="0" w:line="240" w:lineRule="auto"/>
-            </w:pPr>
-            <w:r/>
-            <w:r>
-              <w:rPr>
-                <w:rFonts w:ascii="Arial" w:hAnsi="Arial"/>
-                <w:b w:val="0"/>
-                <w:color w:val="182B43"/>
-                <w:sz w:val="16"/>
-              </w:rPr>
-              <w:t>Completado</w:t>
-            </w:r>
-          </w:p>
-        </w:tc>
-      </w:tr>
-      <w:tr>
-        <w:tc>
-          <w:tcPr>
-            <w:tcW w:type="dxa" w:w="4608"/>
-            <w:vAlign w:val="center"/>
-            <w:shd w:fill="FFFFFF"/>
-            <w:tcMar>
-              <w:top w:w="95" w:type="dxa"/>
-              <w:start w:w="115" w:type="dxa"/>
-              <w:bottom w:w="95" w:type="dxa"/>
-              <w:end w:w="115" w:type="dxa"/>
-            </w:tcMar>
-          </w:tcPr>
-          <w:p>
-            <w:pPr>
-              <w:spacing w:after="0" w:line="240" w:lineRule="auto"/>
+              <w:spacing w:after="0" w:line="245" w:lineRule="auto"/>
             </w:pPr>
             <w:r/>
             <w:r>
@@ -3894,19 +1281,19 @@
         </w:tc>
         <w:tc>
           <w:tcPr>
-            <w:tcW w:type="dxa" w:w="2880"/>
+            <w:tcW w:type="dxa" w:w="7445"/>
             <w:vAlign w:val="center"/>
-            <w:shd w:fill="FFFFFF"/>
+            <w:shd w:fill="EFF5FA"/>
             <w:tcMar>
-              <w:top w:w="95" w:type="dxa"/>
-              <w:start w:w="115" w:type="dxa"/>
-              <w:bottom w:w="95" w:type="dxa"/>
-              <w:end w:w="115" w:type="dxa"/>
+              <w:top w:w="80" w:type="dxa"/>
+              <w:start w:w="100" w:type="dxa"/>
+              <w:bottom w:w="80" w:type="dxa"/>
+              <w:end w:w="100" w:type="dxa"/>
             </w:tcMar>
           </w:tcPr>
           <w:p>
             <w:pPr>
-              <w:spacing w:after="0" w:line="240" w:lineRule="auto"/>
+              <w:spacing w:after="0" w:line="245" w:lineRule="auto"/>
             </w:pPr>
             <w:r/>
             <w:r>
@@ -3916,25 +1303,55 @@
                 <w:color w:val="182B43"/>
                 <w:sz w:val="16"/>
               </w:rPr>
-              <w:t>Script SQL Server</w:t>
+              <w:t>SQL Server 2022 Express; base NBU, instancia SQLEXPRESS22</w:t>
+            </w:r>
+          </w:p>
+        </w:tc>
+      </w:tr>
+      <w:tr>
+        <w:tc>
+          <w:tcPr>
+            <w:tcW w:type="dxa" w:w="2448"/>
+            <w:vAlign w:val="center"/>
+            <w:shd w:fill="FFFFFF"/>
+            <w:tcMar>
+              <w:top w:w="80" w:type="dxa"/>
+              <w:start w:w="100" w:type="dxa"/>
+              <w:bottom w:w="80" w:type="dxa"/>
+              <w:end w:w="100" w:type="dxa"/>
+            </w:tcMar>
+          </w:tcPr>
+          <w:p>
+            <w:pPr>
+              <w:spacing w:after="0" w:line="245" w:lineRule="auto"/>
+            </w:pPr>
+            <w:r/>
+            <w:r>
+              <w:rPr>
+                <w:rFonts w:ascii="Arial" w:hAnsi="Arial"/>
+                <w:b/>
+                <w:color w:val="182B43"/>
+                <w:sz w:val="16"/>
+              </w:rPr>
+              <w:t>Herramientas</w:t>
             </w:r>
           </w:p>
         </w:tc>
         <w:tc>
           <w:tcPr>
-            <w:tcW w:type="dxa" w:w="3024"/>
+            <w:tcW w:type="dxa" w:w="7445"/>
             <w:vAlign w:val="center"/>
             <w:shd w:fill="FFFFFF"/>
             <w:tcMar>
-              <w:top w:w="95" w:type="dxa"/>
-              <w:start w:w="115" w:type="dxa"/>
-              <w:bottom w:w="95" w:type="dxa"/>
-              <w:end w:w="115" w:type="dxa"/>
+              <w:top w:w="80" w:type="dxa"/>
+              <w:start w:w="100" w:type="dxa"/>
+              <w:bottom w:w="80" w:type="dxa"/>
+              <w:end w:w="100" w:type="dxa"/>
             </w:tcMar>
           </w:tcPr>
           <w:p>
             <w:pPr>
-              <w:spacing w:after="0" w:line="240" w:lineRule="auto"/>
+              <w:spacing w:after="0" w:line="245" w:lineRule="auto"/>
             </w:pPr>
             <w:r/>
             <w:r>
@@ -3944,7 +1361,7 @@
                 <w:color w:val="182B43"/>
                 <w:sz w:val="16"/>
               </w:rPr>
-              <w:t>Completado</w:t>
+              <w:t>Visual Studio 2022, SSMS, Git y GitHub</w:t>
             </w:r>
           </w:p>
         </w:tc>
@@ -3952,19 +1369,19 @@
       <w:tr>
         <w:tc>
           <w:tcPr>
-            <w:tcW w:type="dxa" w:w="4608"/>
+            <w:tcW w:type="dxa" w:w="2448"/>
             <w:vAlign w:val="center"/>
             <w:shd w:fill="EFF5FA"/>
             <w:tcMar>
-              <w:top w:w="95" w:type="dxa"/>
-              <w:start w:w="115" w:type="dxa"/>
-              <w:bottom w:w="95" w:type="dxa"/>
-              <w:end w:w="115" w:type="dxa"/>
+              <w:top w:w="80" w:type="dxa"/>
+              <w:start w:w="100" w:type="dxa"/>
+              <w:bottom w:w="80" w:type="dxa"/>
+              <w:end w:w="100" w:type="dxa"/>
             </w:tcMar>
           </w:tcPr>
           <w:p>
             <w:pPr>
-              <w:spacing w:after="0" w:line="240" w:lineRule="auto"/>
+              <w:spacing w:after="0" w:line="245" w:lineRule="auto"/>
             </w:pPr>
             <w:r/>
             <w:r>
@@ -3974,25 +1391,25 @@
                 <w:color w:val="182B43"/>
                 <w:sz w:val="16"/>
               </w:rPr>
-              <w:t>Documentación técnica</w:t>
+              <w:t>Estructura</w:t>
             </w:r>
           </w:p>
         </w:tc>
         <w:tc>
           <w:tcPr>
-            <w:tcW w:type="dxa" w:w="2880"/>
+            <w:tcW w:type="dxa" w:w="7445"/>
             <w:vAlign w:val="center"/>
             <w:shd w:fill="EFF5FA"/>
             <w:tcMar>
-              <w:top w:w="95" w:type="dxa"/>
-              <w:start w:w="115" w:type="dxa"/>
-              <w:bottom w:w="95" w:type="dxa"/>
-              <w:end w:w="115" w:type="dxa"/>
+              <w:top w:w="80" w:type="dxa"/>
+              <w:start w:w="100" w:type="dxa"/>
+              <w:bottom w:w="80" w:type="dxa"/>
+              <w:end w:w="100" w:type="dxa"/>
             </w:tcMar>
           </w:tcPr>
           <w:p>
             <w:pPr>
-              <w:spacing w:after="0" w:line="240" w:lineRule="auto"/>
+              <w:spacing w:after="0" w:line="245" w:lineRule="auto"/>
             </w:pPr>
             <w:r/>
             <w:r>
@@ -4002,25 +1419,137 @@
                 <w:color w:val="182B43"/>
                 <w:sz w:val="16"/>
               </w:rPr>
-              <w:t>Word y PDF</w:t>
+              <w:t>NBU.Web + NBU.Desktop + NBU.Data; modelos, vistas, controladores y formularios separados</w:t>
+            </w:r>
+          </w:p>
+        </w:tc>
+      </w:tr>
+    </w:tbl>
+    <w:p>
+      <w:pPr>
+        <w:pStyle w:val="Heading1"/>
+      </w:pPr>
+      <w:r>
+        <w:t>Funciones implementadas según la guía</w:t>
+      </w:r>
+    </w:p>
+    <w:tbl>
+      <w:tblPr>
+        <w:tblStyle w:val="TableGrid"/>
+        <w:tblW w:type="auto" w:w="0"/>
+        <w:jc w:val="center"/>
+        <w:tblLayout w:type="fixed"/>
+        <w:tblLook w:firstColumn="1" w:firstRow="1" w:lastColumn="0" w:lastRow="0" w:noHBand="0" w:noVBand="1" w:val="04A0"/>
+      </w:tblPr>
+      <w:tblGrid>
+        <w:gridCol w:w="2952"/>
+        <w:gridCol w:w="6941"/>
+      </w:tblGrid>
+      <w:tr>
+        <w:trPr>
+          <w:tblHeader w:val="true"/>
+        </w:trPr>
+        <w:tc>
+          <w:tcPr>
+            <w:tcW w:type="dxa" w:w="2952"/>
+            <w:vAlign w:val="center"/>
+            <w:shd w:fill="092754"/>
+            <w:tcMar>
+              <w:top w:w="80" w:type="dxa"/>
+              <w:start w:w="100" w:type="dxa"/>
+              <w:bottom w:w="80" w:type="dxa"/>
+              <w:end w:w="100" w:type="dxa"/>
+            </w:tcMar>
+          </w:tcPr>
+          <w:p>
+            <w:pPr>
+              <w:spacing w:after="0" w:line="245" w:lineRule="auto"/>
+            </w:pPr>
+            <w:r/>
+            <w:r>
+              <w:rPr>
+                <w:rFonts w:ascii="Arial" w:hAnsi="Arial"/>
+                <w:b/>
+                <w:color w:val="FFFFFF"/>
+                <w:sz w:val="16"/>
+              </w:rPr>
+              <w:t>Función</w:t>
             </w:r>
           </w:p>
         </w:tc>
         <w:tc>
           <w:tcPr>
-            <w:tcW w:type="dxa" w:w="3024"/>
+            <w:tcW w:type="dxa" w:w="6941"/>
             <w:vAlign w:val="center"/>
-            <w:shd w:fill="EFF5FA"/>
+            <w:shd w:fill="092754"/>
             <w:tcMar>
-              <w:top w:w="95" w:type="dxa"/>
-              <w:start w:w="115" w:type="dxa"/>
-              <w:bottom w:w="95" w:type="dxa"/>
-              <w:end w:w="115" w:type="dxa"/>
+              <w:top w:w="80" w:type="dxa"/>
+              <w:start w:w="100" w:type="dxa"/>
+              <w:bottom w:w="80" w:type="dxa"/>
+              <w:end w:w="100" w:type="dxa"/>
             </w:tcMar>
           </w:tcPr>
           <w:p>
             <w:pPr>
-              <w:spacing w:after="0" w:line="240" w:lineRule="auto"/>
+              <w:spacing w:after="0" w:line="245" w:lineRule="auto"/>
+            </w:pPr>
+            <w:r/>
+            <w:r>
+              <w:rPr>
+                <w:rFonts w:ascii="Arial" w:hAnsi="Arial"/>
+                <w:b/>
+                <w:color w:val="FFFFFF"/>
+                <w:sz w:val="16"/>
+              </w:rPr>
+              <w:t>Alcance confirmado</w:t>
+            </w:r>
+          </w:p>
+        </w:tc>
+      </w:tr>
+      <w:tr>
+        <w:tc>
+          <w:tcPr>
+            <w:tcW w:type="dxa" w:w="2952"/>
+            <w:vAlign w:val="center"/>
+            <w:shd w:fill="EFF5FA"/>
+            <w:tcMar>
+              <w:top w:w="80" w:type="dxa"/>
+              <w:start w:w="100" w:type="dxa"/>
+              <w:bottom w:w="80" w:type="dxa"/>
+              <w:end w:w="100" w:type="dxa"/>
+            </w:tcMar>
+          </w:tcPr>
+          <w:p>
+            <w:pPr>
+              <w:spacing w:after="0" w:line="245" w:lineRule="auto"/>
+            </w:pPr>
+            <w:r/>
+            <w:r>
+              <w:rPr>
+                <w:rFonts w:ascii="Arial" w:hAnsi="Arial"/>
+                <w:b/>
+                <w:color w:val="182B43"/>
+                <w:sz w:val="16"/>
+              </w:rPr>
+              <w:t>Registro y consulta</w:t>
+            </w:r>
+          </w:p>
+        </w:tc>
+        <w:tc>
+          <w:tcPr>
+            <w:tcW w:type="dxa" w:w="6941"/>
+            <w:vAlign w:val="center"/>
+            <w:shd w:fill="EFF5FA"/>
+            <w:tcMar>
+              <w:top w:w="80" w:type="dxa"/>
+              <w:start w:w="100" w:type="dxa"/>
+              <w:bottom w:w="80" w:type="dxa"/>
+              <w:end w:w="100" w:type="dxa"/>
+            </w:tcMar>
+          </w:tcPr>
+          <w:p>
+            <w:pPr>
+              <w:spacing w:after="0" w:line="245" w:lineRule="auto"/>
             </w:pPr>
             <w:r/>
             <w:r>
@@ -4030,7 +1559,7 @@
                 <w:color w:val="182B43"/>
                 <w:sz w:val="16"/>
               </w:rPr>
-              <w:t>Completado</w:t>
+              <w:t>Altas, listados, búsqueda y filtros de datos.</w:t>
             </w:r>
           </w:p>
         </w:tc>
@@ -4038,19 +1567,19 @@
       <w:tr>
         <w:tc>
           <w:tcPr>
-            <w:tcW w:type="dxa" w:w="4608"/>
+            <w:tcW w:type="dxa" w:w="2952"/>
             <w:vAlign w:val="center"/>
             <w:shd w:fill="FFFFFF"/>
             <w:tcMar>
-              <w:top w:w="95" w:type="dxa"/>
-              <w:start w:w="115" w:type="dxa"/>
-              <w:bottom w:w="95" w:type="dxa"/>
-              <w:end w:w="115" w:type="dxa"/>
+              <w:top w:w="80" w:type="dxa"/>
+              <w:start w:w="100" w:type="dxa"/>
+              <w:bottom w:w="80" w:type="dxa"/>
+              <w:end w:w="100" w:type="dxa"/>
             </w:tcMar>
           </w:tcPr>
           <w:p>
             <w:pPr>
-              <w:spacing w:after="0" w:line="240" w:lineRule="auto"/>
+              <w:spacing w:after="0" w:line="245" w:lineRule="auto"/>
             </w:pPr>
             <w:r/>
             <w:r>
@@ -4060,25 +1589,25 @@
                 <w:color w:val="182B43"/>
                 <w:sz w:val="16"/>
               </w:rPr>
-              <w:t>Manual de usuario</w:t>
+              <w:t>Edición y eliminación</w:t>
             </w:r>
           </w:p>
         </w:tc>
         <w:tc>
           <w:tcPr>
-            <w:tcW w:type="dxa" w:w="2880"/>
+            <w:tcW w:type="dxa" w:w="6941"/>
             <w:vAlign w:val="center"/>
             <w:shd w:fill="FFFFFF"/>
             <w:tcMar>
-              <w:top w:w="95" w:type="dxa"/>
-              <w:start w:w="115" w:type="dxa"/>
-              <w:bottom w:w="95" w:type="dxa"/>
-              <w:end w:w="115" w:type="dxa"/>
+              <w:top w:w="80" w:type="dxa"/>
+              <w:start w:w="100" w:type="dxa"/>
+              <w:bottom w:w="80" w:type="dxa"/>
+              <w:end w:w="100" w:type="dxa"/>
             </w:tcMar>
           </w:tcPr>
           <w:p>
             <w:pPr>
-              <w:spacing w:after="0" w:line="240" w:lineRule="auto"/>
+              <w:spacing w:after="0" w:line="245" w:lineRule="auto"/>
             </w:pPr>
             <w:r/>
             <w:r>
@@ -4088,25 +1617,55 @@
                 <w:color w:val="182B43"/>
                 <w:sz w:val="16"/>
               </w:rPr>
-              <w:t>Word y PDF</w:t>
+              <w:t>Cambios con validaciones y protección de registros relacionados.</w:t>
+            </w:r>
+          </w:p>
+        </w:tc>
+      </w:tr>
+      <w:tr>
+        <w:tc>
+          <w:tcPr>
+            <w:tcW w:type="dxa" w:w="2952"/>
+            <w:vAlign w:val="center"/>
+            <w:shd w:fill="EFF5FA"/>
+            <w:tcMar>
+              <w:top w:w="80" w:type="dxa"/>
+              <w:start w:w="100" w:type="dxa"/>
+              <w:bottom w:w="80" w:type="dxa"/>
+              <w:end w:w="100" w:type="dxa"/>
+            </w:tcMar>
+          </w:tcPr>
+          <w:p>
+            <w:pPr>
+              <w:spacing w:after="0" w:line="245" w:lineRule="auto"/>
+            </w:pPr>
+            <w:r/>
+            <w:r>
+              <w:rPr>
+                <w:rFonts w:ascii="Arial" w:hAnsi="Arial"/>
+                <w:b/>
+                <w:color w:val="182B43"/>
+                <w:sz w:val="16"/>
+              </w:rPr>
+              <w:t>Validación</w:t>
             </w:r>
           </w:p>
         </w:tc>
         <w:tc>
           <w:tcPr>
-            <w:tcW w:type="dxa" w:w="3024"/>
+            <w:tcW w:type="dxa" w:w="6941"/>
             <w:vAlign w:val="center"/>
-            <w:shd w:fill="FFFFFF"/>
+            <w:shd w:fill="EFF5FA"/>
             <w:tcMar>
-              <w:top w:w="95" w:type="dxa"/>
-              <w:start w:w="115" w:type="dxa"/>
-              <w:bottom w:w="95" w:type="dxa"/>
-              <w:end w:w="115" w:type="dxa"/>
+              <w:top w:w="80" w:type="dxa"/>
+              <w:start w:w="100" w:type="dxa"/>
+              <w:bottom w:w="80" w:type="dxa"/>
+              <w:end w:w="100" w:type="dxa"/>
             </w:tcMar>
           </w:tcPr>
           <w:p>
             <w:pPr>
-              <w:spacing w:after="0" w:line="240" w:lineRule="auto"/>
+              <w:spacing w:after="0" w:line="245" w:lineRule="auto"/>
             </w:pPr>
             <w:r/>
             <w:r>
@@ -4116,7 +1675,7 @@
                 <w:color w:val="182B43"/>
                 <w:sz w:val="16"/>
               </w:rPr>
-              <w:t>Completado</w:t>
+              <w:t>Campos requeridos, correo y reglas propias de cada formulario.</w:t>
             </w:r>
           </w:p>
         </w:tc>
@@ -4124,19 +1683,19 @@
       <w:tr>
         <w:tc>
           <w:tcPr>
-            <w:tcW w:type="dxa" w:w="4608"/>
+            <w:tcW w:type="dxa" w:w="2952"/>
             <w:vAlign w:val="center"/>
-            <w:shd w:fill="EFF5FA"/>
+            <w:shd w:fill="FFFFFF"/>
             <w:tcMar>
-              <w:top w:w="95" w:type="dxa"/>
-              <w:start w:w="115" w:type="dxa"/>
-              <w:bottom w:w="95" w:type="dxa"/>
-              <w:end w:w="115" w:type="dxa"/>
+              <w:top w:w="80" w:type="dxa"/>
+              <w:start w:w="100" w:type="dxa"/>
+              <w:bottom w:w="80" w:type="dxa"/>
+              <w:end w:w="100" w:type="dxa"/>
             </w:tcMar>
           </w:tcPr>
           <w:p>
             <w:pPr>
-              <w:spacing w:after="0" w:line="240" w:lineRule="auto"/>
+              <w:spacing w:after="0" w:line="245" w:lineRule="auto"/>
             </w:pPr>
             <w:r/>
             <w:r>
@@ -4146,25 +1705,25 @@
                 <w:color w:val="182B43"/>
                 <w:sz w:val="16"/>
               </w:rPr>
-              <w:t>Presentación</w:t>
+              <w:t>Inicio de sesión y roles</w:t>
             </w:r>
           </w:p>
         </w:tc>
         <w:tc>
           <w:tcPr>
-            <w:tcW w:type="dxa" w:w="2880"/>
+            <w:tcW w:type="dxa" w:w="6941"/>
             <w:vAlign w:val="center"/>
-            <w:shd w:fill="EFF5FA"/>
+            <w:shd w:fill="FFFFFF"/>
             <w:tcMar>
-              <w:top w:w="95" w:type="dxa"/>
-              <w:start w:w="115" w:type="dxa"/>
-              <w:bottom w:w="95" w:type="dxa"/>
-              <w:end w:w="115" w:type="dxa"/>
+              <w:top w:w="80" w:type="dxa"/>
+              <w:start w:w="100" w:type="dxa"/>
+              <w:bottom w:w="80" w:type="dxa"/>
+              <w:end w:w="100" w:type="dxa"/>
             </w:tcMar>
           </w:tcPr>
           <w:p>
             <w:pPr>
-              <w:spacing w:after="0" w:line="240" w:lineRule="auto"/>
+              <w:spacing w:after="0" w:line="245" w:lineRule="auto"/>
             </w:pPr>
             <w:r/>
             <w:r>
@@ -4174,25 +1733,55 @@
                 <w:color w:val="182B43"/>
                 <w:sz w:val="16"/>
               </w:rPr>
-              <w:t>PowerPoint</w:t>
+              <w:t>Perfiles Admin y Student.</w:t>
+            </w:r>
+          </w:p>
+        </w:tc>
+      </w:tr>
+      <w:tr>
+        <w:tc>
+          <w:tcPr>
+            <w:tcW w:type="dxa" w:w="2952"/>
+            <w:vAlign w:val="center"/>
+            <w:shd w:fill="EFF5FA"/>
+            <w:tcMar>
+              <w:top w:w="80" w:type="dxa"/>
+              <w:start w:w="100" w:type="dxa"/>
+              <w:bottom w:w="80" w:type="dxa"/>
+              <w:end w:w="100" w:type="dxa"/>
+            </w:tcMar>
+          </w:tcPr>
+          <w:p>
+            <w:pPr>
+              <w:spacing w:after="0" w:line="245" w:lineRule="auto"/>
+            </w:pPr>
+            <w:r/>
+            <w:r>
+              <w:rPr>
+                <w:rFonts w:ascii="Arial" w:hAnsi="Arial"/>
+                <w:b/>
+                <w:color w:val="182B43"/>
+                <w:sz w:val="16"/>
+              </w:rPr>
+              <w:t>Registro remoto de estudiante</w:t>
             </w:r>
           </w:p>
         </w:tc>
         <w:tc>
           <w:tcPr>
-            <w:tcW w:type="dxa" w:w="3024"/>
+            <w:tcW w:type="dxa" w:w="6941"/>
             <w:vAlign w:val="center"/>
             <w:shd w:fill="EFF5FA"/>
             <w:tcMar>
-              <w:top w:w="95" w:type="dxa"/>
-              <w:start w:w="115" w:type="dxa"/>
-              <w:bottom w:w="95" w:type="dxa"/>
-              <w:end w:w="115" w:type="dxa"/>
+              <w:top w:w="80" w:type="dxa"/>
+              <w:start w:w="100" w:type="dxa"/>
+              <w:bottom w:w="80" w:type="dxa"/>
+              <w:end w:w="100" w:type="dxa"/>
             </w:tcMar>
           </w:tcPr>
           <w:p>
             <w:pPr>
-              <w:spacing w:after="0" w:line="240" w:lineRule="auto"/>
+              <w:spacing w:after="0" w:line="245" w:lineRule="auto"/>
             </w:pPr>
             <w:r/>
             <w:r>
@@ -4202,7 +1791,7 @@
                 <w:color w:val="182B43"/>
                 <w:sz w:val="16"/>
               </w:rPr>
-              <w:t>Completado</w:t>
+              <w:t>Formulario web; nuevo acceso queda pendiente hasta la decisión administrativa.</w:t>
             </w:r>
           </w:p>
         </w:tc>
@@ -4210,19 +1799,297 @@
       <w:tr>
         <w:tc>
           <w:tcPr>
-            <w:tcW w:type="dxa" w:w="4608"/>
+            <w:tcW w:type="dxa" w:w="2952"/>
             <w:vAlign w:val="center"/>
             <w:shd w:fill="FFFFFF"/>
             <w:tcMar>
-              <w:top w:w="95" w:type="dxa"/>
-              <w:start w:w="115" w:type="dxa"/>
-              <w:bottom w:w="95" w:type="dxa"/>
-              <w:end w:w="115" w:type="dxa"/>
+              <w:top w:w="80" w:type="dxa"/>
+              <w:start w:w="100" w:type="dxa"/>
+              <w:bottom w:w="80" w:type="dxa"/>
+              <w:end w:w="100" w:type="dxa"/>
             </w:tcMar>
           </w:tcPr>
           <w:p>
             <w:pPr>
-              <w:spacing w:after="0" w:line="240" w:lineRule="auto"/>
+              <w:spacing w:after="0" w:line="245" w:lineRule="auto"/>
+            </w:pPr>
+            <w:r/>
+            <w:r>
+              <w:rPr>
+                <w:rFonts w:ascii="Arial" w:hAnsi="Arial"/>
+                <w:b/>
+                <w:color w:val="182B43"/>
+                <w:sz w:val="16"/>
+              </w:rPr>
+              <w:t>Solicitudes y documentos</w:t>
+            </w:r>
+          </w:p>
+        </w:tc>
+        <w:tc>
+          <w:tcPr>
+            <w:tcW w:type="dxa" w:w="6941"/>
+            <w:vAlign w:val="center"/>
+            <w:shd w:fill="FFFFFF"/>
+            <w:tcMar>
+              <w:top w:w="80" w:type="dxa"/>
+              <w:start w:w="100" w:type="dxa"/>
+              <w:bottom w:w="80" w:type="dxa"/>
+              <w:end w:w="100" w:type="dxa"/>
+            </w:tcMar>
+          </w:tcPr>
+          <w:p>
+            <w:pPr>
+              <w:spacing w:after="0" w:line="245" w:lineRule="auto"/>
+            </w:pPr>
+            <w:r/>
+            <w:r>
+              <w:rPr>
+                <w:rFonts w:ascii="Arial" w:hAnsi="Arial"/>
+                <w:b w:val="0"/>
+                <w:color w:val="182B43"/>
+                <w:sz w:val="16"/>
+              </w:rPr>
+              <w:t>Solicitud de beca con respaldo PDF/JPG/PNG de hasta 5 MB.</w:t>
+            </w:r>
+          </w:p>
+        </w:tc>
+      </w:tr>
+      <w:tr>
+        <w:tc>
+          <w:tcPr>
+            <w:tcW w:type="dxa" w:w="2952"/>
+            <w:vAlign w:val="center"/>
+            <w:shd w:fill="EFF5FA"/>
+            <w:tcMar>
+              <w:top w:w="80" w:type="dxa"/>
+              <w:start w:w="100" w:type="dxa"/>
+              <w:bottom w:w="80" w:type="dxa"/>
+              <w:end w:w="100" w:type="dxa"/>
+            </w:tcMar>
+          </w:tcPr>
+          <w:p>
+            <w:pPr>
+              <w:spacing w:after="0" w:line="245" w:lineRule="auto"/>
+            </w:pPr>
+            <w:r/>
+            <w:r>
+              <w:rPr>
+                <w:rFonts w:ascii="Arial" w:hAnsi="Arial"/>
+                <w:b/>
+                <w:color w:val="182B43"/>
+                <w:sz w:val="16"/>
+              </w:rPr>
+              <w:t>Avisos</w:t>
+            </w:r>
+          </w:p>
+        </w:tc>
+        <w:tc>
+          <w:tcPr>
+            <w:tcW w:type="dxa" w:w="6941"/>
+            <w:vAlign w:val="center"/>
+            <w:shd w:fill="EFF5FA"/>
+            <w:tcMar>
+              <w:top w:w="80" w:type="dxa"/>
+              <w:start w:w="100" w:type="dxa"/>
+              <w:bottom w:w="80" w:type="dxa"/>
+              <w:end w:w="100" w:type="dxa"/>
+            </w:tcMar>
+          </w:tcPr>
+          <w:p>
+            <w:pPr>
+              <w:spacing w:after="0" w:line="245" w:lineRule="auto"/>
+            </w:pPr>
+            <w:r/>
+            <w:r>
+              <w:rPr>
+                <w:rFonts w:ascii="Arial" w:hAnsi="Arial"/>
+                <w:b w:val="0"/>
+                <w:color w:val="182B43"/>
+                <w:sz w:val="16"/>
+              </w:rPr>
+              <w:t>Notificaciones relacionadas con publicaciones universitarias.</w:t>
+            </w:r>
+          </w:p>
+        </w:tc>
+      </w:tr>
+    </w:tbl>
+    <w:p>
+      <w:pPr>
+        <w:pStyle w:val="Heading1"/>
+      </w:pPr>
+      <w:r>
+        <w:t>Base de datos compartida</w:t>
+      </w:r>
+    </w:p>
+    <w:p>
+      <w:pPr>
+        <w:widowControl/>
+      </w:pPr>
+      <w:r>
+        <w:rPr>
+          <w:rFonts w:ascii="Arial" w:hAnsi="Arial"/>
+          <w:b w:val="0"/>
+          <w:color w:val="182B43"/>
+          <w:sz w:val="18"/>
+        </w:rPr>
+        <w:t>Las dos aplicaciones apuntan a la base NBU en SQL Server mediante la misma cadena local. El diseño incluye estudiantes, becas, solicitudes, depósitos, publicaciones, notificaciones y cuentas con roles. La demostración en vivo debe comprobar una modificación visible desde ambas aplicaciones.</w:t>
+      </w:r>
+    </w:p>
+    <w:p>
+      <w:pPr>
+        <w:pStyle w:val="Heading1"/>
+      </w:pPr>
+      <w:r>
+        <w:t>Rúbrica indicada por el docente</w:t>
+      </w:r>
+    </w:p>
+    <w:tbl>
+      <w:tblPr>
+        <w:tblStyle w:val="TableGrid"/>
+        <w:tblW w:type="auto" w:w="0"/>
+        <w:jc w:val="center"/>
+        <w:tblLayout w:type="fixed"/>
+        <w:tblLook w:firstColumn="1" w:firstRow="1" w:lastColumn="0" w:lastRow="0" w:noHBand="0" w:noVBand="1" w:val="04A0"/>
+      </w:tblPr>
+      <w:tblGrid>
+        <w:gridCol w:w="7920"/>
+        <w:gridCol w:w="1973"/>
+      </w:tblGrid>
+      <w:tr>
+        <w:trPr>
+          <w:tblHeader w:val="true"/>
+        </w:trPr>
+        <w:tc>
+          <w:tcPr>
+            <w:tcW w:type="dxa" w:w="7920"/>
+            <w:vAlign w:val="center"/>
+            <w:shd w:fill="092754"/>
+            <w:tcMar>
+              <w:top w:w="80" w:type="dxa"/>
+              <w:start w:w="100" w:type="dxa"/>
+              <w:bottom w:w="80" w:type="dxa"/>
+              <w:end w:w="100" w:type="dxa"/>
+            </w:tcMar>
+          </w:tcPr>
+          <w:p>
+            <w:pPr>
+              <w:spacing w:after="0" w:line="245" w:lineRule="auto"/>
+            </w:pPr>
+            <w:r/>
+            <w:r>
+              <w:rPr>
+                <w:rFonts w:ascii="Arial" w:hAnsi="Arial"/>
+                <w:b/>
+                <w:color w:val="FFFFFF"/>
+                <w:sz w:val="16"/>
+              </w:rPr>
+              <w:t>Criterio</w:t>
+            </w:r>
+          </w:p>
+        </w:tc>
+        <w:tc>
+          <w:tcPr>
+            <w:tcW w:type="dxa" w:w="1973"/>
+            <w:vAlign w:val="center"/>
+            <w:shd w:fill="092754"/>
+            <w:tcMar>
+              <w:top w:w="80" w:type="dxa"/>
+              <w:start w:w="100" w:type="dxa"/>
+              <w:bottom w:w="80" w:type="dxa"/>
+              <w:end w:w="100" w:type="dxa"/>
+            </w:tcMar>
+          </w:tcPr>
+          <w:p>
+            <w:pPr>
+              <w:spacing w:after="0" w:line="245" w:lineRule="auto"/>
+            </w:pPr>
+            <w:r/>
+            <w:r>
+              <w:rPr>
+                <w:rFonts w:ascii="Arial" w:hAnsi="Arial"/>
+                <w:b/>
+                <w:color w:val="FFFFFF"/>
+                <w:sz w:val="16"/>
+              </w:rPr>
+              <w:t>Puntos</w:t>
+            </w:r>
+          </w:p>
+        </w:tc>
+      </w:tr>
+      <w:tr>
+        <w:tc>
+          <w:tcPr>
+            <w:tcW w:type="dxa" w:w="7920"/>
+            <w:vAlign w:val="center"/>
+            <w:shd w:fill="EFF5FA"/>
+            <w:tcMar>
+              <w:top w:w="80" w:type="dxa"/>
+              <w:start w:w="100" w:type="dxa"/>
+              <w:bottom w:w="80" w:type="dxa"/>
+              <w:end w:w="100" w:type="dxa"/>
+            </w:tcMar>
+          </w:tcPr>
+          <w:p>
+            <w:pPr>
+              <w:spacing w:after="0" w:line="245" w:lineRule="auto"/>
+            </w:pPr>
+            <w:r/>
+            <w:r>
+              <w:rPr>
+                <w:rFonts w:ascii="Arial" w:hAnsi="Arial"/>
+                <w:b/>
+                <w:color w:val="182B43"/>
+                <w:sz w:val="16"/>
+              </w:rPr>
+              <w:t>Organización de la solución en Visual Studio</w:t>
+            </w:r>
+          </w:p>
+        </w:tc>
+        <w:tc>
+          <w:tcPr>
+            <w:tcW w:type="dxa" w:w="1973"/>
+            <w:vAlign w:val="center"/>
+            <w:shd w:fill="EFF5FA"/>
+            <w:tcMar>
+              <w:top w:w="80" w:type="dxa"/>
+              <w:start w:w="100" w:type="dxa"/>
+              <w:bottom w:w="80" w:type="dxa"/>
+              <w:end w:w="100" w:type="dxa"/>
+            </w:tcMar>
+          </w:tcPr>
+          <w:p>
+            <w:pPr>
+              <w:spacing w:after="0" w:line="245" w:lineRule="auto"/>
+            </w:pPr>
+            <w:r/>
+            <w:r>
+              <w:rPr>
+                <w:rFonts w:ascii="Arial" w:hAnsi="Arial"/>
+                <w:b w:val="0"/>
+                <w:color w:val="182B43"/>
+                <w:sz w:val="16"/>
+              </w:rPr>
+              <w:t>6</w:t>
+            </w:r>
+          </w:p>
+        </w:tc>
+      </w:tr>
+      <w:tr>
+        <w:tc>
+          <w:tcPr>
+            <w:tcW w:type="dxa" w:w="7920"/>
+            <w:vAlign w:val="center"/>
+            <w:shd w:fill="FFFFFF"/>
+            <w:tcMar>
+              <w:top w:w="80" w:type="dxa"/>
+              <w:start w:w="100" w:type="dxa"/>
+              <w:bottom w:w="80" w:type="dxa"/>
+              <w:end w:w="100" w:type="dxa"/>
+            </w:tcMar>
+          </w:tcPr>
+          <w:p>
+            <w:pPr>
+              <w:spacing w:after="0" w:line="245" w:lineRule="auto"/>
             </w:pPr>
             <w:r/>
             <w:r>
@@ -4238,19 +2105,19 @@
         </w:tc>
         <w:tc>
           <w:tcPr>
-            <w:tcW w:type="dxa" w:w="2880"/>
+            <w:tcW w:type="dxa" w:w="1973"/>
             <w:vAlign w:val="center"/>
             <w:shd w:fill="FFFFFF"/>
             <w:tcMar>
-              <w:top w:w="95" w:type="dxa"/>
-              <w:start w:w="115" w:type="dxa"/>
-              <w:bottom w:w="95" w:type="dxa"/>
-              <w:end w:w="115" w:type="dxa"/>
+              <w:top w:w="80" w:type="dxa"/>
+              <w:start w:w="100" w:type="dxa"/>
+              <w:bottom w:w="80" w:type="dxa"/>
+              <w:end w:w="100" w:type="dxa"/>
             </w:tcMar>
           </w:tcPr>
           <w:p>
             <w:pPr>
-              <w:spacing w:after="0" w:line="240" w:lineRule="auto"/>
+              <w:spacing w:after="0" w:line="245" w:lineRule="auto"/>
             </w:pPr>
             <w:r/>
             <w:r>
@@ -4260,25 +2127,55 @@
                 <w:color w:val="182B43"/>
                 <w:sz w:val="16"/>
               </w:rPr>
-              <w:t>EXE Windows x64</w:t>
+              <w:t>6</w:t>
+            </w:r>
+          </w:p>
+        </w:tc>
+      </w:tr>
+      <w:tr>
+        <w:tc>
+          <w:tcPr>
+            <w:tcW w:type="dxa" w:w="7920"/>
+            <w:vAlign w:val="center"/>
+            <w:shd w:fill="EFF5FA"/>
+            <w:tcMar>
+              <w:top w:w="80" w:type="dxa"/>
+              <w:start w:w="100" w:type="dxa"/>
+              <w:bottom w:w="80" w:type="dxa"/>
+              <w:end w:w="100" w:type="dxa"/>
+            </w:tcMar>
+          </w:tcPr>
+          <w:p>
+            <w:pPr>
+              <w:spacing w:after="0" w:line="245" w:lineRule="auto"/>
+            </w:pPr>
+            <w:r/>
+            <w:r>
+              <w:rPr>
+                <w:rFonts w:ascii="Arial" w:hAnsi="Arial"/>
+                <w:b/>
+                <w:color w:val="182B43"/>
+                <w:sz w:val="16"/>
+              </w:rPr>
+              <w:t>Aplicación web</w:t>
             </w:r>
           </w:p>
         </w:tc>
         <w:tc>
           <w:tcPr>
-            <w:tcW w:type="dxa" w:w="3024"/>
+            <w:tcW w:type="dxa" w:w="1973"/>
             <w:vAlign w:val="center"/>
-            <w:shd w:fill="FFFFFF"/>
+            <w:shd w:fill="EFF5FA"/>
             <w:tcMar>
-              <w:top w:w="95" w:type="dxa"/>
-              <w:start w:w="115" w:type="dxa"/>
-              <w:bottom w:w="95" w:type="dxa"/>
-              <w:end w:w="115" w:type="dxa"/>
+              <w:top w:w="80" w:type="dxa"/>
+              <w:start w:w="100" w:type="dxa"/>
+              <w:bottom w:w="80" w:type="dxa"/>
+              <w:end w:w="100" w:type="dxa"/>
             </w:tcMar>
           </w:tcPr>
           <w:p>
             <w:pPr>
-              <w:spacing w:after="0" w:line="240" w:lineRule="auto"/>
+              <w:spacing w:after="0" w:line="245" w:lineRule="auto"/>
             </w:pPr>
             <w:r/>
             <w:r>
@@ -4288,101 +2185,7 @@
                 <w:color w:val="182B43"/>
                 <w:sz w:val="16"/>
               </w:rPr>
-              <w:t>Completado</w:t>
-            </w:r>
-          </w:p>
-        </w:tc>
-      </w:tr>
-    </w:tbl>
-    <w:p>
-      <w:pPr>
-        <w:pageBreakBefore w:val="0"/>
-        <w:spacing w:after="0"/>
-      </w:pPr>
-    </w:p>
-    <w:p>
-      <w:pPr>
-        <w:pageBreakBefore w:val="0"/>
-      </w:pPr>
-      <w:r/>
-    </w:p>
-    <w:p>
-      <w:pPr>
-        <w:pStyle w:val="Heading1"/>
-        <w:pageBreakBefore w:val="0"/>
-      </w:pPr>
-      <w:r>
-        <w:t>Evaluación del proyecto</w:t>
-      </w:r>
-    </w:p>
-    <w:tbl>
-      <w:tblPr>
-        <w:tblW w:type="auto" w:w="0"/>
-        <w:jc w:val="center"/>
-        <w:tblLayout w:type="fixed"/>
-        <w:tblLook w:firstColumn="1" w:firstRow="1" w:lastColumn="0" w:lastRow="0" w:noHBand="0" w:noVBand="1" w:val="04A0"/>
-      </w:tblPr>
-      <w:tblGrid>
-        <w:gridCol w:w="7776"/>
-        <w:gridCol w:w="2736"/>
-      </w:tblGrid>
-      <w:tr>
-        <w:trPr>
-          <w:tblHeader w:val="true"/>
-        </w:trPr>
-        <w:tc>
-          <w:tcPr>
-            <w:tcW w:type="dxa" w:w="7776"/>
-            <w:shd w:fill="092754"/>
-            <w:tcMar>
-              <w:top w:w="95" w:type="dxa"/>
-              <w:start w:w="115" w:type="dxa"/>
-              <w:bottom w:w="95" w:type="dxa"/>
-              <w:end w:w="115" w:type="dxa"/>
-            </w:tcMar>
-            <w:vAlign w:val="center"/>
-          </w:tcPr>
-          <w:p>
-            <w:pPr>
-              <w:spacing w:after="0"/>
-            </w:pPr>
-            <w:r/>
-            <w:r>
-              <w:rPr>
-                <w:rFonts w:ascii="Arial" w:hAnsi="Arial"/>
-                <w:b/>
-                <w:color w:val="FFFFFF"/>
-                <w:sz w:val="16"/>
-              </w:rPr>
-              <w:t>Criterio</w:t>
-            </w:r>
-          </w:p>
-        </w:tc>
-        <w:tc>
-          <w:tcPr>
-            <w:tcW w:type="dxa" w:w="2736"/>
-            <w:shd w:fill="092754"/>
-            <w:tcMar>
-              <w:top w:w="95" w:type="dxa"/>
-              <w:start w:w="115" w:type="dxa"/>
-              <w:bottom w:w="95" w:type="dxa"/>
-              <w:end w:w="115" w:type="dxa"/>
-            </w:tcMar>
-            <w:vAlign w:val="center"/>
-          </w:tcPr>
-          <w:p>
-            <w:pPr>
-              <w:spacing w:after="0"/>
-            </w:pPr>
-            <w:r/>
-            <w:r>
-              <w:rPr>
-                <w:rFonts w:ascii="Arial" w:hAnsi="Arial"/>
-                <w:b/>
-                <w:color w:val="FFFFFF"/>
-                <w:sz w:val="16"/>
-              </w:rPr>
-              <w:t>Puntaje</w:t>
+              <w:t>6</w:t>
             </w:r>
           </w:p>
         </w:tc>
@@ -4390,19 +2193,19 @@
       <w:tr>
         <w:tc>
           <w:tcPr>
-            <w:tcW w:type="dxa" w:w="7776"/>
+            <w:tcW w:type="dxa" w:w="7920"/>
             <w:vAlign w:val="center"/>
-            <w:shd w:fill="EFF5FA"/>
+            <w:shd w:fill="FFFFFF"/>
             <w:tcMar>
-              <w:top w:w="95" w:type="dxa"/>
-              <w:start w:w="115" w:type="dxa"/>
-              <w:bottom w:w="95" w:type="dxa"/>
-              <w:end w:w="115" w:type="dxa"/>
+              <w:top w:w="80" w:type="dxa"/>
+              <w:start w:w="100" w:type="dxa"/>
+              <w:bottom w:w="80" w:type="dxa"/>
+              <w:end w:w="100" w:type="dxa"/>
             </w:tcMar>
           </w:tcPr>
           <w:p>
             <w:pPr>
-              <w:spacing w:after="0" w:line="240" w:lineRule="auto"/>
+              <w:spacing w:after="0" w:line="245" w:lineRule="auto"/>
             </w:pPr>
             <w:r/>
             <w:r>
@@ -4412,25 +2215,25 @@
                 <w:color w:val="182B43"/>
                 <w:sz w:val="16"/>
               </w:rPr>
-              <w:t>Funcionalidad</w:t>
+              <w:t>Base compartida e integración</w:t>
             </w:r>
           </w:p>
         </w:tc>
         <w:tc>
           <w:tcPr>
-            <w:tcW w:type="dxa" w:w="2736"/>
+            <w:tcW w:type="dxa" w:w="1973"/>
             <w:vAlign w:val="center"/>
-            <w:shd w:fill="EFF5FA"/>
+            <w:shd w:fill="FFFFFF"/>
             <w:tcMar>
-              <w:top w:w="95" w:type="dxa"/>
-              <w:start w:w="115" w:type="dxa"/>
-              <w:bottom w:w="95" w:type="dxa"/>
-              <w:end w:w="115" w:type="dxa"/>
+              <w:top w:w="80" w:type="dxa"/>
+              <w:start w:w="100" w:type="dxa"/>
+              <w:bottom w:w="80" w:type="dxa"/>
+              <w:end w:w="100" w:type="dxa"/>
             </w:tcMar>
           </w:tcPr>
           <w:p>
             <w:pPr>
-              <w:spacing w:after="0" w:line="240" w:lineRule="auto"/>
+              <w:spacing w:after="0" w:line="245" w:lineRule="auto"/>
             </w:pPr>
             <w:r/>
             <w:r>
@@ -4440,7 +2243,7 @@
                 <w:color w:val="182B43"/>
                 <w:sz w:val="16"/>
               </w:rPr>
-              <w:t>30%</w:t>
+              <w:t>8</w:t>
             </w:r>
           </w:p>
         </w:tc>
@@ -4448,19 +2251,19 @@
       <w:tr>
         <w:tc>
           <w:tcPr>
-            <w:tcW w:type="dxa" w:w="7776"/>
+            <w:tcW w:type="dxa" w:w="7920"/>
             <w:vAlign w:val="center"/>
-            <w:shd w:fill="FFFFFF"/>
+            <w:shd w:fill="EFF5FA"/>
             <w:tcMar>
-              <w:top w:w="95" w:type="dxa"/>
-              <w:start w:w="115" w:type="dxa"/>
-              <w:bottom w:w="95" w:type="dxa"/>
-              <w:end w:w="115" w:type="dxa"/>
+              <w:top w:w="80" w:type="dxa"/>
+              <w:start w:w="100" w:type="dxa"/>
+              <w:bottom w:w="80" w:type="dxa"/>
+              <w:end w:w="100" w:type="dxa"/>
             </w:tcMar>
           </w:tcPr>
           <w:p>
             <w:pPr>
-              <w:spacing w:after="0" w:line="240" w:lineRule="auto"/>
+              <w:spacing w:after="0" w:line="245" w:lineRule="auto"/>
             </w:pPr>
             <w:r/>
             <w:r>
@@ -4470,25 +2273,25 @@
                 <w:color w:val="182B43"/>
                 <w:sz w:val="16"/>
               </w:rPr>
-              <w:t>Arquitectura MVC</w:t>
+              <w:t>Programación estructurada</w:t>
             </w:r>
           </w:p>
         </w:tc>
         <w:tc>
           <w:tcPr>
-            <w:tcW w:type="dxa" w:w="2736"/>
+            <w:tcW w:type="dxa" w:w="1973"/>
             <w:vAlign w:val="center"/>
-            <w:shd w:fill="FFFFFF"/>
+            <w:shd w:fill="EFF5FA"/>
             <w:tcMar>
-              <w:top w:w="95" w:type="dxa"/>
-              <w:start w:w="115" w:type="dxa"/>
-              <w:bottom w:w="95" w:type="dxa"/>
-              <w:end w:w="115" w:type="dxa"/>
+              <w:top w:w="80" w:type="dxa"/>
+              <w:start w:w="100" w:type="dxa"/>
+              <w:bottom w:w="80" w:type="dxa"/>
+              <w:end w:w="100" w:type="dxa"/>
             </w:tcMar>
           </w:tcPr>
           <w:p>
             <w:pPr>
-              <w:spacing w:after="0" w:line="240" w:lineRule="auto"/>
+              <w:spacing w:after="0" w:line="245" w:lineRule="auto"/>
             </w:pPr>
             <w:r/>
             <w:r>
@@ -4498,7 +2301,7 @@
                 <w:color w:val="182B43"/>
                 <w:sz w:val="16"/>
               </w:rPr>
-              <w:t>20%</w:t>
+              <w:t>6</w:t>
             </w:r>
           </w:p>
         </w:tc>
@@ -4506,19 +2309,19 @@
       <w:tr>
         <w:tc>
           <w:tcPr>
-            <w:tcW w:type="dxa" w:w="7776"/>
+            <w:tcW w:type="dxa" w:w="7920"/>
             <w:vAlign w:val="center"/>
-            <w:shd w:fill="EFF5FA"/>
+            <w:shd w:fill="FFFFFF"/>
             <w:tcMar>
-              <w:top w:w="95" w:type="dxa"/>
-              <w:start w:w="115" w:type="dxa"/>
-              <w:bottom w:w="95" w:type="dxa"/>
-              <w:end w:w="115" w:type="dxa"/>
+              <w:top w:w="80" w:type="dxa"/>
+              <w:start w:w="100" w:type="dxa"/>
+              <w:bottom w:w="80" w:type="dxa"/>
+              <w:end w:w="100" w:type="dxa"/>
             </w:tcMar>
           </w:tcPr>
           <w:p>
             <w:pPr>
-              <w:spacing w:after="0" w:line="240" w:lineRule="auto"/>
+              <w:spacing w:after="0" w:line="245" w:lineRule="auto"/>
             </w:pPr>
             <w:r/>
             <w:r>
@@ -4528,25 +2331,25 @@
                 <w:color w:val="182B43"/>
                 <w:sz w:val="16"/>
               </w:rPr>
-              <w:t>Diseño visual</w:t>
+              <w:t>Pruebas y evidencias</w:t>
             </w:r>
           </w:p>
         </w:tc>
         <w:tc>
           <w:tcPr>
-            <w:tcW w:type="dxa" w:w="2736"/>
+            <w:tcW w:type="dxa" w:w="1973"/>
             <w:vAlign w:val="center"/>
-            <w:shd w:fill="EFF5FA"/>
+            <w:shd w:fill="FFFFFF"/>
             <w:tcMar>
-              <w:top w:w="95" w:type="dxa"/>
-              <w:start w:w="115" w:type="dxa"/>
-              <w:bottom w:w="95" w:type="dxa"/>
-              <w:end w:w="115" w:type="dxa"/>
+              <w:top w:w="80" w:type="dxa"/>
+              <w:start w:w="100" w:type="dxa"/>
+              <w:bottom w:w="80" w:type="dxa"/>
+              <w:end w:w="100" w:type="dxa"/>
             </w:tcMar>
           </w:tcPr>
           <w:p>
             <w:pPr>
-              <w:spacing w:after="0" w:line="240" w:lineRule="auto"/>
+              <w:spacing w:after="0" w:line="245" w:lineRule="auto"/>
             </w:pPr>
             <w:r/>
             <w:r>
@@ -4556,7 +2359,7 @@
                 <w:color w:val="182B43"/>
                 <w:sz w:val="16"/>
               </w:rPr>
-              <w:t>15%</w:t>
+              <w:t>4</w:t>
             </w:r>
           </w:p>
         </w:tc>
@@ -4564,19 +2367,19 @@
       <w:tr>
         <w:tc>
           <w:tcPr>
-            <w:tcW w:type="dxa" w:w="7776"/>
+            <w:tcW w:type="dxa" w:w="7920"/>
             <w:vAlign w:val="center"/>
-            <w:shd w:fill="FFFFFF"/>
+            <w:shd w:fill="EFF5FA"/>
             <w:tcMar>
-              <w:top w:w="95" w:type="dxa"/>
-              <w:start w:w="115" w:type="dxa"/>
-              <w:bottom w:w="95" w:type="dxa"/>
-              <w:end w:w="115" w:type="dxa"/>
+              <w:top w:w="80" w:type="dxa"/>
+              <w:start w:w="100" w:type="dxa"/>
+              <w:bottom w:w="80" w:type="dxa"/>
+              <w:end w:w="100" w:type="dxa"/>
             </w:tcMar>
           </w:tcPr>
           <w:p>
             <w:pPr>
-              <w:spacing w:after="0" w:line="240" w:lineRule="auto"/>
+              <w:spacing w:after="0" w:line="245" w:lineRule="auto"/>
             </w:pPr>
             <w:r/>
             <w:r>
@@ -4586,25 +2389,25 @@
                 <w:color w:val="182B43"/>
                 <w:sz w:val="16"/>
               </w:rPr>
-              <w:t>Base de datos</w:t>
+              <w:t>Documentación y defensa</w:t>
             </w:r>
           </w:p>
         </w:tc>
         <w:tc>
           <w:tcPr>
-            <w:tcW w:type="dxa" w:w="2736"/>
+            <w:tcW w:type="dxa" w:w="1973"/>
             <w:vAlign w:val="center"/>
-            <w:shd w:fill="FFFFFF"/>
+            <w:shd w:fill="EFF5FA"/>
             <w:tcMar>
-              <w:top w:w="95" w:type="dxa"/>
-              <w:start w:w="115" w:type="dxa"/>
-              <w:bottom w:w="95" w:type="dxa"/>
-              <w:end w:w="115" w:type="dxa"/>
+              <w:top w:w="80" w:type="dxa"/>
+              <w:start w:w="100" w:type="dxa"/>
+              <w:bottom w:w="80" w:type="dxa"/>
+              <w:end w:w="100" w:type="dxa"/>
             </w:tcMar>
           </w:tcPr>
           <w:p>
             <w:pPr>
-              <w:spacing w:after="0" w:line="240" w:lineRule="auto"/>
+              <w:spacing w:after="0" w:line="245" w:lineRule="auto"/>
             </w:pPr>
             <w:r/>
             <w:r>
@@ -4614,7 +2417,7 @@
                 <w:color w:val="182B43"/>
                 <w:sz w:val="16"/>
               </w:rPr>
-              <w:t>15%</w:t>
+              <w:t>4</w:t>
             </w:r>
           </w:p>
         </w:tc>
@@ -4622,19 +2425,19 @@
       <w:tr>
         <w:tc>
           <w:tcPr>
-            <w:tcW w:type="dxa" w:w="7776"/>
+            <w:tcW w:type="dxa" w:w="7920"/>
             <w:vAlign w:val="center"/>
-            <w:shd w:fill="EFF5FA"/>
+            <w:shd w:fill="FFFFFF"/>
             <w:tcMar>
-              <w:top w:w="95" w:type="dxa"/>
-              <w:start w:w="115" w:type="dxa"/>
-              <w:bottom w:w="95" w:type="dxa"/>
-              <w:end w:w="115" w:type="dxa"/>
+              <w:top w:w="80" w:type="dxa"/>
+              <w:start w:w="100" w:type="dxa"/>
+              <w:bottom w:w="80" w:type="dxa"/>
+              <w:end w:w="100" w:type="dxa"/>
             </w:tcMar>
           </w:tcPr>
           <w:p>
             <w:pPr>
-              <w:spacing w:after="0" w:line="240" w:lineRule="auto"/>
+              <w:spacing w:after="0" w:line="245" w:lineRule="auto"/>
             </w:pPr>
             <w:r/>
             <w:r>
@@ -4644,25 +2447,25 @@
                 <w:color w:val="182B43"/>
                 <w:sz w:val="16"/>
               </w:rPr>
-              <w:t>Documentación</w:t>
+              <w:t>Total</w:t>
             </w:r>
           </w:p>
         </w:tc>
         <w:tc>
           <w:tcPr>
-            <w:tcW w:type="dxa" w:w="2736"/>
+            <w:tcW w:type="dxa" w:w="1973"/>
             <w:vAlign w:val="center"/>
-            <w:shd w:fill="EFF5FA"/>
+            <w:shd w:fill="FFFFFF"/>
             <w:tcMar>
-              <w:top w:w="95" w:type="dxa"/>
-              <w:start w:w="115" w:type="dxa"/>
-              <w:bottom w:w="95" w:type="dxa"/>
-              <w:end w:w="115" w:type="dxa"/>
+              <w:top w:w="80" w:type="dxa"/>
+              <w:start w:w="100" w:type="dxa"/>
+              <w:bottom w:w="80" w:type="dxa"/>
+              <w:end w:w="100" w:type="dxa"/>
             </w:tcMar>
           </w:tcPr>
           <w:p>
             <w:pPr>
-              <w:spacing w:after="0" w:line="240" w:lineRule="auto"/>
+              <w:spacing w:after="0" w:line="245" w:lineRule="auto"/>
             </w:pPr>
             <w:r/>
             <w:r>
@@ -4672,65 +2475,7 @@
                 <w:color w:val="182B43"/>
                 <w:sz w:val="16"/>
               </w:rPr>
-              <w:t>10%</w:t>
-            </w:r>
-          </w:p>
-        </w:tc>
-      </w:tr>
-      <w:tr>
-        <w:tc>
-          <w:tcPr>
-            <w:tcW w:type="dxa" w:w="7776"/>
-            <w:vAlign w:val="center"/>
-            <w:shd w:fill="FFFFFF"/>
-            <w:tcMar>
-              <w:top w:w="95" w:type="dxa"/>
-              <w:start w:w="115" w:type="dxa"/>
-              <w:bottom w:w="95" w:type="dxa"/>
-              <w:end w:w="115" w:type="dxa"/>
-            </w:tcMar>
-          </w:tcPr>
-          <w:p>
-            <w:pPr>
-              <w:spacing w:after="0" w:line="240" w:lineRule="auto"/>
-            </w:pPr>
-            <w:r/>
-            <w:r>
-              <w:rPr>
-                <w:rFonts w:ascii="Arial" w:hAnsi="Arial"/>
-                <w:b/>
-                <w:color w:val="182B43"/>
-                <w:sz w:val="16"/>
-              </w:rPr>
-              <w:t>Presentación</w:t>
-            </w:r>
-          </w:p>
-        </w:tc>
-        <w:tc>
-          <w:tcPr>
-            <w:tcW w:type="dxa" w:w="2736"/>
-            <w:vAlign w:val="center"/>
-            <w:shd w:fill="FFFFFF"/>
-            <w:tcMar>
-              <w:top w:w="95" w:type="dxa"/>
-              <w:start w:w="115" w:type="dxa"/>
-              <w:bottom w:w="95" w:type="dxa"/>
-              <w:end w:w="115" w:type="dxa"/>
-            </w:tcMar>
-          </w:tcPr>
-          <w:p>
-            <w:pPr>
-              <w:spacing w:after="0" w:line="240" w:lineRule="auto"/>
-            </w:pPr>
-            <w:r/>
-            <w:r>
-              <w:rPr>
-                <w:rFonts w:ascii="Arial" w:hAnsi="Arial"/>
-                <w:b w:val="0"/>
-                <w:color w:val="182B43"/>
-                <w:sz w:val="16"/>
-              </w:rPr>
-              <w:t>10%</w:t>
+              <w:t>40 puntos</w:t>
             </w:r>
           </w:p>
         </w:tc>
@@ -4738,462 +2483,23 @@
     </w:tbl>
     <w:p>
       <w:pPr>
-        <w:pageBreakBefore w:val="0"/>
-        <w:spacing w:after="0"/>
-      </w:pPr>
-    </w:p>
-    <w:p>
-      <w:pPr>
-        <w:pStyle w:val="Heading1"/>
-        <w:pageBreakBefore w:val="0"/>
-      </w:pPr>
-      <w:r>
-        <w:t>Firmas</w:t>
-      </w:r>
-    </w:p>
-    <w:tbl>
-      <w:tblPr>
-        <w:tblW w:type="auto" w:w="0"/>
-        <w:jc w:val="center"/>
-        <w:tblLayout w:type="fixed"/>
-        <w:tblLook w:firstColumn="1" w:firstRow="1" w:lastColumn="0" w:lastRow="0" w:noHBand="0" w:noVBand="1" w:val="04A0"/>
-      </w:tblPr>
-      <w:tblGrid>
-        <w:gridCol w:w="3384"/>
-        <w:gridCol w:w="1872"/>
-        <w:gridCol w:w="3384"/>
-        <w:gridCol w:w="1872"/>
-      </w:tblGrid>
-      <w:tr>
-        <w:trPr>
-          <w:tblHeader w:val="true"/>
-        </w:trPr>
-        <w:tc>
-          <w:tcPr>
-            <w:tcW w:type="dxa" w:w="3384"/>
-            <w:shd w:fill="092754"/>
-            <w:tcMar>
-              <w:top w:w="95" w:type="dxa"/>
-              <w:start w:w="115" w:type="dxa"/>
-              <w:bottom w:w="95" w:type="dxa"/>
-              <w:end w:w="115" w:type="dxa"/>
-            </w:tcMar>
-            <w:vAlign w:val="center"/>
-          </w:tcPr>
-          <w:p>
-            <w:pPr>
-              <w:spacing w:after="0"/>
-            </w:pPr>
-            <w:r/>
-            <w:r>
-              <w:rPr>
-                <w:rFonts w:ascii="Arial" w:hAnsi="Arial"/>
-                <w:b/>
-                <w:color w:val="FFFFFF"/>
-                <w:sz w:val="14"/>
-              </w:rPr>
-              <w:t>Integrante</w:t>
-            </w:r>
-          </w:p>
-        </w:tc>
-        <w:tc>
-          <w:tcPr>
-            <w:tcW w:type="dxa" w:w="1872"/>
-            <w:shd w:fill="092754"/>
-            <w:tcMar>
-              <w:top w:w="95" w:type="dxa"/>
-              <w:start w:w="115" w:type="dxa"/>
-              <w:bottom w:w="95" w:type="dxa"/>
-              <w:end w:w="115" w:type="dxa"/>
-            </w:tcMar>
-            <w:vAlign w:val="center"/>
-          </w:tcPr>
-          <w:p>
-            <w:pPr>
-              <w:spacing w:after="0"/>
-            </w:pPr>
-            <w:r/>
-            <w:r>
-              <w:rPr>
-                <w:rFonts w:ascii="Arial" w:hAnsi="Arial"/>
-                <w:b/>
-                <w:color w:val="FFFFFF"/>
-                <w:sz w:val="14"/>
-              </w:rPr>
-              <w:t>Firma</w:t>
-            </w:r>
-          </w:p>
-        </w:tc>
-        <w:tc>
-          <w:tcPr>
-            <w:tcW w:type="dxa" w:w="3384"/>
-            <w:shd w:fill="092754"/>
-            <w:tcMar>
-              <w:top w:w="95" w:type="dxa"/>
-              <w:start w:w="115" w:type="dxa"/>
-              <w:bottom w:w="95" w:type="dxa"/>
-              <w:end w:w="115" w:type="dxa"/>
-            </w:tcMar>
-            <w:vAlign w:val="center"/>
-          </w:tcPr>
-          <w:p>
-            <w:pPr>
-              <w:spacing w:after="0"/>
-            </w:pPr>
-            <w:r/>
-            <w:r>
-              <w:rPr>
-                <w:rFonts w:ascii="Arial" w:hAnsi="Arial"/>
-                <w:b/>
-                <w:color w:val="FFFFFF"/>
-                <w:sz w:val="14"/>
-              </w:rPr>
-              <w:t>Integrante</w:t>
-            </w:r>
-          </w:p>
-        </w:tc>
-        <w:tc>
-          <w:tcPr>
-            <w:tcW w:type="dxa" w:w="1872"/>
-            <w:shd w:fill="092754"/>
-            <w:tcMar>
-              <w:top w:w="95" w:type="dxa"/>
-              <w:start w:w="115" w:type="dxa"/>
-              <w:bottom w:w="95" w:type="dxa"/>
-              <w:end w:w="115" w:type="dxa"/>
-            </w:tcMar>
-            <w:vAlign w:val="center"/>
-          </w:tcPr>
-          <w:p>
-            <w:pPr>
-              <w:spacing w:after="0"/>
-            </w:pPr>
-            <w:r/>
-            <w:r>
-              <w:rPr>
-                <w:rFonts w:ascii="Arial" w:hAnsi="Arial"/>
-                <w:b/>
-                <w:color w:val="FFFFFF"/>
-                <w:sz w:val="14"/>
-              </w:rPr>
-              <w:t>Firma</w:t>
-            </w:r>
-          </w:p>
-        </w:tc>
-      </w:tr>
-      <w:tr>
-        <w:tc>
-          <w:tcPr>
-            <w:tcW w:type="dxa" w:w="3384"/>
-            <w:vAlign w:val="center"/>
-            <w:shd w:fill="EFF5FA"/>
-            <w:tcMar>
-              <w:top w:w="95" w:type="dxa"/>
-              <w:start w:w="115" w:type="dxa"/>
-              <w:bottom w:w="95" w:type="dxa"/>
-              <w:end w:w="115" w:type="dxa"/>
-            </w:tcMar>
-          </w:tcPr>
-          <w:p>
-            <w:pPr>
-              <w:spacing w:after="0" w:line="240" w:lineRule="auto"/>
-            </w:pPr>
-            <w:r/>
-            <w:r>
-              <w:rPr>
-                <w:rFonts w:ascii="Arial" w:hAnsi="Arial"/>
-                <w:b/>
-                <w:color w:val="182B43"/>
-                <w:sz w:val="14"/>
-              </w:rPr>
-              <w:t>Carlos Jose Maltes Martinez</w:t>
-            </w:r>
-          </w:p>
-        </w:tc>
-        <w:tc>
-          <w:tcPr>
-            <w:tcW w:type="dxa" w:w="1872"/>
-            <w:vAlign w:val="center"/>
-            <w:shd w:fill="EFF5FA"/>
-            <w:tcMar>
-              <w:top w:w="95" w:type="dxa"/>
-              <w:start w:w="115" w:type="dxa"/>
-              <w:bottom w:w="95" w:type="dxa"/>
-              <w:end w:w="115" w:type="dxa"/>
-            </w:tcMar>
-          </w:tcPr>
-          <w:p>
-            <w:pPr>
-              <w:spacing w:after="0" w:line="240" w:lineRule="auto"/>
-            </w:pPr>
-            <w:r/>
-            <w:r>
-              <w:rPr>
-                <w:rFonts w:ascii="Arial" w:hAnsi="Arial"/>
-                <w:b w:val="0"/>
-                <w:color w:val="182B43"/>
-                <w:sz w:val="14"/>
-              </w:rPr>
-              <w:t>________________</w:t>
-            </w:r>
-          </w:p>
-        </w:tc>
-        <w:tc>
-          <w:tcPr>
-            <w:tcW w:type="dxa" w:w="3384"/>
-            <w:vAlign w:val="center"/>
-            <w:shd w:fill="EFF5FA"/>
-            <w:tcMar>
-              <w:top w:w="95" w:type="dxa"/>
-              <w:start w:w="115" w:type="dxa"/>
-              <w:bottom w:w="95" w:type="dxa"/>
-              <w:end w:w="115" w:type="dxa"/>
-            </w:tcMar>
-          </w:tcPr>
-          <w:p>
-            <w:pPr>
-              <w:spacing w:after="0" w:line="240" w:lineRule="auto"/>
-            </w:pPr>
-            <w:r/>
-            <w:r>
-              <w:rPr>
-                <w:rFonts w:ascii="Arial" w:hAnsi="Arial"/>
-                <w:b w:val="0"/>
-                <w:color w:val="182B43"/>
-                <w:sz w:val="14"/>
-              </w:rPr>
-              <w:t>Verno Jose Chaves Lopez</w:t>
-            </w:r>
-          </w:p>
-        </w:tc>
-        <w:tc>
-          <w:tcPr>
-            <w:tcW w:type="dxa" w:w="1872"/>
-            <w:vAlign w:val="center"/>
-            <w:shd w:fill="EFF5FA"/>
-            <w:tcMar>
-              <w:top w:w="95" w:type="dxa"/>
-              <w:start w:w="115" w:type="dxa"/>
-              <w:bottom w:w="95" w:type="dxa"/>
-              <w:end w:w="115" w:type="dxa"/>
-            </w:tcMar>
-          </w:tcPr>
-          <w:p>
-            <w:pPr>
-              <w:spacing w:after="0" w:line="240" w:lineRule="auto"/>
-            </w:pPr>
-            <w:r/>
-            <w:r>
-              <w:rPr>
-                <w:rFonts w:ascii="Arial" w:hAnsi="Arial"/>
-                <w:b w:val="0"/>
-                <w:color w:val="182B43"/>
-                <w:sz w:val="14"/>
-              </w:rPr>
-              <w:t>________________</w:t>
-            </w:r>
-          </w:p>
-        </w:tc>
-      </w:tr>
-      <w:tr>
-        <w:tc>
-          <w:tcPr>
-            <w:tcW w:type="dxa" w:w="3384"/>
-            <w:vAlign w:val="center"/>
-            <w:shd w:fill="FFFFFF"/>
-            <w:tcMar>
-              <w:top w:w="95" w:type="dxa"/>
-              <w:start w:w="115" w:type="dxa"/>
-              <w:bottom w:w="95" w:type="dxa"/>
-              <w:end w:w="115" w:type="dxa"/>
-            </w:tcMar>
-          </w:tcPr>
-          <w:p>
-            <w:pPr>
-              <w:spacing w:after="0" w:line="240" w:lineRule="auto"/>
-            </w:pPr>
-            <w:r/>
-            <w:r>
-              <w:rPr>
-                <w:rFonts w:ascii="Arial" w:hAnsi="Arial"/>
-                <w:b/>
-                <w:color w:val="182B43"/>
-                <w:sz w:val="14"/>
-              </w:rPr>
-              <w:t>Dereck Sahid Davila Duarte</w:t>
-            </w:r>
-          </w:p>
-        </w:tc>
-        <w:tc>
-          <w:tcPr>
-            <w:tcW w:type="dxa" w:w="1872"/>
-            <w:vAlign w:val="center"/>
-            <w:shd w:fill="FFFFFF"/>
-            <w:tcMar>
-              <w:top w:w="95" w:type="dxa"/>
-              <w:start w:w="115" w:type="dxa"/>
-              <w:bottom w:w="95" w:type="dxa"/>
-              <w:end w:w="115" w:type="dxa"/>
-            </w:tcMar>
-          </w:tcPr>
-          <w:p>
-            <w:pPr>
-              <w:spacing w:after="0" w:line="240" w:lineRule="auto"/>
-            </w:pPr>
-            <w:r/>
-            <w:r>
-              <w:rPr>
-                <w:rFonts w:ascii="Arial" w:hAnsi="Arial"/>
-                <w:b w:val="0"/>
-                <w:color w:val="182B43"/>
-                <w:sz w:val="14"/>
-              </w:rPr>
-              <w:t>________________</w:t>
-            </w:r>
-          </w:p>
-        </w:tc>
-        <w:tc>
-          <w:tcPr>
-            <w:tcW w:type="dxa" w:w="3384"/>
-            <w:vAlign w:val="center"/>
-            <w:shd w:fill="FFFFFF"/>
-            <w:tcMar>
-              <w:top w:w="95" w:type="dxa"/>
-              <w:start w:w="115" w:type="dxa"/>
-              <w:bottom w:w="95" w:type="dxa"/>
-              <w:end w:w="115" w:type="dxa"/>
-            </w:tcMar>
-          </w:tcPr>
-          <w:p>
-            <w:r>
-              <w:t>Ismael Exequiel Noguera Arias</w:t>
-            </w:r>
-          </w:p>
-        </w:tc>
-        <w:tc>
-          <w:tcPr>
-            <w:tcW w:type="dxa" w:w="1872"/>
-            <w:vAlign w:val="center"/>
-            <w:shd w:fill="FFFFFF"/>
-            <w:tcMar>
-              <w:top w:w="95" w:type="dxa"/>
-              <w:start w:w="115" w:type="dxa"/>
-              <w:bottom w:w="95" w:type="dxa"/>
-              <w:end w:w="115" w:type="dxa"/>
-            </w:tcMar>
-          </w:tcPr>
-          <w:p>
-            <w:pPr>
-              <w:spacing w:after="0" w:line="240" w:lineRule="auto"/>
-            </w:pPr>
-            <w:r/>
-            <w:r>
-              <w:rPr>
-                <w:rFonts w:ascii="Arial" w:hAnsi="Arial"/>
-                <w:b w:val="0"/>
-                <w:color w:val="182B43"/>
-                <w:sz w:val="14"/>
-              </w:rPr>
-              <w:t>________________</w:t>
-            </w:r>
-          </w:p>
-        </w:tc>
-      </w:tr>
-      <w:tr>
-        <w:tc>
-          <w:tcPr>
-            <w:tcW w:type="dxa" w:w="3384"/>
-            <w:vAlign w:val="center"/>
-            <w:shd w:fill="FFFFFF"/>
-            <w:tcMar>
-              <w:top w:w="95" w:type="dxa"/>
-              <w:start w:w="115" w:type="dxa"/>
-              <w:bottom w:w="95" w:type="dxa"/>
-              <w:end w:w="115" w:type="dxa"/>
-            </w:tcMar>
-          </w:tcPr>
-          <w:p>
-            <w:r>
-              <w:t>Ing. Carlos Gaitán</w:t>
-            </w:r>
-          </w:p>
-        </w:tc>
-        <w:tc>
-          <w:tcPr>
-            <w:tcW w:type="dxa" w:w="1872"/>
-            <w:vAlign w:val="center"/>
-            <w:shd w:fill="FFFFFF"/>
-            <w:tcMar>
-              <w:top w:w="95" w:type="dxa"/>
-              <w:start w:w="115" w:type="dxa"/>
-              <w:bottom w:w="95" w:type="dxa"/>
-              <w:end w:w="115" w:type="dxa"/>
-            </w:tcMar>
-          </w:tcPr>
-          <w:p>
-            <w:r>
-              <w:t>__________</w:t>
-            </w:r>
-          </w:p>
-        </w:tc>
-        <w:tc>
-          <w:tcPr>
-            <w:tcW w:type="dxa" w:w="3384"/>
-            <w:vAlign w:val="center"/>
-            <w:shd w:fill="FFFFFF"/>
-            <w:tcMar>
-              <w:top w:w="95" w:type="dxa"/>
-              <w:start w:w="115" w:type="dxa"/>
-              <w:bottom w:w="95" w:type="dxa"/>
-              <w:end w:w="115" w:type="dxa"/>
-            </w:tcMar>
-          </w:tcPr>
-          <w:p>
-            <w:r/>
-          </w:p>
-        </w:tc>
-        <w:tc>
-          <w:tcPr>
-            <w:tcW w:type="dxa" w:w="1872"/>
-            <w:vAlign w:val="center"/>
-            <w:shd w:fill="FFFFFF"/>
-            <w:tcMar>
-              <w:top w:w="95" w:type="dxa"/>
-              <w:start w:w="115" w:type="dxa"/>
-              <w:bottom w:w="95" w:type="dxa"/>
-              <w:end w:w="115" w:type="dxa"/>
-            </w:tcMar>
-          </w:tcPr>
-          <w:p>
-            <w:r/>
-          </w:p>
-        </w:tc>
-      </w:tr>
-    </w:tbl>
-    <w:p>
-      <w:pPr>
-        <w:pageBreakBefore w:val="0"/>
-        <w:spacing w:after="0"/>
-      </w:pPr>
-    </w:p>
-    <w:p>
-      <w:pPr>
-        <w:pageBreakBefore w:val="0"/>
         <w:widowControl/>
       </w:pPr>
       <w:r>
         <w:rPr>
           <w:rFonts w:ascii="Arial" w:hAnsi="Arial"/>
+          <w:b w:val="0"/>
           <w:color w:val="64758A"/>
+          <w:sz w:val="17"/>
         </w:rPr>
-        <w:t>Fecha de entrega: por definir con el equipo y el docente.</w:t>
+        <w:t>Los espacios de calificación y observaciones corresponden al docente y se dejan en blanco.</w:t>
       </w:r>
     </w:p>
     <w:sectPr>
       <w:headerReference w:type="default" r:id="rId9"/>
       <w:footerReference w:type="default" r:id="rId10"/>
-      <w:pgSz w:w="12240" w:h="15840"/>
-      <w:pgMar w:top="936" w:right="1037" w:bottom="893" w:left="1037" w:header="403" w:footer="403" w:gutter="0"/>
+      <w:pgSz w:w="11909" w:h="16834"/>
+      <w:pgMar w:top="979" w:right="1008" w:bottom="922" w:left="1008" w:header="432" w:footer="432" w:gutter="0"/>
       <w:cols w:space="720"/>
       <w:docGrid w:linePitch="360"/>
     </w:sectPr>
@@ -5211,6 +2517,7 @@
     <w:r>
       <w:rPr>
         <w:rFonts w:ascii="Arial" w:hAnsi="Arial"/>
+        <w:b w:val="0"/>
         <w:color w:val="64758A"/>
         <w:sz w:val="16"/>
       </w:rPr>
@@ -5219,6 +2526,7 @@
     <w:r>
       <w:rPr>
         <w:rFonts w:ascii="Arial" w:hAnsi="Arial"/>
+        <w:b w:val="0"/>
         <w:color w:val="64758A"/>
         <w:sz w:val="16"/>
       </w:rPr>
@@ -5246,7 +2554,7 @@
         <w:color w:val="092754"/>
         <w:sz w:val="16"/>
       </w:rPr>
-      <w:t>NBU  |  NICARAGUA BECAS UNIVERSITARIAS</w:t>
+      <w:t>NBU  ·  NICARAGUA BECAS UNIVERSITARIAS</w:t>
     </w:r>
   </w:p>
 </w:hdr>
@@ -5616,12 +2924,12 @@
     <w:qFormat/>
     <w:rsid w:val="00FC693F"/>
     <w:pPr>
-      <w:spacing w:after="100" w:line="259" w:lineRule="auto"/>
+      <w:spacing w:after="80" w:line="259" w:lineRule="auto"/>
     </w:pPr>
     <w:rPr>
       <w:rFonts w:ascii="Arial" w:hAnsi="Arial"/>
       <w:color w:val="182B43"/>
-      <w:sz w:val="20"/>
+      <w:sz w:val="18"/>
     </w:rPr>
   </w:style>
   <w:style w:type="paragraph" w:styleId="Header">
@@ -5679,7 +2987,7 @@
     <w:pPr>
       <w:keepNext/>
       <w:keepLines/>
-      <w:spacing w:before="200" w:after="100"/>
+      <w:spacing w:before="160" w:after="80"/>
       <w:outlineLvl w:val="0"/>
     </w:pPr>
     <w:rPr>
@@ -5687,7 +2995,7 @@
       <w:b/>
       <w:bCs/>
       <w:color w:val="092754"/>
-      <w:sz w:val="32"/>
+      <w:sz w:val="31"/>
       <w:szCs w:val="28"/>
     </w:rPr>
   </w:style>
@@ -5703,15 +3011,15 @@
     <w:pPr>
       <w:keepNext/>
       <w:keepLines/>
-      <w:spacing w:before="200" w:after="100"/>
+      <w:spacing w:before="160" w:after="80"/>
       <w:outlineLvl w:val="1"/>
     </w:pPr>
     <w:rPr>
       <w:rFonts w:asciiTheme="majorHAnsi" w:eastAsiaTheme="majorEastAsia" w:hAnsiTheme="majorHAnsi" w:cstheme="majorBidi" w:ascii="Arial" w:hAnsi="Arial"/>
       <w:b/>
       <w:bCs/>
-      <w:color w:val="092754"/>
-      <w:sz w:val="23"/>
+      <w:color w:val="1267AD"/>
+      <w:sz w:val="22"/>
       <w:szCs w:val="26"/>
     </w:rPr>
   </w:style>
@@ -5966,13 +3274,16 @@
     <w:rsid w:val="00FC693F"/>
     <w:pPr>
       <w:keepNext/>
-      <w:spacing w:after="100" w:line="240" w:lineRule="auto" w:before="0"/>
+      <w:pBdr>
+        <w:bottom w:val="single" w:sz="8" w:space="4" w:color="4F81BD" w:themeColor="accent1"/>
+      </w:pBdr>
+      <w:spacing w:after="80" w:line="240" w:lineRule="auto" w:before="0"/>
       <w:contextualSpacing/>
     </w:pPr>
     <w:rPr>
       <w:rFonts w:asciiTheme="majorHAnsi" w:eastAsiaTheme="majorEastAsia" w:hAnsiTheme="majorHAnsi" w:cstheme="majorBidi" w:ascii="Arial" w:hAnsi="Arial"/>
       <w:b/>
-      <w:color w:val="000000"/>
+      <w:color w:val="092754"/>
       <w:spacing w:val="5"/>
       <w:kern w:val="28"/>
       <w:sz w:val="50"/>
